--- a/docs/CuraLive_CIPC_CIP_Submission_6.docx
+++ b/docs/CuraLive_CIPC_CIP_Submission_6.docx
@@ -305,6 +305,7 @@
       <w:tr>
         <w:tc>
           <w:tcPr>
+            <w:tcW w:type="pct" w:w="40%"/>
             <w:tcBorders>
               <w:top w:val="none"/>
               <w:left w:val="none"/>
@@ -356,6 +357,7 @@
       <w:tr>
         <w:tc>
           <w:tcPr>
+            <w:tcW w:type="pct" w:w="40%"/>
             <w:tcBorders>
               <w:top w:val="none"/>
               <w:left w:val="none"/>
@@ -407,6 +409,7 @@
       <w:tr>
         <w:tc>
           <w:tcPr>
+            <w:tcW w:type="pct" w:w="40%"/>
             <w:tcBorders>
               <w:top w:val="none"/>
               <w:left w:val="none"/>
@@ -458,6 +461,7 @@
       <w:tr>
         <w:tc>
           <w:tcPr>
+            <w:tcW w:type="pct" w:w="40%"/>
             <w:tcBorders>
               <w:top w:val="none"/>
               <w:left w:val="none"/>
@@ -509,6 +513,7 @@
       <w:tr>
         <w:tc>
           <w:tcPr>
+            <w:tcW w:type="pct" w:w="40%"/>
             <w:tcBorders>
               <w:top w:val="none"/>
               <w:left w:val="none"/>
@@ -560,6 +565,7 @@
       <w:tr>
         <w:tc>
           <w:tcPr>
+            <w:tcW w:type="pct" w:w="40%"/>
             <w:tcBorders>
               <w:top w:val="none"/>
               <w:left w:val="none"/>
@@ -880,7 +886,7 @@
           <w:sz w:val="21"/>
           <w:szCs w:val="21"/>
         </w:rPr>
-        <w:t xml:space="preserve">13. New Claims (CIP Submission 6) — Claims 56–66</w:t>
+        <w:t xml:space="preserve">13. New Claims (CIP Submission 6) — Claims 56–70</w:t>
       </w:r>
     </w:p>
     <w:p>
@@ -1063,7 +1069,31 @@
           <w:sz w:val="21"/>
           <w:szCs w:val="21"/>
         </w:rPr>
-        <w:t xml:space="preserve">This submission adds 11 new claims (Claims 56–66), extending the patent to 66 total claims across 31 modules.</w:t>
+        <w:t xml:space="preserve">These innovations apply across Modules 28, 30, 31 and the platform's silent monitoring infrastructure.</w:t>
+      </w:r>
+    </w:p>
+    <w:p>
+      <w:pPr>
+        <w:spacing w:after="60"/>
+      </w:pPr>
+    </w:p>
+    <w:p>
+      <w:pPr>
+        <w:spacing w:after="120" w:before="0"/>
+        <w:jc w:val="left"/>
+      </w:pPr>
+      <w:r>
+        <w:rPr>
+          <w:rFonts w:ascii="Calibri" w:cs="Calibri" w:eastAsia="Calibri" w:hAnsi="Calibri"/>
+          <w:b w:val="false"/>
+          <w:bCs w:val="false"/>
+          <w:i w:val="false"/>
+          <w:iCs w:val="false"/>
+          <w:color w:val="000000"/>
+          <w:sz w:val="21"/>
+          <w:szCs w:val="21"/>
+        </w:rPr>
+        <w:t xml:space="preserve">This submission adds 15 new claims (Claims 56–70), extending the patent to 70 total claims across 31 modules.</w:t>
       </w:r>
     </w:p>
     <w:p>
@@ -1821,7 +1851,7 @@
                 <w:sz w:val="19"/>
                 <w:szCs w:val="19"/>
               </w:rPr>
-              <w:t xml:space="preserve">Claims 56–66, FIG 31–33</w:t>
+              <w:t xml:space="preserve">Claims 56–70, FIG 31–33</w:t>
             </w:r>
           </w:p>
         </w:tc>
@@ -2184,7 +2214,7 @@
           <w:sz w:val="21"/>
           <w:szCs w:val="21"/>
         </w:rPr>
-        <w:t xml:space="preserve">Extends the platform with 6 cross-cutting innovations spanning programmatic telephony, cross-platform orchestration, metadata-triggered authorization, governance gateways, sentiment-weighted triage, and network-latency compensation. These innovations apply across Modules 28, 31, and the platform's silent monitoring infrastructure. This submission adds 11 new claims (Claims 56–66), extending the patent to 66 total claims.</w:t>
+        <w:t xml:space="preserve">Extends the platform with 6 cross-cutting innovations spanning programmatic telephony, cross-platform orchestration, metadata-triggered authorization, governance gateways, sentiment-weighted triage, and network-latency compensation. These innovations apply across Modules 28, 30, 31, and the platform's silent monitoring infrastructure. This submission adds 15 new claims (Claims 56–70), extending the patent to 70 total claims.</w:t>
       </w:r>
     </w:p>
     <w:p>
@@ -2531,7 +2561,7 @@
           <w:sz w:val="21"/>
           <w:szCs w:val="21"/>
         </w:rPr>
-        <w:t xml:space="preserve">With this CIP Submission 6, the platform now comprises 31 interconnected subsystems with 66 claims. This filing introduces 6 cross-cutting innovations that enhance the platform's autonomous monitoring, Q&amp;A orchestration, and AI governance capabilities:</w:t>
+        <w:t xml:space="preserve">With this CIP Submission 6, the platform now comprises 31 interconnected subsystems with 70 claims. This filing introduces 6 cross-cutting innovations that enhance the platform's autonomous monitoring, Q&amp;A orchestration, and AI governance capabilities:</w:t>
       </w:r>
     </w:p>
     <w:p>
@@ -4011,7 +4041,7 @@
           <w:sz w:val="21"/>
           <w:szCs w:val="21"/>
         </w:rPr>
-        <w:t xml:space="preserve">Note: CIP Submission 6 introduces cross-cutting innovations (Claims 56–66) that enhance capabilities across Modules 28, 31, and the platform's silent monitoring infrastructure. No new module number is assigned as these innovations extend existing modules.</w:t>
+        <w:t xml:space="preserve">Note: CIP Submission 6 introduces cross-cutting innovations (Claims 56–70) that enhance capabilities across Modules 28, 30, 31, and the platform's silent monitoring infrastructure. No new module number is assigned as these innovations extend existing modules.</w:t>
       </w:r>
     </w:p>
     <w:p>
@@ -7155,7 +7185,7 @@
           <w:sz w:val="26"/>
           <w:szCs w:val="26"/>
         </w:rPr>
-        <w:t xml:space="preserve">13. New Claims (CIP Submission 6) — Claims 56–66</w:t>
+        <w:t xml:space="preserve">13. New Claims (CIP Submission 6) — Claims 56–70</w:t>
       </w:r>
     </w:p>
     <w:p>
@@ -7479,6 +7509,122 @@
     </w:p>
     <w:p>
       <w:pPr>
+        <w:spacing w:after="80" w:before="240"/>
+      </w:pPr>
+      <w:r>
+        <w:rPr>
+          <w:rFonts w:ascii="Calibri" w:cs="Calibri" w:eastAsia="Calibri" w:hAnsi="Calibri"/>
+          <w:b/>
+          <w:bCs/>
+          <w:color w:val="1B3A5C"/>
+          <w:sz w:val="22"/>
+          <w:szCs w:val="22"/>
+        </w:rPr>
+        <w:t xml:space="preserve">Claim 67 (Dependent on Claim 56)</w:t>
+      </w:r>
+    </w:p>
+    <w:p>
+      <w:pPr>
+        <w:spacing w:after="140"/>
+      </w:pPr>
+      <w:r>
+        <w:rPr>
+          <w:rFonts w:ascii="Calibri" w:cs="Calibri" w:eastAsia="Calibri" w:hAnsi="Calibri"/>
+          <w:sz w:val="21"/>
+          <w:szCs w:val="21"/>
+        </w:rPr>
+        <w:t xml:space="preserve">The method of Claim 56, wherein the DTMF handshake protocol includes a dual-carrier failover mechanism that automatically switches from a primary telephony carrier to a secondary carrier upon connection failure, ensuring uninterrupted bridge connectivity for persistent silent monitoring.</w:t>
+      </w:r>
+    </w:p>
+    <w:p>
+      <w:pPr>
+        <w:spacing w:after="80" w:before="240"/>
+      </w:pPr>
+      <w:r>
+        <w:rPr>
+          <w:rFonts w:ascii="Calibri" w:cs="Calibri" w:eastAsia="Calibri" w:hAnsi="Calibri"/>
+          <w:b/>
+          <w:bCs/>
+          <w:color w:val="1B3A5C"/>
+          <w:sz w:val="22"/>
+          <w:szCs w:val="22"/>
+        </w:rPr>
+        <w:t xml:space="preserve">Claim 68 (Dependent on Claim 62)</w:t>
+      </w:r>
+    </w:p>
+    <w:p>
+      <w:pPr>
+        <w:spacing w:after="140"/>
+      </w:pPr>
+      <w:r>
+        <w:rPr>
+          <w:rFonts w:ascii="Calibri" w:cs="Calibri" w:eastAsia="Calibri" w:hAnsi="Calibri"/>
+          <w:sz w:val="21"/>
+          <w:szCs w:val="21"/>
+        </w:rPr>
+        <w:t xml:space="preserve">The method of Claim 62, wherein the Go Live authorization gate is configurable per-session by the operator, allowing dynamic adjustment of the minimum triage score threshold and maximum compliance risk score based on the regulatory jurisdiction and event type.</w:t>
+      </w:r>
+    </w:p>
+    <w:p>
+      <w:pPr>
+        <w:spacing w:after="80" w:before="240"/>
+      </w:pPr>
+      <w:r>
+        <w:rPr>
+          <w:rFonts w:ascii="Calibri" w:cs="Calibri" w:eastAsia="Calibri" w:hAnsi="Calibri"/>
+          <w:b/>
+          <w:bCs/>
+          <w:color w:val="1B3A5C"/>
+          <w:sz w:val="22"/>
+          <w:szCs w:val="22"/>
+        </w:rPr>
+        <w:t xml:space="preserve">Claim 69 (Dependent on Claim 64)</w:t>
+      </w:r>
+    </w:p>
+    <w:p>
+      <w:pPr>
+        <w:spacing w:after="140"/>
+      </w:pPr>
+      <w:r>
+        <w:rPr>
+          <w:rFonts w:ascii="Calibri" w:cs="Calibri" w:eastAsia="Calibri" w:hAnsi="Calibri"/>
+          <w:sz w:val="21"/>
+          <w:szCs w:val="21"/>
+        </w:rPr>
+        <w:t xml:space="preserve">The governance gateway of Claim 64, wherein all governance decisions — including passed, blocked, and deferred tool promotions — are recorded in an immutable SHA-256 hash-chained audit log that provides a tamper-evident trail of autonomous AI deployment decisions for regulatory review.</w:t>
+      </w:r>
+    </w:p>
+    <w:p>
+      <w:pPr>
+        <w:spacing w:after="80" w:before="240"/>
+      </w:pPr>
+      <w:r>
+        <w:rPr>
+          <w:rFonts w:ascii="Calibri" w:cs="Calibri" w:eastAsia="Calibri" w:hAnsi="Calibri"/>
+          <w:b/>
+          <w:bCs/>
+          <w:color w:val="1B3A5C"/>
+          <w:sz w:val="22"/>
+          <w:szCs w:val="22"/>
+        </w:rPr>
+        <w:t xml:space="preserve">Claim 70 (Dependent on Claim 66)</w:t>
+      </w:r>
+    </w:p>
+    <w:p>
+      <w:pPr>
+        <w:spacing w:after="140"/>
+      </w:pPr>
+      <w:r>
+        <w:rPr>
+          <w:rFonts w:ascii="Calibri" w:cs="Calibri" w:eastAsia="Calibri" w:hAnsi="Calibri"/>
+          <w:sz w:val="21"/>
+          <w:szCs w:val="21"/>
+        </w:rPr>
+        <w:t xml:space="preserve">The synchronization method of Claim 66, wherein the system classifies real-time latency into categories (low ≤ 200ms, moderate ≤ 500ms, high ≤ 1500ms, critical &gt; 1500ms) and reports latency health status to the operator console, enabling proactive intervention when network conditions degrade below acceptable thresholds.</w:t>
+      </w:r>
+    </w:p>
+    <w:p>
+      <w:pPr>
         <w:pageBreakBefore/>
       </w:pPr>
       <w:r>
@@ -9444,6 +9590,25 @@
     </w:p>
     <w:p>
       <w:pPr>
+        <w:spacing w:after="120" w:before="0"/>
+        <w:jc w:val="left"/>
+      </w:pPr>
+      <w:r>
+        <w:rPr>
+          <w:rFonts w:ascii="Calibri" w:cs="Calibri" w:eastAsia="Calibri" w:hAnsi="Calibri"/>
+          <w:b w:val="false"/>
+          <w:bCs w:val="false"/>
+          <w:i/>
+          <w:iCs/>
+          <w:color w:val="666666"/>
+          <w:sz w:val="21"/>
+          <w:szCs w:val="21"/>
+        </w:rPr>
+        <w:t xml:space="preserve">FIG 31–33 are provided as black-and-white line drawings in accordance with CIPC drawing standards.</w:t>
+      </w:r>
+    </w:p>
+    <w:p>
+      <w:pPr>
         <w:pageBreakBefore/>
       </w:pPr>
       <w:r>
@@ -9616,7 +9781,7 @@
           <w:sz w:val="21"/>
           <w:szCs w:val="21"/>
         </w:rPr>
-        <w:t xml:space="preserve">All prior modules (1–31), claims (1–55), and figures (FIG 1–30) remain in full force. This submission adds Claims 56–66 and FIG 31–33.</w:t>
+        <w:t xml:space="preserve">All prior modules (1–31), claims (1–55), and figures (FIG 1–30) remain in full force. This submission adds Claims 56–70 and FIG 31–33.</w:t>
       </w:r>
     </w:p>
     <w:p>
@@ -9905,7 +10070,7 @@
           <w:sz w:val="18"/>
           <w:szCs w:val="18"/>
         </w:rPr>
-        <w:t xml:space="preserve">CIPC Patent Application ID 1773575338868 | 66 Total Claims | 31 Modules</w:t>
+        <w:t xml:space="preserve">CIPC Patent Application ID 1773575338868 | 70 Total Claims | 31 Modules</w:t>
       </w:r>
     </w:p>
     <w:sectPr>
@@ -10079,18 +10244,6 @@
       <w:lvlJc w:val="left"/>
       <w:pPr>
         <w:ind w:left="6480" w:hanging="360"/>
-      </w:pPr>
-    </w:lvl>
-  </w:abstractNum>
-  <w:abstractNum w:abstractNumId="2" w15:restartNumberingAfterBreak="0">
-    <w:multiLevelType w:val="hybridMultilevel"/>
-    <w:lvl w:ilvl="0" w15:tentative="1">
-      <w:start w:val="1"/>
-      <w:numFmt w:val="bullet"/>
-      <w:lvlText w:val="●"/>
-      <w:lvlJc w:val="left"/>
-      <w:pPr>
-        <w:ind w:left="720" w:hanging="360"/>
       </w:pPr>
     </w:lvl>
   </w:abstractNum>

--- a/docs/CuraLive_CIPC_CIP_Submission_6.docx
+++ b/docs/CuraLive_CIPC_CIP_Submission_6.docx
@@ -99,12 +99,12 @@
           <w:sz w:val="22"/>
           <w:szCs w:val="22"/>
         </w:rPr>
-        <w:t xml:space="preserve">Autonomous Cross-Platform Event Orchestration, Governance Gateway,</w:t>
-      </w:r>
-    </w:p>
-    <w:p>
-      <w:pPr>
-        <w:spacing w:after="200" w:before="0"/>
+        <w:t xml:space="preserve">Autonomous Enterprise Operating System (AEOS) with Cross-Platform</w:t>
+      </w:r>
+    </w:p>
+    <w:p>
+      <w:pPr>
+        <w:spacing w:after="40" w:before="0"/>
         <w:jc w:val="center"/>
       </w:pPr>
       <w:r>
@@ -118,7 +118,26 @@
           <w:sz w:val="22"/>
           <w:szCs w:val="22"/>
         </w:rPr>
-        <w:t xml:space="preserve">Polarity-to-Priority Triage, and Predictive Jitter-Buffer Synchronization</w:t>
+        <w:t xml:space="preserve">Event Orchestration, Governance Gateway, Polarity-to-Priority Triage,</w:t>
+      </w:r>
+    </w:p>
+    <w:p>
+      <w:pPr>
+        <w:spacing w:after="200" w:before="0"/>
+        <w:jc w:val="center"/>
+      </w:pPr>
+      <w:r>
+        <w:rPr>
+          <w:rFonts w:ascii="Calibri" w:cs="Calibri" w:eastAsia="Calibri" w:hAnsi="Calibri"/>
+          <w:b/>
+          <w:bCs/>
+          <w:i w:val="false"/>
+          <w:iCs w:val="false"/>
+          <w:color w:val="1B3A5C"/>
+          <w:sz w:val="22"/>
+          <w:szCs w:val="22"/>
+        </w:rPr>
+        <w:t xml:space="preserve">and Predictive Jitter-Buffer Synchronization</w:t>
       </w:r>
     </w:p>
     <w:p>
@@ -645,7 +664,6 @@
     <w:p>
       <w:pPr>
         <w:spacing w:after="80" w:before="0"/>
-        <w:jc w:val="left"/>
       </w:pPr>
       <w:r>
         <w:rPr>
@@ -664,7 +682,6 @@
     <w:p>
       <w:pPr>
         <w:spacing w:after="80" w:before="0"/>
-        <w:jc w:val="left"/>
       </w:pPr>
       <w:r>
         <w:rPr>
@@ -683,7 +700,6 @@
     <w:p>
       <w:pPr>
         <w:spacing w:after="80" w:before="0"/>
-        <w:jc w:val="left"/>
       </w:pPr>
       <w:r>
         <w:rPr>
@@ -702,7 +718,6 @@
     <w:p>
       <w:pPr>
         <w:spacing w:after="80" w:before="0"/>
-        <w:jc w:val="left"/>
       </w:pPr>
       <w:r>
         <w:rPr>
@@ -721,7 +736,6 @@
     <w:p>
       <w:pPr>
         <w:spacing w:after="80" w:before="0"/>
-        <w:jc w:val="left"/>
       </w:pPr>
       <w:r>
         <w:rPr>
@@ -740,7 +754,6 @@
     <w:p>
       <w:pPr>
         <w:spacing w:after="80" w:before="0"/>
-        <w:jc w:val="left"/>
       </w:pPr>
       <w:r>
         <w:rPr>
@@ -759,7 +772,6 @@
     <w:p>
       <w:pPr>
         <w:spacing w:after="80" w:before="0"/>
-        <w:jc w:val="left"/>
       </w:pPr>
       <w:r>
         <w:rPr>
@@ -778,7 +790,6 @@
     <w:p>
       <w:pPr>
         <w:spacing w:after="80" w:before="0"/>
-        <w:jc w:val="left"/>
       </w:pPr>
       <w:r>
         <w:rPr>
@@ -791,13 +802,12 @@
           <w:sz w:val="21"/>
           <w:szCs w:val="21"/>
         </w:rPr>
-        <w:t xml:space="preserve">8. Complete Module Registry (Modules 1–31)</w:t>
+        <w:t xml:space="preserve">8. Complete Module Registry (Modules 1–32)</w:t>
       </w:r>
     </w:p>
     <w:p>
       <w:pPr>
         <w:spacing w:after="80" w:before="0"/>
-        <w:jc w:val="left"/>
       </w:pPr>
       <w:r>
         <w:rPr>
@@ -816,7 +826,6 @@
     <w:p>
       <w:pPr>
         <w:spacing w:after="80" w:before="0"/>
-        <w:jc w:val="left"/>
       </w:pPr>
       <w:r>
         <w:rPr>
@@ -829,13 +838,12 @@
           <w:sz w:val="21"/>
           <w:szCs w:val="21"/>
         </w:rPr>
-        <w:t xml:space="preserve">10. Embodiments</w:t>
+        <w:t xml:space="preserve">10. Detailed Technical Description — Module 32: AEOS</w:t>
       </w:r>
     </w:p>
     <w:p>
       <w:pPr>
         <w:spacing w:after="80" w:before="0"/>
-        <w:jc w:val="left"/>
       </w:pPr>
       <w:r>
         <w:rPr>
@@ -848,13 +856,12 @@
           <w:sz w:val="21"/>
           <w:szCs w:val="21"/>
         </w:rPr>
-        <w:t xml:space="preserve">11. Industrial Applicability</w:t>
+        <w:t xml:space="preserve">11. Embodiments</w:t>
       </w:r>
     </w:p>
     <w:p>
       <w:pPr>
         <w:spacing w:after="80" w:before="0"/>
-        <w:jc w:val="left"/>
       </w:pPr>
       <w:r>
         <w:rPr>
@@ -867,13 +874,12 @@
           <w:sz w:val="21"/>
           <w:szCs w:val="21"/>
         </w:rPr>
-        <w:t xml:space="preserve">12. Alternative Implementations</w:t>
+        <w:t xml:space="preserve">12. Industrial Applicability</w:t>
       </w:r>
     </w:p>
     <w:p>
       <w:pPr>
         <w:spacing w:after="80" w:before="0"/>
-        <w:jc w:val="left"/>
       </w:pPr>
       <w:r>
         <w:rPr>
@@ -886,13 +892,12 @@
           <w:sz w:val="21"/>
           <w:szCs w:val="21"/>
         </w:rPr>
-        <w:t xml:space="preserve">13. New Claims (CIP Submission 6) — Claims 56–70</w:t>
+        <w:t xml:space="preserve">13. Alternative Implementations</w:t>
       </w:r>
     </w:p>
     <w:p>
       <w:pPr>
         <w:spacing w:after="80" w:before="0"/>
-        <w:jc w:val="left"/>
       </w:pPr>
       <w:r>
         <w:rPr>
@@ -905,13 +910,12 @@
           <w:sz w:val="21"/>
           <w:szCs w:val="21"/>
         </w:rPr>
-        <w:t xml:space="preserve">14. Updated Drawings (FIG 31–33)</w:t>
+        <w:t xml:space="preserve">14. New Claims (CIP Submission 6) — Claims 56–75</w:t>
       </w:r>
     </w:p>
     <w:p>
       <w:pPr>
         <w:spacing w:after="80" w:before="0"/>
-        <w:jc w:val="left"/>
       </w:pPr>
       <w:r>
         <w:rPr>
@@ -924,13 +928,12 @@
           <w:sz w:val="21"/>
           <w:szCs w:val="21"/>
         </w:rPr>
-        <w:t xml:space="preserve">15. Incorporation by Reference</w:t>
+        <w:t xml:space="preserve">15. Updated Drawings (FIG 31–35)</w:t>
       </w:r>
     </w:p>
     <w:p>
       <w:pPr>
         <w:spacing w:after="80" w:before="0"/>
-        <w:jc w:val="left"/>
       </w:pPr>
       <w:r>
         <w:rPr>
@@ -943,37 +946,12 @@
           <w:sz w:val="21"/>
           <w:szCs w:val="21"/>
         </w:rPr>
-        <w:t xml:space="preserve">16. Declaration</w:t>
-      </w:r>
-    </w:p>
-    <w:p>
-      <w:pPr>
-        <w:pageBreakBefore/>
-      </w:pPr>
-      <w:r>
-        <w:br/>
-      </w:r>
-    </w:p>
-    <w:p>
-      <w:pPr>
-        <w:spacing w:after="160" w:before="360"/>
-      </w:pPr>
-      <w:r>
-        <w:rPr>
-          <w:rFonts w:ascii="Calibri" w:cs="Calibri" w:eastAsia="Calibri" w:hAnsi="Calibri"/>
-          <w:b/>
-          <w:bCs/>
-          <w:color w:val="1B3A5C"/>
-          <w:sz w:val="26"/>
-          <w:szCs w:val="26"/>
-        </w:rPr>
-        <w:t xml:space="preserve">1. Title of Invention</w:t>
-      </w:r>
-    </w:p>
-    <w:p>
-      <w:pPr>
-        <w:spacing w:after="120" w:before="0"/>
-        <w:jc w:val="left"/>
+        <w:t xml:space="preserve">16. Incorporation by Reference</w:t>
+      </w:r>
+    </w:p>
+    <w:p>
+      <w:pPr>
+        <w:spacing w:after="80" w:before="0"/>
       </w:pPr>
       <w:r>
         <w:rPr>
@@ -986,7 +964,15 @@
           <w:sz w:val="21"/>
           <w:szCs w:val="21"/>
         </w:rPr>
-        <w:t xml:space="preserve">System and Method for Autonomous Intelligence Orchestration, Self-Healing Regulatory Compliance, Multi-Event Integrity Certification, Autonomous Agent Swarm Command, Real-Time Valuation Simulation, Self-Auditing Investor Engagement ROI, Autonomous IR Assistant Layer, Autonomous Live Q&amp;A Intelligence Engine, and Cross-Platform Event Orchestration with Governance Gateway, Polarity-to-Priority Triage, and Predictive Jitter-Buffer Synchronization for Investor Communication Events</w:t>
+        <w:t xml:space="preserve">17. Declaration</w:t>
+      </w:r>
+    </w:p>
+    <w:p>
+      <w:pPr>
+        <w:pageBreakBefore/>
+      </w:pPr>
+      <w:r>
+        <w:br/>
       </w:r>
     </w:p>
     <w:p>
@@ -1002,13 +988,12 @@
           <w:sz w:val="26"/>
           <w:szCs w:val="26"/>
         </w:rPr>
-        <w:t xml:space="preserve">2. Abstract</w:t>
+        <w:t xml:space="preserve">1. Title of Invention</w:t>
       </w:r>
     </w:p>
     <w:p>
       <w:pPr>
         <w:spacing w:after="120" w:before="0"/>
-        <w:jc w:val="left"/>
       </w:pPr>
       <w:r>
         <w:rPr>
@@ -1021,18 +1006,28 @@
           <w:sz w:val="21"/>
           <w:szCs w:val="21"/>
         </w:rPr>
-        <w:t xml:space="preserve">This Continuation-in-Part (CIP) Submission 6 extends the parent provisional (12 March 2026) and prior CIP submissions with innovations in cross-platform event orchestration, autonomous governance gateways, sentiment-weighted triage logic, and network-latency compensation for silent monitoring agents.</w:t>
-      </w:r>
-    </w:p>
-    <w:p>
-      <w:pPr>
-        <w:spacing w:after="60"/>
-      </w:pPr>
+        <w:t xml:space="preserve">System and Method for Autonomous Intelligence Orchestration, Self-Healing Regulatory Compliance, Multi-Event Integrity Certification, Autonomous Agent Swarm Command, Real-Time Valuation Simulation, Self-Auditing Investor Engagement ROI, Autonomous IR Assistant Layer, Autonomous Live Q&amp;A Intelligence Engine, and Autonomous Enterprise Operating System (AEOS) with Cross-Platform Event Orchestration, Governance Gateway, Polarity-to-Priority Triage, Predictive Jitter-Buffer Synchronization, Quote-to-Cash Financial Nervous System, and Organizational Digital Twin for Investor Communication Events</w:t>
+      </w:r>
+    </w:p>
+    <w:p>
+      <w:pPr>
+        <w:spacing w:after="160" w:before="360"/>
+      </w:pPr>
+      <w:r>
+        <w:rPr>
+          <w:rFonts w:ascii="Calibri" w:cs="Calibri" w:eastAsia="Calibri" w:hAnsi="Calibri"/>
+          <w:b/>
+          <w:bCs/>
+          <w:color w:val="1B3A5C"/>
+          <w:sz w:val="26"/>
+          <w:szCs w:val="26"/>
+        </w:rPr>
+        <w:t xml:space="preserve">2. Abstract</w:t>
+      </w:r>
     </w:p>
     <w:p>
       <w:pPr>
         <w:spacing w:after="120" w:before="0"/>
-        <w:jc w:val="left"/>
       </w:pPr>
       <w:r>
         <w:rPr>
@@ -1045,7 +1040,7 @@
           <w:sz w:val="21"/>
           <w:szCs w:val="21"/>
         </w:rPr>
-        <w:t xml:space="preserve">The system introduces: (a) a Programmatic DTMF Handshake Protocol enabling autonomous silent bridge entry on any telephony platform; (b) a Cross-Platform Control Translation Layer that maps Q&amp;A attendee identifiers to native conferencing participant IDs for remote audio control via Microsoft Graph, Zoom REST, and Webex APIs; (c) a Metadata-Triggered State Authorization system where "Go Live" commands are only authorised when the participant's Q&amp;A submission achieves a minimum Triage Score and passes real-time multi-jurisdictional compliance screening; (d) an Autonomous Governance Gateway that subjects all AI-generated tools to synthetic stress testing and deterministic stability validation before production deployment; (e) a Polarity-to-Priority (P2P) Algorithm that calculates priority rank by cross-referencing sentiment polarity with disclosure urgency; and (f) a Predictive Jitter-Buffer Synchronization method that aligns real-time transcripts with high-latency telephony bridges by computing delta-time between audio signal arrival and transcript generation.</w:t>
+        <w:t xml:space="preserve">This Continuation-in-Part (CIP) Submission 6 extends the parent provisional (12 March 2026) and prior CIP submissions with cross-platform event orchestration, autonomous governance gateways, sentiment-weighted triage logic, predictive jitter-buffer synchronization, and the new Autonomous Enterprise Operating System (AEOS) — Module 32.</w:t>
       </w:r>
     </w:p>
     <w:p>
@@ -1056,7 +1051,6 @@
     <w:p>
       <w:pPr>
         <w:spacing w:after="120" w:before="0"/>
-        <w:jc w:val="left"/>
       </w:pPr>
       <w:r>
         <w:rPr>
@@ -1069,7 +1063,7 @@
           <w:sz w:val="21"/>
           <w:szCs w:val="21"/>
         </w:rPr>
-        <w:t xml:space="preserve">These innovations apply across Modules 28, 30, 31 and the platform's silent monitoring infrastructure.</w:t>
+        <w:t xml:space="preserve">The system introduces: (a) a Programmatic DTMF Handshake Protocol enabling autonomous silent bridge entry on any telephony platform; (b) a Cross-Platform Control Translation Layer that maps Q&amp;A attendee identifiers to native conferencing participant IDs for remote audio control via Microsoft Graph, Zoom REST, and Webex APIs; (c) a Metadata-Triggered State Authorization system where "Go Live" commands are only authorised when the participant's Q&amp;A submission achieves a minimum Triage Score and passes real-time multi-jurisdictional compliance screening; (d) an Autonomous Governance Gateway that subjects all AI-generated tools to synthetic stress testing and deterministic stability validation before production deployment; (e) a Polarity-to-Priority (P2P) Algorithm that calculates priority rank by cross-referencing sentiment polarity with disclosure urgency; (f) a Predictive Jitter-Buffer Synchronization method that aligns real-time transcripts with high-latency telephony bridges; and (g) the AEOS with Quote-to-Cash Financial Nervous System, Organizational Digital Twin Knowledge Graph, Predictive Resource Allocation, and AGI-Ready Universal Sync.</w:t>
       </w:r>
     </w:p>
     <w:p>
@@ -1080,7 +1074,6 @@
     <w:p>
       <w:pPr>
         <w:spacing w:after="120" w:before="0"/>
-        <w:jc w:val="left"/>
       </w:pPr>
       <w:r>
         <w:rPr>
@@ -1093,7 +1086,7 @@
           <w:sz w:val="21"/>
           <w:szCs w:val="21"/>
         </w:rPr>
-        <w:t xml:space="preserve">This submission adds 15 new claims (Claims 56–70), extending the patent to 70 total claims across 31 modules.</w:t>
+        <w:t xml:space="preserve">These innovations apply across Modules 28, 30, 31 and the platform's silent monitoring infrastructure. This submission adds 20 new claims (Claims 56–75), extending the patent to 75 total claims across 32 modules.</w:t>
       </w:r>
     </w:p>
     <w:p>
@@ -1851,12 +1844,35 @@
                 <w:sz w:val="19"/>
                 <w:szCs w:val="19"/>
               </w:rPr>
-              <w:t xml:space="preserve">Claims 56–70, FIG 31–33</w:t>
+              <w:t xml:space="preserve">Module 32, Claims 56–75, FIG 31–35</w:t>
             </w:r>
           </w:p>
         </w:tc>
       </w:tr>
     </w:tbl>
+    <w:p>
+      <w:pPr>
+        <w:spacing w:after="60"/>
+      </w:pPr>
+    </w:p>
+    <w:p>
+      <w:pPr>
+        <w:spacing w:after="120" w:before="0"/>
+      </w:pPr>
+      <w:r>
+        <w:rPr>
+          <w:rFonts w:ascii="Calibri" w:cs="Calibri" w:eastAsia="Calibri" w:hAnsi="Calibri"/>
+          <w:b w:val="false"/>
+          <w:bCs w:val="false"/>
+          <w:i/>
+          <w:iCs/>
+          <w:color w:val="666666"/>
+          <w:sz w:val="21"/>
+          <w:szCs w:val="21"/>
+        </w:rPr>
+        <w:t xml:space="preserve">All prior disclosures are incorporated by reference in their entirety.</w:t>
+      </w:r>
+    </w:p>
     <w:p>
       <w:pPr>
         <w:spacing w:after="160" w:before="360"/>
@@ -1876,7 +1892,6 @@
     <w:p>
       <w:pPr>
         <w:spacing w:after="120" w:before="0"/>
-        <w:jc w:val="left"/>
       </w:pPr>
       <w:r>
         <w:rPr>
@@ -1889,7 +1904,7 @@
           <w:sz w:val="21"/>
           <w:szCs w:val="21"/>
         </w:rPr>
-        <w:t xml:space="preserve">This invention relates to the field of automated regulatory compliance, generative artificial intelligence, and telecommunications. Specifically, it relates to an autonomous system for the real-time monitoring and active orchestration of communication bridges using programmatic telephony, self-correcting algorithmic logic, and cross-platform API synchronization.</w:t>
+        <w:t xml:space="preserve">This invention relates to the field of automated regulatory compliance, generative artificial intelligence, and telecommunications. Specifically, it relates to an autonomous system for the real-time monitoring and active orchestration of communication bridges using programmatic telephony, self-correcting algorithmic logic, and cross-platform API synchronization, now extended to a full Autonomous Enterprise Operating System.</w:t>
       </w:r>
     </w:p>
     <w:p>
@@ -1919,7 +1934,6 @@
     <w:p>
       <w:pPr>
         <w:spacing w:after="120" w:before="0"/>
-        <w:jc w:val="left"/>
       </w:pPr>
       <w:r>
         <w:rPr>
@@ -1966,7 +1980,6 @@
     <w:p>
       <w:pPr>
         <w:spacing w:after="120" w:before="0"/>
-        <w:jc w:val="left"/>
       </w:pPr>
       <w:r>
         <w:rPr>
@@ -2013,7 +2026,6 @@
     <w:p>
       <w:pPr>
         <w:spacing w:after="120" w:before="0"/>
-        <w:jc w:val="left"/>
       </w:pPr>
       <w:r>
         <w:rPr>
@@ -2060,7 +2072,6 @@
     <w:p>
       <w:pPr>
         <w:spacing w:after="120" w:before="0"/>
-        <w:jc w:val="left"/>
       </w:pPr>
       <w:r>
         <w:rPr>
@@ -2107,7 +2118,6 @@
     <w:p>
       <w:pPr>
         <w:spacing w:after="120" w:before="0"/>
-        <w:jc w:val="left"/>
       </w:pPr>
       <w:r>
         <w:rPr>
@@ -2154,7 +2164,6 @@
     <w:p>
       <w:pPr>
         <w:spacing w:after="120" w:before="0"/>
-        <w:jc w:val="left"/>
       </w:pPr>
       <w:r>
         <w:rPr>
@@ -2201,7 +2210,6 @@
     <w:p>
       <w:pPr>
         <w:spacing w:after="120" w:before="0"/>
-        <w:jc w:val="left"/>
       </w:pPr>
       <w:r>
         <w:rPr>
@@ -2214,7 +2222,7 @@
           <w:sz w:val="21"/>
           <w:szCs w:val="21"/>
         </w:rPr>
-        <w:t xml:space="preserve">Extends the platform with 6 cross-cutting innovations spanning programmatic telephony, cross-platform orchestration, metadata-triggered authorization, governance gateways, sentiment-weighted triage, and network-latency compensation. These innovations apply across Modules 28, 30, 31, and the platform's silent monitoring infrastructure. This submission adds 15 new claims (Claims 56–70), extending the patent to 70 total claims.</w:t>
+        <w:t xml:space="preserve">Adds Module 32 (Autonomous Enterprise Operating System) and 6 cross-cutting innovations spanning programmatic telephony, cross-platform orchestration, metadata-triggered authorization, governance gateways, sentiment-weighted triage, and network-latency compensation. The new AEOS is a capstone innovation that unifies the platform into a self-thinking enterprise system. This submission adds 20 new claims (Claims 56–75), extending the patent to 75 total claims across 32 modules.</w:t>
       </w:r>
     </w:p>
     <w:p>
@@ -2260,7 +2268,6 @@
     <w:p>
       <w:pPr>
         <w:spacing w:after="120" w:before="0"/>
-        <w:jc w:val="left"/>
       </w:pPr>
       <w:r>
         <w:rPr>
@@ -2273,7 +2280,7 @@
           <w:sz w:val="21"/>
           <w:szCs w:val="21"/>
         </w:rPr>
-        <w:t xml:space="preserve">Investor communication events increasingly require operators to manage live Q&amp;A across multiple conferencing platforms (Teams, Zoom, Webex) simultaneously. Existing solutions have the following limitations:</w:t>
+        <w:t xml:space="preserve">Investor communication events increasingly require operators to manage live Q&amp;A across multiple conferencing platforms (Teams, Zoom, Webex) simultaneously. Beyond event management, investor relations firms face fragmented administrative systems — separate tools for bookings, registrations, invoicing, and reconciliation — with no autonomous integration.</w:t>
       </w:r>
     </w:p>
     <w:p>
@@ -2358,6 +2365,34 @@
           <w:szCs w:val="21"/>
         </w:rPr>
         <w:t xml:space="preserve">Provide post-hoc transcription. No real-time alignment with live audio, no jitter compensation for telephony bridges, no temporal synchronization between audio signals and transcript generation.</w:t>
+      </w:r>
+    </w:p>
+    <w:p>
+      <w:pPr>
+        <w:spacing w:after="60"/>
+      </w:pPr>
+    </w:p>
+    <w:p>
+      <w:pPr>
+        <w:spacing w:after="100"/>
+      </w:pPr>
+      <w:r>
+        <w:rPr>
+          <w:rFonts w:ascii="Calibri" w:cs="Calibri" w:eastAsia="Calibri" w:hAnsi="Calibri"/>
+          <w:b/>
+          <w:bCs/>
+          <w:sz w:val="21"/>
+          <w:szCs w:val="21"/>
+        </w:rPr>
+        <w:t xml:space="preserve">Enterprise Management Tools (Salesforce, HubSpot, Xero): </w:t>
+      </w:r>
+      <w:r>
+        <w:rPr>
+          <w:rFonts w:ascii="Calibri" w:cs="Calibri" w:eastAsia="Calibri" w:hAnsi="Calibri"/>
+          <w:sz w:val="21"/>
+          <w:szCs w:val="21"/>
+        </w:rPr>
+        <w:t xml:space="preserve">Provide CRM, invoicing, and accounting as separate products. No autonomous Quote-to-Cash lifecycle, no event-triggered invoicing, no self-healing bank reconciliation, no organizational knowledge graph, no predictive resource allocation tied to live event intelligence.</w:t>
       </w:r>
     </w:p>
     <w:p>
@@ -2379,7 +2414,6 @@
     <w:p>
       <w:pPr>
         <w:spacing w:after="120" w:before="0"/>
-        <w:jc w:val="left"/>
       </w:pPr>
       <w:r>
         <w:rPr>
@@ -2408,8 +2442,6 @@
       <w:r>
         <w:rPr>
           <w:rFonts w:ascii="Calibri" w:cs="Calibri" w:eastAsia="Calibri" w:hAnsi="Calibri"/>
-          <w:b w:val="false"/>
-          <w:bCs w:val="false"/>
           <w:sz w:val="21"/>
           <w:szCs w:val="21"/>
         </w:rPr>
@@ -2429,12 +2461,10 @@
       <w:r>
         <w:rPr>
           <w:rFonts w:ascii="Calibri" w:cs="Calibri" w:eastAsia="Calibri" w:hAnsi="Calibri"/>
-          <w:b w:val="false"/>
-          <w:bCs w:val="false"/>
-          <w:sz w:val="21"/>
-          <w:szCs w:val="21"/>
-        </w:rPr>
-        <w:t xml:space="preserve">Cross-platform identity mapping between an external Q&amp;A database and native conferencing participant rosters (Teams, Zoom, Webex) for remote audio state control</w:t>
+          <w:sz w:val="21"/>
+          <w:szCs w:val="21"/>
+        </w:rPr>
+        <w:t xml:space="preserve">Cross-platform identity mapping between an external Q&amp;A database and native conferencing participant rosters for remote audio state control</w:t>
       </w:r>
     </w:p>
     <w:p>
@@ -2450,8 +2480,6 @@
       <w:r>
         <w:rPr>
           <w:rFonts w:ascii="Calibri" w:cs="Calibri" w:eastAsia="Calibri" w:hAnsi="Calibri"/>
-          <w:b w:val="false"/>
-          <w:bCs w:val="false"/>
           <w:sz w:val="21"/>
           <w:szCs w:val="21"/>
         </w:rPr>
@@ -2471,8 +2499,6 @@
       <w:r>
         <w:rPr>
           <w:rFonts w:ascii="Calibri" w:cs="Calibri" w:eastAsia="Calibri" w:hAnsi="Calibri"/>
-          <w:b w:val="false"/>
-          <w:bCs w:val="false"/>
           <w:sz w:val="21"/>
           <w:szCs w:val="21"/>
         </w:rPr>
@@ -2492,8 +2518,6 @@
       <w:r>
         <w:rPr>
           <w:rFonts w:ascii="Calibri" w:cs="Calibri" w:eastAsia="Calibri" w:hAnsi="Calibri"/>
-          <w:b w:val="false"/>
-          <w:bCs w:val="false"/>
           <w:sz w:val="21"/>
           <w:szCs w:val="21"/>
         </w:rPr>
@@ -2513,12 +2537,48 @@
       <w:r>
         <w:rPr>
           <w:rFonts w:ascii="Calibri" w:cs="Calibri" w:eastAsia="Calibri" w:hAnsi="Calibri"/>
-          <w:b w:val="false"/>
-          <w:bCs w:val="false"/>
-          <w:sz w:val="21"/>
-          <w:szCs w:val="21"/>
-        </w:rPr>
-        <w:t xml:space="preserve">Predictive jitter-buffer synchronization that aligns real-time transcripts with high-latency telephony audio by computing and compensating for delta-time</w:t>
+          <w:sz w:val="21"/>
+          <w:szCs w:val="21"/>
+        </w:rPr>
+        <w:t xml:space="preserve">Predictive jitter-buffer synchronization that aligns real-time transcripts with high-latency telephony audio</w:t>
+      </w:r>
+    </w:p>
+    <w:p>
+      <w:pPr>
+        <w:pStyle w:val="ListParagraph"/>
+        <w:numPr>
+          <w:ilvl w:val="0"/>
+          <w:numId w:val="1"/>
+        </w:numPr>
+        <w:spacing w:after="60"/>
+        <w:ind w:left="720"/>
+      </w:pPr>
+      <w:r>
+        <w:rPr>
+          <w:rFonts w:ascii="Calibri" w:cs="Calibri" w:eastAsia="Calibri" w:hAnsi="Calibri"/>
+          <w:sz w:val="21"/>
+          <w:szCs w:val="21"/>
+        </w:rPr>
+        <w:t xml:space="preserve">A fully autonomous Quote-to-Cash lifecycle with deterministic financial state machine, event-triggered invoicing, and self-healing bank reconciliation</w:t>
+      </w:r>
+    </w:p>
+    <w:p>
+      <w:pPr>
+        <w:pStyle w:val="ListParagraph"/>
+        <w:numPr>
+          <w:ilvl w:val="0"/>
+          <w:numId w:val="1"/>
+        </w:numPr>
+        <w:spacing w:after="60"/>
+        <w:ind w:left="720"/>
+      </w:pPr>
+      <w:r>
+        <w:rPr>
+          <w:rFonts w:ascii="Calibri" w:cs="Calibri" w:eastAsia="Calibri" w:hAnsi="Calibri"/>
+          <w:sz w:val="21"/>
+          <w:szCs w:val="21"/>
+        </w:rPr>
+        <w:t xml:space="preserve">An Organizational Digital Twin knowledge graph that stores company personality, history, and goals for predictive resource allocation</w:t>
       </w:r>
     </w:p>
     <w:p>
@@ -2548,7 +2608,6 @@
     <w:p>
       <w:pPr>
         <w:spacing w:after="120" w:before="0"/>
-        <w:jc w:val="left"/>
       </w:pPr>
       <w:r>
         <w:rPr>
@@ -2561,7 +2620,7 @@
           <w:sz w:val="21"/>
           <w:szCs w:val="21"/>
         </w:rPr>
-        <w:t xml:space="preserve">With this CIP Submission 6, the platform now comprises 31 interconnected subsystems with 70 claims. This filing introduces 6 cross-cutting innovations that enhance the platform's autonomous monitoring, Q&amp;A orchestration, and AI governance capabilities:</w:t>
+        <w:t xml:space="preserve">With this CIP Submission 6, the platform now comprises 32 interconnected subsystems with 75 claims. This filing introduces 6 cross-cutting innovations plus the new Autonomous Enterprise Operating System (AEOS) — Module 32:</w:t>
       </w:r>
     </w:p>
     <w:p>
@@ -2741,6 +2800,35 @@
           <w:szCs w:val="21"/>
         </w:rPr>
         <w:t xml:space="preserve">Delta-time computation and temporal alignment for silent monitoring agents on high-latency bridges</w:t>
+      </w:r>
+    </w:p>
+    <w:p>
+      <w:pPr>
+        <w:pStyle w:val="ListParagraph"/>
+        <w:numPr>
+          <w:ilvl w:val="0"/>
+          <w:numId w:val="1"/>
+        </w:numPr>
+        <w:spacing w:after="80"/>
+        <w:ind w:left="720"/>
+      </w:pPr>
+      <w:r>
+        <w:rPr>
+          <w:rFonts w:ascii="Calibri" w:cs="Calibri" w:eastAsia="Calibri" w:hAnsi="Calibri"/>
+          <w:b/>
+          <w:bCs/>
+          <w:sz w:val="21"/>
+          <w:szCs w:val="21"/>
+        </w:rPr>
+        <w:t xml:space="preserve">Module 32 — Autonomous Enterprise Operating System (AEOS): </w:t>
+      </w:r>
+      <w:r>
+        <w:rPr>
+          <w:rFonts w:ascii="Calibri" w:cs="Calibri" w:eastAsia="Calibri" w:hAnsi="Calibri"/>
+          <w:sz w:val="21"/>
+          <w:szCs w:val="21"/>
+        </w:rPr>
+        <w:t xml:space="preserve">Zero-human administrative workflows across bookings, registrations, events, billing, organizational management, and predictive resource allocation</w:t>
       </w:r>
     </w:p>
     <w:p>
@@ -4019,16 +4107,111 @@
           </w:p>
         </w:tc>
       </w:tr>
+      <w:tr>
+        <w:tc>
+          <w:tcPr>
+            <w:tcBorders>
+              <w:top w:val="single" w:color="CCCCCC" w:sz="1"/>
+              <w:left w:val="single" w:color="CCCCCC" w:sz="1"/>
+              <w:bottom w:val="single" w:color="CCCCCC" w:sz="1"/>
+              <w:right w:val="single" w:color="CCCCCC" w:sz="1"/>
+            </w:tcBorders>
+          </w:tcPr>
+          <w:p>
+            <w:pPr>
+              <w:spacing w:after="30" w:before="30"/>
+            </w:pPr>
+            <w:r>
+              <w:rPr>
+                <w:rFonts w:ascii="Calibri" w:cs="Calibri" w:eastAsia="Calibri" w:hAnsi="Calibri"/>
+                <w:b/>
+                <w:bCs/>
+                <w:sz w:val="19"/>
+                <w:szCs w:val="19"/>
+              </w:rPr>
+              <w:t xml:space="preserve">32</w:t>
+            </w:r>
+          </w:p>
+        </w:tc>
+        <w:tc>
+          <w:tcPr>
+            <w:tcBorders>
+              <w:top w:val="single" w:color="CCCCCC" w:sz="1"/>
+              <w:left w:val="single" w:color="CCCCCC" w:sz="1"/>
+              <w:bottom w:val="single" w:color="CCCCCC" w:sz="1"/>
+              <w:right w:val="single" w:color="CCCCCC" w:sz="1"/>
+            </w:tcBorders>
+          </w:tcPr>
+          <w:p>
+            <w:pPr>
+              <w:spacing w:after="30" w:before="30"/>
+            </w:pPr>
+            <w:r>
+              <w:rPr>
+                <w:rFonts w:ascii="Calibri" w:cs="Calibri" w:eastAsia="Calibri" w:hAnsi="Calibri"/>
+                <w:b/>
+                <w:bCs/>
+                <w:sz w:val="19"/>
+                <w:szCs w:val="19"/>
+              </w:rPr>
+              <w:t xml:space="preserve">Autonomous Enterprise Operating System (AEOS) with Quote-to-Cash Financial Nervous System, Organizational Digital Twin, and AGI-Ready Universal Sync</w:t>
+            </w:r>
+          </w:p>
+        </w:tc>
+        <w:tc>
+          <w:tcPr>
+            <w:tcBorders>
+              <w:top w:val="single" w:color="CCCCCC" w:sz="1"/>
+              <w:left w:val="single" w:color="CCCCCC" w:sz="1"/>
+              <w:bottom w:val="single" w:color="CCCCCC" w:sz="1"/>
+              <w:right w:val="single" w:color="CCCCCC" w:sz="1"/>
+            </w:tcBorders>
+          </w:tcPr>
+          <w:p>
+            <w:pPr>
+              <w:spacing w:after="30" w:before="30"/>
+            </w:pPr>
+            <w:r>
+              <w:rPr>
+                <w:rFonts w:ascii="Calibri" w:cs="Calibri" w:eastAsia="Calibri" w:hAnsi="Calibri"/>
+                <w:b/>
+                <w:bCs/>
+                <w:sz w:val="19"/>
+                <w:szCs w:val="19"/>
+              </w:rPr>
+              <w:t xml:space="preserve">This Filing (CIP 6)</w:t>
+            </w:r>
+          </w:p>
+        </w:tc>
+      </w:tr>
     </w:tbl>
     <w:p>
       <w:pPr>
-        <w:spacing w:after="60"/>
-      </w:pPr>
+        <w:pageBreakBefore/>
+      </w:pPr>
+      <w:r>
+        <w:br/>
+      </w:r>
+    </w:p>
+    <w:p>
+      <w:pPr>
+        <w:spacing w:after="160" w:before="360"/>
+      </w:pPr>
+      <w:r>
+        <w:rPr>
+          <w:rFonts w:ascii="Calibri" w:cs="Calibri" w:eastAsia="Calibri" w:hAnsi="Calibri"/>
+          <w:b/>
+          <w:bCs/>
+          <w:color w:val="1B3A5C"/>
+          <w:sz w:val="26"/>
+          <w:szCs w:val="26"/>
+        </w:rPr>
+        <w:t xml:space="preserve">9. Detailed Technical Description — CIP Submission 6 Cross-Cutting Innovations</w:t>
+      </w:r>
     </w:p>
     <w:p>
       <w:pPr>
         <w:spacing w:after="120" w:before="0"/>
-        <w:jc w:val="left"/>
       </w:pPr>
       <w:r>
         <w:rPr>
@@ -4041,49 +4224,6 @@
           <w:sz w:val="21"/>
           <w:szCs w:val="21"/>
         </w:rPr>
-        <w:t xml:space="preserve">Note: CIP Submission 6 introduces cross-cutting innovations (Claims 56–70) that enhance capabilities across Modules 28, 30, 31, and the platform's silent monitoring infrastructure. No new module number is assigned as these innovations extend existing modules.</w:t>
-      </w:r>
-    </w:p>
-    <w:p>
-      <w:pPr>
-        <w:pageBreakBefore/>
-      </w:pPr>
-      <w:r>
-        <w:br/>
-      </w:r>
-    </w:p>
-    <w:p>
-      <w:pPr>
-        <w:spacing w:after="160" w:before="360"/>
-      </w:pPr>
-      <w:r>
-        <w:rPr>
-          <w:rFonts w:ascii="Calibri" w:cs="Calibri" w:eastAsia="Calibri" w:hAnsi="Calibri"/>
-          <w:b/>
-          <w:bCs/>
-          <w:color w:val="1B3A5C"/>
-          <w:sz w:val="26"/>
-          <w:szCs w:val="26"/>
-        </w:rPr>
-        <w:t xml:space="preserve">9. Detailed Technical Description — CIP Submission 6 Innovations</w:t>
-      </w:r>
-    </w:p>
-    <w:p>
-      <w:pPr>
-        <w:spacing w:after="120" w:before="0"/>
-        <w:jc w:val="left"/>
-      </w:pPr>
-      <w:r>
-        <w:rPr>
-          <w:rFonts w:ascii="Calibri" w:cs="Calibri" w:eastAsia="Calibri" w:hAnsi="Calibri"/>
-          <w:b w:val="false"/>
-          <w:bCs w:val="false"/>
-          <w:i/>
-          <w:iCs/>
-          <w:color w:val="666666"/>
-          <w:sz w:val="21"/>
-          <w:szCs w:val="21"/>
-        </w:rPr>
         <w:t xml:space="preserve">Refer: FIG 31, FIG 32, FIG 33</w:t>
       </w:r>
     </w:p>
@@ -4138,7 +4278,6 @@
     <w:p>
       <w:pPr>
         <w:spacing w:after="120" w:before="0"/>
-        <w:jc w:val="left"/>
       </w:pPr>
       <w:r>
         <w:rPr>
@@ -4162,7 +4301,6 @@
     <w:p>
       <w:pPr>
         <w:spacing w:after="120" w:before="0"/>
-        <w:jc w:val="left"/>
       </w:pPr>
       <w:r>
         <w:rPr>
@@ -4191,8 +4329,6 @@
       <w:r>
         <w:rPr>
           <w:rFonts w:ascii="Calibri" w:cs="Calibri" w:eastAsia="Calibri" w:hAnsi="Calibri"/>
-          <w:b w:val="false"/>
-          <w:bCs w:val="false"/>
           <w:sz w:val="21"/>
           <w:szCs w:val="21"/>
         </w:rPr>
@@ -4212,8 +4348,6 @@
       <w:r>
         <w:rPr>
           <w:rFonts w:ascii="Calibri" w:cs="Calibri" w:eastAsia="Calibri" w:hAnsi="Calibri"/>
-          <w:b w:val="false"/>
-          <w:bCs w:val="false"/>
           <w:sz w:val="21"/>
           <w:szCs w:val="21"/>
         </w:rPr>
@@ -4233,8 +4367,6 @@
       <w:r>
         <w:rPr>
           <w:rFonts w:ascii="Calibri" w:cs="Calibri" w:eastAsia="Calibri" w:hAnsi="Calibri"/>
-          <w:b w:val="false"/>
-          <w:bCs w:val="false"/>
           <w:sz w:val="21"/>
           <w:szCs w:val="21"/>
         </w:rPr>
@@ -4254,8 +4386,6 @@
       <w:r>
         <w:rPr>
           <w:rFonts w:ascii="Calibri" w:cs="Calibri" w:eastAsia="Calibri" w:hAnsi="Calibri"/>
-          <w:b w:val="false"/>
-          <w:bCs w:val="false"/>
           <w:sz w:val="21"/>
           <w:szCs w:val="21"/>
         </w:rPr>
@@ -4275,8 +4405,6 @@
       <w:r>
         <w:rPr>
           <w:rFonts w:ascii="Calibri" w:cs="Calibri" w:eastAsia="Calibri" w:hAnsi="Calibri"/>
-          <w:b w:val="false"/>
-          <w:bCs w:val="false"/>
           <w:sz w:val="21"/>
           <w:szCs w:val="21"/>
         </w:rPr>
@@ -4334,7 +4462,6 @@
     <w:p>
       <w:pPr>
         <w:spacing w:after="120" w:before="0"/>
-        <w:jc w:val="left"/>
       </w:pPr>
       <w:r>
         <w:rPr>
@@ -4439,7 +4566,7 @@
           <w:sz w:val="21"/>
           <w:szCs w:val="21"/>
         </w:rPr>
-        <w:t xml:space="preserve">The inverse ratio of generic boilerplate phrases to technical disclosures. Filtered against a proprietary Noise Library of 15 generic phrases (e.g., "the company", "going forward", "not applicable", "insufficient data")</w:t>
+        <w:t xml:space="preserve">The inverse ratio of generic boilerplate phrases to technical disclosures. Filtered against a proprietary Noise Library of 15 generic phrases</w:t>
       </w:r>
     </w:p>
     <w:p>
@@ -4516,7 +4643,6 @@
     <w:p>
       <w:pPr>
         <w:spacing w:after="120" w:before="0"/>
-        <w:jc w:val="left"/>
       </w:pPr>
       <w:r>
         <w:rPr>
@@ -4529,13 +4655,8 @@
           <w:sz w:val="21"/>
           <w:szCs w:val="21"/>
         </w:rPr>
-        <w:t xml:space="preserve">All observations in the self-evolution engine are subjected to a temporal decay. The weight (W) of any observation at time (t) is governed by an exponential decay formula:</w:t>
-      </w:r>
-    </w:p>
-    <w:p>
-      <w:pPr>
-        <w:spacing w:after="60"/>
-      </w:pPr>
+        <w:t xml:space="preserve">All observations in the self-evolution engine are subjected to a temporal decay:</w:t>
+      </w:r>
     </w:p>
     <w:p>
       <w:pPr>
@@ -4557,13 +4678,7 @@
     </w:p>
     <w:p>
       <w:pPr>
-        <w:spacing w:after="60"/>
-      </w:pPr>
-    </w:p>
-    <w:p>
-      <w:pPr>
         <w:spacing w:after="120" w:before="0"/>
-        <w:jc w:val="left"/>
       </w:pPr>
       <w:r>
         <w:rPr>
@@ -4630,7 +4745,6 @@
     <w:p>
       <w:pPr>
         <w:spacing w:after="120" w:before="0"/>
-        <w:jc w:val="left"/>
       </w:pPr>
       <w:r>
         <w:rPr>
@@ -4643,7 +4757,7 @@
           <w:sz w:val="21"/>
           <w:szCs w:val="21"/>
         </w:rPr>
-        <w:t xml:space="preserve">The system includes a Control Translation Layer that interfaces with third-party conferencing APIs (including but not limited to Microsoft Graph, Zoom REST, and Webex SDKs). This layer performs a real-time Identity Mapping between an external Q&amp;A database and the active participant roster of a third-party platform. This allows a non-native interface to execute state changes (Mute, Unmute, Spotlight) on the host platform.</w:t>
+        <w:t xml:space="preserve">The system includes a Control Translation Layer that interfaces with third-party conferencing APIs (Microsoft Graph, Zoom REST, Webex SDKs). This layer performs a real-time Identity Mapping between an external Q&amp;A database and the active participant roster of a third-party platform, enabling state changes (Mute, Unmute, Spotlight) from a non-native interface.</w:t>
       </w:r>
     </w:p>
     <w:p>
@@ -4654,7 +4768,6 @@
     <w:p>
       <w:pPr>
         <w:spacing w:after="120" w:before="0"/>
-        <w:jc w:val="left"/>
       </w:pPr>
       <w:r>
         <w:rPr>
@@ -4667,7 +4780,7 @@
           <w:sz w:val="21"/>
           <w:szCs w:val="21"/>
         </w:rPr>
-        <w:t xml:space="preserve">The identity mapping chain operates as follows:</w:t>
+        <w:t xml:space="preserve">The identity mapping chain:</w:t>
       </w:r>
     </w:p>
     <w:p>
@@ -4683,8 +4796,6 @@
       <w:r>
         <w:rPr>
           <w:rFonts w:ascii="Calibri" w:cs="Calibri" w:eastAsia="Calibri" w:hAnsi="Calibri"/>
-          <w:b w:val="false"/>
-          <w:bCs w:val="false"/>
           <w:sz w:val="21"/>
           <w:szCs w:val="21"/>
         </w:rPr>
@@ -4704,8 +4815,6 @@
       <w:r>
         <w:rPr>
           <w:rFonts w:ascii="Calibri" w:cs="Calibri" w:eastAsia="Calibri" w:hAnsi="Calibri"/>
-          <w:b w:val="false"/>
-          <w:bCs w:val="false"/>
           <w:sz w:val="21"/>
           <w:szCs w:val="21"/>
         </w:rPr>
@@ -4725,8 +4834,6 @@
       <w:r>
         <w:rPr>
           <w:rFonts w:ascii="Calibri" w:cs="Calibri" w:eastAsia="Calibri" w:hAnsi="Calibri"/>
-          <w:b w:val="false"/>
-          <w:bCs w:val="false"/>
           <w:sz w:val="21"/>
           <w:szCs w:val="21"/>
         </w:rPr>
@@ -4746,8 +4853,6 @@
       <w:r>
         <w:rPr>
           <w:rFonts w:ascii="Calibri" w:cs="Calibri" w:eastAsia="Calibri" w:hAnsi="Calibri"/>
-          <w:b w:val="false"/>
-          <w:bCs w:val="false"/>
           <w:sz w:val="21"/>
           <w:szCs w:val="21"/>
         </w:rPr>
@@ -4813,7 +4918,6 @@
     <w:p>
       <w:pPr>
         <w:spacing w:after="120" w:before="0"/>
-        <w:jc w:val="left"/>
       </w:pPr>
       <w:r>
         <w:rPr>
@@ -4826,7 +4930,7 @@
           <w:sz w:val="21"/>
           <w:szCs w:val="21"/>
         </w:rPr>
-        <w:t xml:space="preserve">The system executes audio state changes on third-party platforms based on threshold-based triggers derived from AI metadata. A "Go Live" command for a participant is only authorized if their associated Q&amp;A submission passes two deterministic gates:</w:t>
+        <w:t xml:space="preserve">A "Go Live" command for a participant is only authorized if their Q&amp;A submission passes two deterministic gates:</w:t>
       </w:r>
     </w:p>
     <w:p>
@@ -4900,7 +5004,6 @@
     <w:p>
       <w:pPr>
         <w:spacing w:after="120" w:before="0"/>
-        <w:jc w:val="left"/>
       </w:pPr>
       <w:r>
         <w:rPr>
@@ -4913,7 +5016,7 @@
           <w:sz w:val="21"/>
           <w:szCs w:val="21"/>
         </w:rPr>
-        <w:t xml:space="preserve">The authorization function returns a structured result containing: authorised (boolean), triageScore, complianceCleared (boolean), minimumThreshold, and a natural language reason explaining the decision. If authorized, the system automatically increments session approval counters and emits both qa.statusChanged and qa.goLive events via Ably for real-time operator notification.</w:t>
+        <w:t xml:space="preserve">The authorization function returns: authorised (boolean), triageScore, complianceCleared (boolean), minimumThreshold, and a natural language reason. If authorized, the system increments session approval counters and emits qa.statusChanged and qa.goLive events via Ably.</w:t>
       </w:r>
     </w:p>
     <w:p>
@@ -4967,7 +5070,6 @@
     <w:p>
       <w:pPr>
         <w:spacing w:after="120" w:before="0"/>
-        <w:jc w:val="left"/>
       </w:pPr>
       <w:r>
         <w:rPr>
@@ -4980,7 +5082,7 @@
           <w:sz w:val="21"/>
           <w:szCs w:val="21"/>
         </w:rPr>
-        <w:t xml:space="preserve">The system includes a secondary validation layer known as the Governance Gateway. All tools generated by the Self-Evolution Engine are staged in a virtual "Shadow Environment" where they are subjected to a Synthetic Stress Test. A system-generated tool is only promoted to the production environment if it passes four deterministic gates:</w:t>
+        <w:t xml:space="preserve">All tools generated by the Self-Evolution Engine must pass four deterministic gates:</w:t>
       </w:r>
     </w:p>
     <w:p>
@@ -5043,7 +5145,7 @@
           <w:sz w:val="21"/>
           <w:szCs w:val="21"/>
         </w:rPr>
-        <w:t xml:space="preserve">At least 3 recent observations with confidence ≥ 0.50, ensuring sufficient evidence base</w:t>
+        <w:t xml:space="preserve">At least 3 recent observations with confidence ≥ 0.50</w:t>
       </w:r>
     </w:p>
     <w:p>
@@ -5101,7 +5203,7 @@
           <w:sz w:val="21"/>
           <w:szCs w:val="21"/>
         </w:rPr>
-        <w:t xml:space="preserve">Tools that impact compliance-critical modules (complianceReview, toxicityScreen, riskFactors, boardReadySummary) face an elevated stability threshold of 0.75</w:t>
+        <w:t xml:space="preserve">Compliance-critical modules face an elevated stability threshold of 0.75</w:t>
       </w:r>
     </w:p>
     <w:p>
@@ -5112,7 +5214,6 @@
     <w:p>
       <w:pPr>
         <w:spacing w:after="120" w:before="0"/>
-        <w:jc w:val="left"/>
       </w:pPr>
       <w:r>
         <w:rPr>
@@ -5125,7 +5226,7 @@
           <w:sz w:val="21"/>
           <w:szCs w:val="21"/>
         </w:rPr>
-        <w:t xml:space="preserve">The governance gateway returns a structured result containing: passed (boolean), stabilityScore, consistencyRate, complianceBoundaryCheck (boolean), and a natural language reason. Blocked tools are logged with detailed diagnostics and remain at their current promotion stage until they accumulate sufficient stable evidence.</w:t>
+        <w:t xml:space="preserve">Blocked tools are logged with detailed diagnostics and remain at their current promotion stage until they accumulate sufficient stable evidence.</w:t>
       </w:r>
     </w:p>
     <w:p>
@@ -5178,8 +5279,30 @@
     </w:p>
     <w:p>
       <w:pPr>
+        <w:shd w:fill="F2F2F2" w:color="F2F2F2" w:val="solid"/>
+        <w:spacing w:after="120" w:before="120"/>
+        <w:jc w:val="center"/>
+      </w:pPr>
+      <w:r>
+        <w:rPr>
+          <w:rFonts w:ascii="Consolas" w:cs="Consolas" w:eastAsia="Consolas" w:hAnsi="Consolas"/>
+          <w:b/>
+          <w:bCs/>
+          <w:color w:val="1B3A5C"/>
+          <w:sz w:val="22"/>
+          <w:szCs w:val="22"/>
+        </w:rPr>
+        <w:t xml:space="preserve">P2P Rank = (Polarity Weight × 0.40) + (Normalized Polarity Score × 0.25) + (Normalized Disclosure Urgency × 0.35)</w:t>
+      </w:r>
+    </w:p>
+    <w:p>
+      <w:pPr>
+        <w:spacing w:after="60"/>
+      </w:pPr>
+    </w:p>
+    <w:p>
+      <w:pPr>
         <w:spacing w:after="120" w:before="0"/>
-        <w:jc w:val="left"/>
       </w:pPr>
       <w:r>
         <w:rPr>
@@ -5192,13 +5315,8 @@
           <w:sz w:val="21"/>
           <w:szCs w:val="21"/>
         </w:rPr>
-        <w:t xml:space="preserve">The Triage Engine utilizes a Polarity-to-Priority (P2P) Algorithm. This algorithm calculates a priority rank for live inquiries by cross-referencing the Sentiment Polarity of a submitted question with its Disclosure Urgency:</w:t>
-      </w:r>
-    </w:p>
-    <w:p>
-      <w:pPr>
-        <w:spacing w:after="60"/>
-      </w:pPr>
+        <w:t xml:space="preserve">Polarity weights: Adversarial (1.00), Negative (0.75), Neutral (0.40), Positive (0.20).</w:t>
+      </w:r>
     </w:p>
     <w:p>
       <w:pPr>
@@ -5215,7 +5333,50 @@
           <w:sz w:val="22"/>
           <w:szCs w:val="22"/>
         </w:rPr>
-        <w:t xml:space="preserve">P2P Rank = (Polarity Weight × 0.40) + (Normalized Polarity Score × 0.25) + (Normalized Disclosure Urgency × 0.35)</w:t>
+        <w:t xml:space="preserve">Effective Priority = (Base LLM Priority × 0.60) + (P2P Rank × 0.40)</w:t>
+      </w:r>
+    </w:p>
+    <w:p>
+      <w:pPr>
+        <w:spacing w:after="120" w:before="240"/>
+      </w:pPr>
+      <w:r>
+        <w:rPr>
+          <w:rFonts w:ascii="Calibri" w:cs="Calibri" w:eastAsia="Calibri" w:hAnsi="Calibri"/>
+          <w:b/>
+          <w:bCs/>
+          <w:color w:val="1B3A5C"/>
+          <w:sz w:val="23"/>
+          <w:szCs w:val="23"/>
+        </w:rPr>
+        <w:t xml:space="preserve">9.8 Network-Latency Compensation for Silent Agents</w:t>
+      </w:r>
+    </w:p>
+    <w:p>
+      <w:pPr>
+        <w:spacing w:after="60"/>
+      </w:pPr>
+      <w:r>
+        <w:rPr>
+          <w:rFonts w:ascii="Calibri" w:cs="Calibri" w:eastAsia="Calibri" w:hAnsi="Calibri"/>
+          <w:b/>
+          <w:bCs/>
+          <w:color w:val="666666"/>
+          <w:sz w:val="20"/>
+          <w:szCs w:val="20"/>
+        </w:rPr>
+        <w:t xml:space="preserve">File: </w:t>
+      </w:r>
+      <w:r>
+        <w:rPr>
+          <w:rFonts w:ascii="Calibri" w:cs="Calibri" w:eastAsia="Calibri" w:hAnsi="Calibri"/>
+          <w:i/>
+          <w:iCs/>
+          <w:color w:val="666666"/>
+          <w:sz w:val="20"/>
+          <w:szCs w:val="20"/>
+        </w:rPr>
+        <w:t xml:space="preserve">server/services/TranscriptSyncService.ts</w:t>
       </w:r>
     </w:p>
     <w:p>
@@ -5226,7 +5387,6 @@
     <w:p>
       <w:pPr>
         <w:spacing w:after="120" w:before="0"/>
-        <w:jc w:val="left"/>
       </w:pPr>
       <w:r>
         <w:rPr>
@@ -5239,238 +5399,8 @@
           <w:sz w:val="21"/>
           <w:szCs w:val="21"/>
         </w:rPr>
-        <w:t xml:space="preserve">Polarity weights are assigned as follows:</w:t>
-      </w:r>
-    </w:p>
-    <w:p>
-      <w:pPr>
-        <w:pStyle w:val="ListParagraph"/>
-        <w:numPr>
-          <w:ilvl w:val="0"/>
-          <w:numId w:val="1"/>
-        </w:numPr>
-        <w:spacing w:after="60"/>
-        <w:ind w:left="720"/>
-      </w:pPr>
-      <w:r>
-        <w:rPr>
-          <w:rFonts w:ascii="Calibri" w:cs="Calibri" w:eastAsia="Calibri" w:hAnsi="Calibri"/>
-          <w:b w:val="false"/>
-          <w:bCs w:val="false"/>
-          <w:sz w:val="21"/>
-          <w:szCs w:val="21"/>
-        </w:rPr>
-        <w:t xml:space="preserve">Adversarial: 1.00 (highest priority — hostile or aggressive investor questions)</w:t>
-      </w:r>
-    </w:p>
-    <w:p>
-      <w:pPr>
-        <w:pStyle w:val="ListParagraph"/>
-        <w:numPr>
-          <w:ilvl w:val="0"/>
-          <w:numId w:val="1"/>
-        </w:numPr>
-        <w:spacing w:after="60"/>
-        <w:ind w:left="720"/>
-      </w:pPr>
-      <w:r>
-        <w:rPr>
-          <w:rFonts w:ascii="Calibri" w:cs="Calibri" w:eastAsia="Calibri" w:hAnsi="Calibri"/>
-          <w:b w:val="false"/>
-          <w:bCs w:val="false"/>
-          <w:sz w:val="21"/>
-          <w:szCs w:val="21"/>
-        </w:rPr>
-        <w:t xml:space="preserve">Negative: 0.75 (elevated priority — critical or concerned tone)</w:t>
-      </w:r>
-    </w:p>
-    <w:p>
-      <w:pPr>
-        <w:pStyle w:val="ListParagraph"/>
-        <w:numPr>
-          <w:ilvl w:val="0"/>
-          <w:numId w:val="1"/>
-        </w:numPr>
-        <w:spacing w:after="60"/>
-        <w:ind w:left="720"/>
-      </w:pPr>
-      <w:r>
-        <w:rPr>
-          <w:rFonts w:ascii="Calibri" w:cs="Calibri" w:eastAsia="Calibri" w:hAnsi="Calibri"/>
-          <w:b w:val="false"/>
-          <w:bCs w:val="false"/>
-          <w:sz w:val="21"/>
-          <w:szCs w:val="21"/>
-        </w:rPr>
-        <w:t xml:space="preserve">Neutral: 0.40 (standard priority)</w:t>
-      </w:r>
-    </w:p>
-    <w:p>
-      <w:pPr>
-        <w:pStyle w:val="ListParagraph"/>
-        <w:numPr>
-          <w:ilvl w:val="0"/>
-          <w:numId w:val="1"/>
-        </w:numPr>
-        <w:spacing w:after="60"/>
-        <w:ind w:left="720"/>
-      </w:pPr>
-      <w:r>
-        <w:rPr>
-          <w:rFonts w:ascii="Calibri" w:cs="Calibri" w:eastAsia="Calibri" w:hAnsi="Calibri"/>
-          <w:b w:val="false"/>
-          <w:bCs w:val="false"/>
-          <w:sz w:val="21"/>
-          <w:szCs w:val="21"/>
-        </w:rPr>
-        <w:t xml:space="preserve">Positive: 0.20 (lower priority — supportive or confirmatory questions)</w:t>
-      </w:r>
-    </w:p>
-    <w:p>
-      <w:pPr>
-        <w:spacing w:after="60"/>
-      </w:pPr>
-    </w:p>
-    <w:p>
-      <w:pPr>
-        <w:spacing w:after="120" w:before="0"/>
-        <w:jc w:val="left"/>
-      </w:pPr>
-      <w:r>
-        <w:rPr>
-          <w:rFonts w:ascii="Calibri" w:cs="Calibri" w:eastAsia="Calibri" w:hAnsi="Calibri"/>
-          <w:b w:val="false"/>
-          <w:bCs w:val="false"/>
-          <w:i w:val="false"/>
-          <w:iCs w:val="false"/>
-          <w:color w:val="000000"/>
-          <w:sz w:val="21"/>
-          <w:szCs w:val="21"/>
-        </w:rPr>
-        <w:t xml:space="preserve">The P2P rank is blended into the effective priority score:</w:t>
-      </w:r>
-    </w:p>
-    <w:p>
-      <w:pPr>
-        <w:shd w:fill="F2F2F2" w:color="F2F2F2" w:val="solid"/>
-        <w:spacing w:after="120" w:before="120"/>
-        <w:jc w:val="center"/>
-      </w:pPr>
-      <w:r>
-        <w:rPr>
-          <w:rFonts w:ascii="Consolas" w:cs="Consolas" w:eastAsia="Consolas" w:hAnsi="Consolas"/>
-          <w:b/>
-          <w:bCs/>
-          <w:color w:val="1B3A5C"/>
-          <w:sz w:val="22"/>
-          <w:szCs w:val="22"/>
-        </w:rPr>
-        <w:t xml:space="preserve">Effective Priority = (Base LLM Priority × 0.60) + (P2P Rank × 0.40)</w:t>
-      </w:r>
-    </w:p>
-    <w:p>
-      <w:pPr>
-        <w:spacing w:after="60"/>
-      </w:pPr>
-    </w:p>
-    <w:p>
-      <w:pPr>
-        <w:spacing w:after="120" w:before="0"/>
-        <w:jc w:val="left"/>
-      </w:pPr>
-      <w:r>
-        <w:rPr>
-          <w:rFonts w:ascii="Calibri" w:cs="Calibri" w:eastAsia="Calibri" w:hAnsi="Calibri"/>
-          <w:b w:val="false"/>
-          <w:bCs w:val="false"/>
-          <w:i w:val="false"/>
-          <w:iCs w:val="false"/>
-          <w:color w:val="000000"/>
-          <w:sz w:val="21"/>
-          <w:szCs w:val="21"/>
-        </w:rPr>
-        <w:t xml:space="preserve">This ensures that high-risk or adversarial inquiries are surfaced to the operator ahead of positive or neutral questions, with an automated response strategy suggestion.</w:t>
-      </w:r>
-    </w:p>
-    <w:p>
-      <w:pPr>
-        <w:pageBreakBefore/>
-      </w:pPr>
-      <w:r>
-        <w:br/>
-      </w:r>
-    </w:p>
-    <w:p>
-      <w:pPr>
-        <w:spacing w:after="120" w:before="240"/>
-      </w:pPr>
-      <w:r>
-        <w:rPr>
-          <w:rFonts w:ascii="Calibri" w:cs="Calibri" w:eastAsia="Calibri" w:hAnsi="Calibri"/>
-          <w:b/>
-          <w:bCs/>
-          <w:color w:val="1B3A5C"/>
-          <w:sz w:val="23"/>
-          <w:szCs w:val="23"/>
-        </w:rPr>
-        <w:t xml:space="preserve">9.8 Network-Latency Compensation for Silent Agents</w:t>
-      </w:r>
-    </w:p>
-    <w:p>
-      <w:pPr>
-        <w:spacing w:after="60"/>
-      </w:pPr>
-      <w:r>
-        <w:rPr>
-          <w:rFonts w:ascii="Calibri" w:cs="Calibri" w:eastAsia="Calibri" w:hAnsi="Calibri"/>
-          <w:b/>
-          <w:bCs/>
-          <w:color w:val="666666"/>
-          <w:sz w:val="20"/>
-          <w:szCs w:val="20"/>
-        </w:rPr>
-        <w:t xml:space="preserve">File: </w:t>
-      </w:r>
-      <w:r>
-        <w:rPr>
-          <w:rFonts w:ascii="Calibri" w:cs="Calibri" w:eastAsia="Calibri" w:hAnsi="Calibri"/>
-          <w:i/>
-          <w:iCs/>
-          <w:color w:val="666666"/>
-          <w:sz w:val="20"/>
-          <w:szCs w:val="20"/>
-        </w:rPr>
-        <w:t xml:space="preserve">server/services/TranscriptSyncService.ts</w:t>
-      </w:r>
-    </w:p>
-    <w:p>
-      <w:pPr>
-        <w:spacing w:after="60"/>
-      </w:pPr>
-    </w:p>
-    <w:p>
-      <w:pPr>
-        <w:spacing w:after="120" w:before="0"/>
-        <w:jc w:val="left"/>
-      </w:pPr>
-      <w:r>
-        <w:rPr>
-          <w:rFonts w:ascii="Calibri" w:cs="Calibri" w:eastAsia="Calibri" w:hAnsi="Calibri"/>
-          <w:b w:val="false"/>
-          <w:bCs w:val="false"/>
-          <w:i w:val="false"/>
-          <w:iCs w:val="false"/>
-          <w:color w:val="000000"/>
-          <w:sz w:val="21"/>
-          <w:szCs w:val="21"/>
-        </w:rPr>
-        <w:t xml:space="preserve">The system utilizes a Predictive Jitter-Buffer Synchronization method to align real-time transcripts with high-latency telephony bridges. The service maintains per-session jitter state and computes:</w:t>
-      </w:r>
-    </w:p>
-    <w:p>
-      <w:pPr>
-        <w:spacing w:after="60"/>
-      </w:pPr>
+        <w:t xml:space="preserve">The system maintains per-session jitter state and computes:</w:t>
+      </w:r>
     </w:p>
     <w:p>
       <w:pPr>
@@ -5498,7 +5428,7 @@
           <w:sz w:val="21"/>
           <w:szCs w:val="21"/>
         </w:rPr>
-        <w:t xml:space="preserve">The difference between audio signal arrival timestamp and transcript generation timestamp, clamped to valid range [0, 30000ms]</w:t>
+        <w:t xml:space="preserve">Difference between audio arrival and transcript generation timestamps, clamped to [0, 30000ms]</w:t>
       </w:r>
     </w:p>
     <w:p>
@@ -5556,7 +5486,7 @@
           <w:sz w:val="21"/>
           <w:szCs w:val="21"/>
         </w:rPr>
-        <w:t xml:space="preserve">Standard deviation of recent deltas — quantifies timing variability</w:t>
+        <w:t xml:space="preserve">Standard deviation of recent deltas</w:t>
       </w:r>
     </w:p>
     <w:p>
@@ -5585,7 +5515,30 @@
           <w:sz w:val="21"/>
           <w:szCs w:val="21"/>
         </w:rPr>
-        <w:t xml:space="preserve">Average latency + (predicted jitter × 0.5) — used to align transcript timestamps backward to match audio arrival time</w:t>
+        <w:t xml:space="preserve">Average latency + (predicted jitter × 0.5)</w:t>
+      </w:r>
+    </w:p>
+    <w:p>
+      <w:pPr>
+        <w:spacing w:after="60"/>
+      </w:pPr>
+    </w:p>
+    <w:p>
+      <w:pPr>
+        <w:shd w:fill="F2F2F2" w:color="F2F2F2" w:val="solid"/>
+        <w:spacing w:after="120" w:before="120"/>
+        <w:jc w:val="center"/>
+      </w:pPr>
+      <w:r>
+        <w:rPr>
+          <w:rFonts w:ascii="Consolas" w:cs="Consolas" w:eastAsia="Consolas" w:hAnsi="Consolas"/>
+          <w:b/>
+          <w:bCs/>
+          <w:color w:val="1B3A5C"/>
+          <w:sz w:val="22"/>
+          <w:szCs w:val="22"/>
+        </w:rPr>
+        <w:t xml:space="preserve">aligned_timestamp = generated_ms − adjustment_factor</w:t>
       </w:r>
     </w:p>
     <w:p>
@@ -5596,7 +5549,6 @@
     <w:p>
       <w:pPr>
         <w:spacing w:after="120" w:before="0"/>
-        <w:jc w:val="left"/>
       </w:pPr>
       <w:r>
         <w:rPr>
@@ -5609,73 +5561,7 @@
           <w:sz w:val="21"/>
           <w:szCs w:val="21"/>
         </w:rPr>
-        <w:t xml:space="preserve">The adjustment factor is applied:</w:t>
-      </w:r>
-    </w:p>
-    <w:p>
-      <w:pPr>
-        <w:shd w:fill="F2F2F2" w:color="F2F2F2" w:val="solid"/>
-        <w:spacing w:after="120" w:before="120"/>
-        <w:jc w:val="center"/>
-      </w:pPr>
-      <w:r>
-        <w:rPr>
-          <w:rFonts w:ascii="Consolas" w:cs="Consolas" w:eastAsia="Consolas" w:hAnsi="Consolas"/>
-          <w:b/>
-          <w:bCs/>
-          <w:color w:val="1B3A5C"/>
-          <w:sz w:val="22"/>
-          <w:szCs w:val="22"/>
-        </w:rPr>
-        <w:t xml:space="preserve">aligned_timestamp = generated_ms − adjustment_factor</w:t>
-      </w:r>
-    </w:p>
-    <w:p>
-      <w:pPr>
-        <w:spacing w:after="60"/>
-      </w:pPr>
-    </w:p>
-    <w:p>
-      <w:pPr>
-        <w:spacing w:after="120" w:before="0"/>
-        <w:jc w:val="left"/>
-      </w:pPr>
-      <w:r>
-        <w:rPr>
-          <w:rFonts w:ascii="Calibri" w:cs="Calibri" w:eastAsia="Calibri" w:hAnsi="Calibri"/>
-          <w:b w:val="false"/>
-          <w:bCs w:val="false"/>
-          <w:i w:val="false"/>
-          <w:iCs w:val="false"/>
-          <w:color w:val="000000"/>
-          <w:sz w:val="21"/>
-          <w:szCs w:val="21"/>
-        </w:rPr>
-        <w:t xml:space="preserve">Latency is categorized as: low (≤200ms), moderate (≤500ms), high (≤1500ms), or critical (&gt;1500ms).</w:t>
-      </w:r>
-    </w:p>
-    <w:p>
-      <w:pPr>
-        <w:spacing w:after="60"/>
-      </w:pPr>
-    </w:p>
-    <w:p>
-      <w:pPr>
-        <w:spacing w:after="120" w:before="0"/>
-        <w:jc w:val="left"/>
-      </w:pPr>
-      <w:r>
-        <w:rPr>
-          <w:rFonts w:ascii="Calibri" w:cs="Calibri" w:eastAsia="Calibri" w:hAnsi="Calibri"/>
-          <w:b w:val="false"/>
-          <w:bCs w:val="false"/>
-          <w:i w:val="false"/>
-          <w:iCs w:val="false"/>
-          <w:color w:val="000000"/>
-          <w:sz w:val="21"/>
-          <w:szCs w:val="21"/>
-        </w:rPr>
-        <w:t xml:space="preserve">Session state is managed with automatic TTL-based eviction (8-hour expiry, 10-minute eviction sweep) to prevent memory accumulation in long-running server processes.</w:t>
+        <w:t xml:space="preserve">Latency categories: low (≤200ms), moderate (≤500ms), high (≤1500ms), critical (&gt;1500ms). Session TTL: 8 hours with 10-minute eviction sweep.</w:t>
       </w:r>
     </w:p>
     <w:p>
@@ -5691,7 +5577,7 @@
           <w:sz w:val="23"/>
           <w:szCs w:val="23"/>
         </w:rPr>
-        <w:t xml:space="preserve">9.9 File Inventory — CIP Submission 6 Innovations</w:t>
+        <w:t xml:space="preserve">9.9 File Inventory — Cross-Cutting Innovations</w:t>
       </w:r>
     </w:p>
     <w:tbl>
@@ -6416,13 +6302,31 @@
     </w:tbl>
     <w:p>
       <w:pPr>
-        <w:spacing w:after="60"/>
-      </w:pPr>
+        <w:pageBreakBefore/>
+      </w:pPr>
+      <w:r>
+        <w:br/>
+      </w:r>
+    </w:p>
+    <w:p>
+      <w:pPr>
+        <w:spacing w:after="160" w:before="360"/>
+      </w:pPr>
+      <w:r>
+        <w:rPr>
+          <w:rFonts w:ascii="Calibri" w:cs="Calibri" w:eastAsia="Calibri" w:hAnsi="Calibri"/>
+          <w:b/>
+          <w:bCs/>
+          <w:color w:val="1B3A5C"/>
+          <w:sz w:val="26"/>
+          <w:szCs w:val="26"/>
+        </w:rPr>
+        <w:t xml:space="preserve">10. Detailed Technical Description — Module 32: Autonomous Enterprise Operating System (AEOS)</w:t>
+      </w:r>
     </w:p>
     <w:p>
       <w:pPr>
         <w:spacing w:after="120" w:before="0"/>
-        <w:jc w:val="left"/>
       </w:pPr>
       <w:r>
         <w:rPr>
@@ -6435,31 +6339,7 @@
           <w:sz w:val="21"/>
           <w:szCs w:val="21"/>
         </w:rPr>
-        <w:t xml:space="preserve">Total new code in this submission: ~325 lines across 4 modified/new files. Existing files listed for reference as prior art.</w:t>
-      </w:r>
-    </w:p>
-    <w:p>
-      <w:pPr>
-        <w:pageBreakBefore/>
-      </w:pPr>
-      <w:r>
-        <w:br/>
-      </w:r>
-    </w:p>
-    <w:p>
-      <w:pPr>
-        <w:spacing w:after="160" w:before="360"/>
-      </w:pPr>
-      <w:r>
-        <w:rPr>
-          <w:rFonts w:ascii="Calibri" w:cs="Calibri" w:eastAsia="Calibri" w:hAnsi="Calibri"/>
-          <w:b/>
-          <w:bCs/>
-          <w:color w:val="1B3A5C"/>
-          <w:sz w:val="26"/>
-          <w:szCs w:val="26"/>
-        </w:rPr>
-        <w:t xml:space="preserve">10. Embodiments</w:t>
+        <w:t xml:space="preserve">Refer: FIG 34, FIG 35</w:t>
       </w:r>
     </w:p>
     <w:p>
@@ -6475,13 +6355,12 @@
           <w:sz w:val="23"/>
           <w:szCs w:val="23"/>
         </w:rPr>
-        <w:t xml:space="preserve">10.1 Operator-Managed Event Embodiment</w:t>
+        <w:t xml:space="preserve">10.1 Purpose</w:t>
       </w:r>
     </w:p>
     <w:p>
       <w:pPr>
         <w:spacing w:after="120" w:before="0"/>
-        <w:jc w:val="left"/>
       </w:pPr>
       <w:r>
         <w:rPr>
@@ -6494,8 +6373,47 @@
           <w:sz w:val="21"/>
           <w:szCs w:val="21"/>
         </w:rPr>
-        <w:t xml:space="preserve">For operator-managed investor events on client platforms (Teams, Zoom, Webex):</w:t>
-      </w:r>
+        <w:t xml:space="preserve">Module 32 provides a fully autonomous enterprise operating system that manages the complete lifecycle of investor communication events — from initial client booking through service delivery to final invoicing and bank reconciliation — without human administrative intervention. The AEOS operates as a "Financial Nervous System" that connects every module in the platform to a unified commercial pipeline.</w:t>
+      </w:r>
+    </w:p>
+    <w:p>
+      <w:pPr>
+        <w:spacing w:after="120" w:before="240"/>
+      </w:pPr>
+      <w:r>
+        <w:rPr>
+          <w:rFonts w:ascii="Calibri" w:cs="Calibri" w:eastAsia="Calibri" w:hAnsi="Calibri"/>
+          <w:b/>
+          <w:bCs/>
+          <w:color w:val="1B3A5C"/>
+          <w:sz w:val="23"/>
+          <w:szCs w:val="23"/>
+        </w:rPr>
+        <w:t xml:space="preserve">10.2 Deterministic Financial State Machine (Quote-to-Cash)</w:t>
+      </w:r>
+    </w:p>
+    <w:p>
+      <w:pPr>
+        <w:spacing w:after="120" w:before="0"/>
+      </w:pPr>
+      <w:r>
+        <w:rPr>
+          <w:rFonts w:ascii="Calibri" w:cs="Calibri" w:eastAsia="Calibri" w:hAnsi="Calibri"/>
+          <w:b w:val="false"/>
+          <w:bCs w:val="false"/>
+          <w:i w:val="false"/>
+          <w:iCs w:val="false"/>
+          <w:color w:val="000000"/>
+          <w:sz w:val="21"/>
+          <w:szCs w:val="21"/>
+        </w:rPr>
+        <w:t xml:space="preserve">The system implements a fully autonomous "Quote-to-Cash" (Q2C) lifecycle governed by a Deterministic Financial State Machine with the following stages:</w:t>
+      </w:r>
+    </w:p>
+    <w:p>
+      <w:pPr>
+        <w:spacing w:after="60"/>
+      </w:pPr>
     </w:p>
     <w:p>
       <w:pPr>
@@ -6504,18 +6422,26 @@
           <w:ilvl w:val="0"/>
           <w:numId w:val="1"/>
         </w:numPr>
-        <w:spacing w:after="60"/>
+        <w:spacing w:after="80"/>
         <w:ind w:left="720"/>
       </w:pPr>
       <w:r>
         <w:rPr>
           <w:rFonts w:ascii="Calibri" w:cs="Calibri" w:eastAsia="Calibri" w:hAnsi="Calibri"/>
-          <w:b w:val="false"/>
-          <w:bCs w:val="false"/>
-          <w:sz w:val="21"/>
-          <w:szCs w:val="21"/>
-        </w:rPr>
-        <w:t xml:space="preserve">CuraLive operator joins the client's platform with co-host rights</w:t>
+          <w:b/>
+          <w:bCs/>
+          <w:sz w:val="21"/>
+          <w:szCs w:val="21"/>
+        </w:rPr>
+        <w:t xml:space="preserve">Stage 1 — Predictive Quoting Engine: </w:t>
+      </w:r>
+      <w:r>
+        <w:rPr>
+          <w:rFonts w:ascii="Calibri" w:cs="Calibri" w:eastAsia="Calibri" w:hAnsi="Calibri"/>
+          <w:sz w:val="21"/>
+          <w:szCs w:val="21"/>
+        </w:rPr>
+        <w:t xml:space="preserve">Upon submission of a multimodal booking form, a proprietary algorithm calculates pricing by cross-referencing real-time resource availability (operators, infrastructure, compliance analysts) with a Predictive Demand Vector derived from historical booking patterns, seasonal trends, and event complexity scoring</w:t>
       </w:r>
     </w:p>
     <w:p>
@@ -6525,18 +6451,26 @@
           <w:ilvl w:val="0"/>
           <w:numId w:val="1"/>
         </w:numPr>
-        <w:spacing w:after="60"/>
+        <w:spacing w:after="80"/>
         <w:ind w:left="720"/>
       </w:pPr>
       <w:r>
         <w:rPr>
           <w:rFonts w:ascii="Calibri" w:cs="Calibri" w:eastAsia="Calibri" w:hAnsi="Calibri"/>
-          <w:b w:val="false"/>
-          <w:bCs w:val="false"/>
-          <w:sz w:val="21"/>
-          <w:szCs w:val="21"/>
-        </w:rPr>
-        <w:t xml:space="preserve">Attendees submit questions via the CuraLive Q&amp;A link — AI triages and compliance-screens each question</w:t>
+          <w:b/>
+          <w:bCs/>
+          <w:sz w:val="21"/>
+          <w:szCs w:val="21"/>
+        </w:rPr>
+        <w:t xml:space="preserve">Stage 2 — Autonomous Registration Bridge: </w:t>
+      </w:r>
+      <w:r>
+        <w:rPr>
+          <w:rFonts w:ascii="Calibri" w:cs="Calibri" w:eastAsia="Calibri" w:hAnsi="Calibri"/>
+          <w:sz w:val="21"/>
+          <w:szCs w:val="21"/>
+        </w:rPr>
+        <w:t xml:space="preserve">Once a digital signature is detected on the approved quote, the system triggers an asynchronous event chain to: (a) generate unique registration credentials; (b) provision event infrastructure (Ably channels, database records, Shadow Mode session); (c) distribute onboarding materials to the client; and (d) allocate operator resources based on predicted event complexity</w:t>
       </w:r>
     </w:p>
     <w:p>
@@ -6546,18 +6480,26 @@
           <w:ilvl w:val="0"/>
           <w:numId w:val="1"/>
         </w:numPr>
-        <w:spacing w:after="60"/>
+        <w:spacing w:after="80"/>
         <w:ind w:left="720"/>
       </w:pPr>
       <w:r>
         <w:rPr>
           <w:rFonts w:ascii="Calibri" w:cs="Calibri" w:eastAsia="Calibri" w:hAnsi="Calibri"/>
-          <w:b w:val="false"/>
-          <w:bCs w:val="false"/>
-          <w:sz w:val="21"/>
-          <w:szCs w:val="21"/>
-        </w:rPr>
-        <w:t xml:space="preserve">P2P algorithm surfaces adversarial and high-urgency questions ahead of neutral/positive ones</w:t>
+          <w:b/>
+          <w:bCs/>
+          <w:sz w:val="21"/>
+          <w:szCs w:val="21"/>
+        </w:rPr>
+        <w:t xml:space="preserve">Stage 3 — Event-Triggered Invoicing: </w:t>
+      </w:r>
+      <w:r>
+        <w:rPr>
+          <w:rFonts w:ascii="Calibri" w:cs="Calibri" w:eastAsia="Calibri" w:hAnsi="Calibri"/>
+          <w:sz w:val="21"/>
+          <w:szCs w:val="21"/>
+        </w:rPr>
+        <w:t xml:space="preserve">Upon receiving a "Service-Complete" signal from the Live Event Module (Module 31), the system programmatically generates a cryptographically signed invoice containing: event duration, questions processed, compliance flags raised, attendee count, AI-generated session summary, and blockchain certificate hash reference</w:t>
       </w:r>
     </w:p>
     <w:p>
@@ -6567,19 +6509,66 @@
           <w:ilvl w:val="0"/>
           <w:numId w:val="1"/>
         </w:numPr>
-        <w:spacing w:after="60"/>
+        <w:spacing w:after="80"/>
         <w:ind w:left="720"/>
+      </w:pPr>
+      <w:r>
+        <w:rPr>
+          <w:rFonts w:ascii="Calibri" w:cs="Calibri" w:eastAsia="Calibri" w:hAnsi="Calibri"/>
+          <w:b/>
+          <w:bCs/>
+          <w:sz w:val="21"/>
+          <w:szCs w:val="21"/>
+        </w:rPr>
+        <w:t xml:space="preserve">Stage 4 — Self-Healing Reconciliation Layer: </w:t>
+      </w:r>
+      <w:r>
+        <w:rPr>
+          <w:rFonts w:ascii="Calibri" w:cs="Calibri" w:eastAsia="Calibri" w:hAnsi="Calibri"/>
+          <w:sz w:val="21"/>
+          <w:szCs w:val="21"/>
+        </w:rPr>
+        <w:t xml:space="preserve">The system interfaces with Banking APIs and uses SHA-256 Hash Matching to correlate incoming payments with issued invoices. Payment discrepancies (partial payment, overpayment, missing payment) trigger an automated Resolution Agent that generates client communication, adjusts ledger entries, and escalates only unresolvable cases</w:t>
+      </w:r>
+    </w:p>
+    <w:p>
+      <w:pPr>
+        <w:spacing w:after="120" w:before="240"/>
+      </w:pPr>
+      <w:r>
+        <w:rPr>
+          <w:rFonts w:ascii="Calibri" w:cs="Calibri" w:eastAsia="Calibri" w:hAnsi="Calibri"/>
+          <w:b/>
+          <w:bCs/>
+          <w:color w:val="1B3A5C"/>
+          <w:sz w:val="23"/>
+          <w:szCs w:val="23"/>
+        </w:rPr>
+        <w:t xml:space="preserve">10.3 Organizational Knowledge Graph (Digital Twin)</w:t>
+      </w:r>
+    </w:p>
+    <w:p>
+      <w:pPr>
+        <w:spacing w:after="120" w:before="0"/>
       </w:pPr>
       <w:r>
         <w:rPr>
           <w:rFonts w:ascii="Calibri" w:cs="Calibri" w:eastAsia="Calibri" w:hAnsi="Calibri"/>
           <w:b w:val="false"/>
           <w:bCs w:val="false"/>
-          <w:sz w:val="21"/>
-          <w:szCs w:val="21"/>
-        </w:rPr>
-        <w:t xml:space="preserve">Go Live gate ensures only compliance-cleared, sufficiently-scored questions are approved for live audio</w:t>
-      </w:r>
+          <w:i w:val="false"/>
+          <w:iCs w:val="false"/>
+          <w:color w:val="000000"/>
+          <w:sz w:val="21"/>
+          <w:szCs w:val="21"/>
+        </w:rPr>
+        <w:t xml:space="preserve">The platform creates a persistent Organizational Knowledge Graph that serves as the company's "Digital Twin." This graph is a structured representation of:</w:t>
+      </w:r>
+    </w:p>
+    <w:p>
+      <w:pPr>
+        <w:spacing w:after="60"/>
+      </w:pPr>
     </w:p>
     <w:p>
       <w:pPr>
@@ -6588,18 +6577,26 @@
           <w:ilvl w:val="0"/>
           <w:numId w:val="1"/>
         </w:numPr>
-        <w:spacing w:after="60"/>
+        <w:spacing w:after="80"/>
         <w:ind w:left="720"/>
       </w:pPr>
       <w:r>
         <w:rPr>
           <w:rFonts w:ascii="Calibri" w:cs="Calibri" w:eastAsia="Calibri" w:hAnsi="Calibri"/>
-          <w:b w:val="false"/>
-          <w:bCs w:val="false"/>
-          <w:sz w:val="21"/>
-          <w:szCs w:val="21"/>
-        </w:rPr>
-        <w:t xml:space="preserve">Operator unmutes the approved attendee on the client's platform — manually or via API integration</w:t>
+          <w:b/>
+          <w:bCs/>
+          <w:sz w:val="21"/>
+          <w:szCs w:val="21"/>
+        </w:rPr>
+        <w:t xml:space="preserve">Company Profile: </w:t>
+      </w:r>
+      <w:r>
+        <w:rPr>
+          <w:rFonts w:ascii="Calibri" w:cs="Calibri" w:eastAsia="Calibri" w:hAnsi="Calibri"/>
+          <w:sz w:val="21"/>
+          <w:szCs w:val="21"/>
+        </w:rPr>
+        <w:t xml:space="preserve">Personality traits (conservative/aggressive communication style), brand voice, regulatory posture, risk tolerance</w:t>
       </w:r>
     </w:p>
     <w:p>
@@ -6609,18 +6606,84 @@
           <w:ilvl w:val="0"/>
           <w:numId w:val="1"/>
         </w:numPr>
-        <w:spacing w:after="60"/>
+        <w:spacing w:after="80"/>
         <w:ind w:left="720"/>
       </w:pPr>
       <w:r>
         <w:rPr>
           <w:rFonts w:ascii="Calibri" w:cs="Calibri" w:eastAsia="Calibri" w:hAnsi="Calibri"/>
-          <w:b w:val="false"/>
-          <w:bCs w:val="false"/>
-          <w:sz w:val="21"/>
-          <w:szCs w:val="21"/>
-        </w:rPr>
-        <w:t xml:space="preserve">Shadow Mode captures the full event with jitter-compensated transcript synchronization</w:t>
+          <w:b/>
+          <w:bCs/>
+          <w:sz w:val="21"/>
+          <w:szCs w:val="21"/>
+        </w:rPr>
+        <w:t xml:space="preserve">Historical Intelligence: </w:t>
+      </w:r>
+      <w:r>
+        <w:rPr>
+          <w:rFonts w:ascii="Calibri" w:cs="Calibri" w:eastAsia="Calibri" w:hAnsi="Calibri"/>
+          <w:sz w:val="21"/>
+          <w:szCs w:val="21"/>
+        </w:rPr>
+        <w:t xml:space="preserve">All prior event transcripts, Q&amp;A patterns, compliance incidents, attendee sentiment trends, and AI-generated insights — weighted by the temporal decay function (Section 9.3)</w:t>
+      </w:r>
+    </w:p>
+    <w:p>
+      <w:pPr>
+        <w:pStyle w:val="ListParagraph"/>
+        <w:numPr>
+          <w:ilvl w:val="0"/>
+          <w:numId w:val="1"/>
+        </w:numPr>
+        <w:spacing w:after="80"/>
+        <w:ind w:left="720"/>
+      </w:pPr>
+      <w:r>
+        <w:rPr>
+          <w:rFonts w:ascii="Calibri" w:cs="Calibri" w:eastAsia="Calibri" w:hAnsi="Calibri"/>
+          <w:b/>
+          <w:bCs/>
+          <w:sz w:val="21"/>
+          <w:szCs w:val="21"/>
+        </w:rPr>
+        <w:t xml:space="preserve">Relationship Map: </w:t>
+      </w:r>
+      <w:r>
+        <w:rPr>
+          <w:rFonts w:ascii="Calibri" w:cs="Calibri" w:eastAsia="Calibri" w:hAnsi="Calibri"/>
+          <w:sz w:val="21"/>
+          <w:szCs w:val="21"/>
+        </w:rPr>
+        <w:t xml:space="preserve">Client → Event → Attendee → Question → Sentiment linkages enabling cross-event pattern detection</w:t>
+      </w:r>
+    </w:p>
+    <w:p>
+      <w:pPr>
+        <w:pStyle w:val="ListParagraph"/>
+        <w:numPr>
+          <w:ilvl w:val="0"/>
+          <w:numId w:val="1"/>
+        </w:numPr>
+        <w:spacing w:after="80"/>
+        <w:ind w:left="720"/>
+      </w:pPr>
+      <w:r>
+        <w:rPr>
+          <w:rFonts w:ascii="Calibri" w:cs="Calibri" w:eastAsia="Calibri" w:hAnsi="Calibri"/>
+          <w:b/>
+          <w:bCs/>
+          <w:sz w:val="21"/>
+          <w:szCs w:val="21"/>
+        </w:rPr>
+        <w:t xml:space="preserve">Goal Framework: </w:t>
+      </w:r>
+      <w:r>
+        <w:rPr>
+          <w:rFonts w:ascii="Calibri" w:cs="Calibri" w:eastAsia="Calibri" w:hAnsi="Calibri"/>
+          <w:sz w:val="21"/>
+          <w:szCs w:val="21"/>
+        </w:rPr>
+        <w:t xml:space="preserve">Client-defined objectives (increase analyst engagement, reduce compliance incidents, improve response time) with measurable KPIs tracked autonomously</w:t>
       </w:r>
     </w:p>
     <w:p>
@@ -6636,13 +6699,12 @@
           <w:sz w:val="23"/>
           <w:szCs w:val="23"/>
         </w:rPr>
-        <w:t xml:space="preserve">10.2 Autonomous AI Governance Embodiment</w:t>
+        <w:t xml:space="preserve">10.4 Predictive Resource Allocation</w:t>
       </w:r>
     </w:p>
     <w:p>
       <w:pPr>
         <w:spacing w:after="120" w:before="0"/>
-        <w:jc w:val="left"/>
       </w:pPr>
       <w:r>
         <w:rPr>
@@ -6655,7 +6717,7 @@
           <w:sz w:val="21"/>
           <w:szCs w:val="21"/>
         </w:rPr>
-        <w:t xml:space="preserve">For the self-evolution engine's autonomous tool generation:</w:t>
+        <w:t xml:space="preserve">Using the Digital Twin's historical intelligence and the Predictive Demand Vector, the system autonomously:</w:t>
       </w:r>
     </w:p>
     <w:p>
@@ -6671,12 +6733,10 @@
       <w:r>
         <w:rPr>
           <w:rFonts w:ascii="Calibri" w:cs="Calibri" w:eastAsia="Calibri" w:hAnsi="Calibri"/>
-          <w:b w:val="false"/>
-          <w:bCs w:val="false"/>
-          <w:sz w:val="21"/>
-          <w:szCs w:val="21"/>
-        </w:rPr>
-        <w:t xml:space="preserve">AI Meta-Observer identifies capability gaps during live sessions and proposes new micro-tools</w:t>
+          <w:sz w:val="21"/>
+          <w:szCs w:val="21"/>
+        </w:rPr>
+        <w:t xml:space="preserve">Forecasts operator staffing requirements for upcoming events based on predicted complexity and attendee volume</w:t>
       </w:r>
     </w:p>
     <w:p>
@@ -6692,12 +6752,10 @@
       <w:r>
         <w:rPr>
           <w:rFonts w:ascii="Calibri" w:cs="Calibri" w:eastAsia="Calibri" w:hAnsi="Calibri"/>
-          <w:b w:val="false"/>
-          <w:bCs w:val="false"/>
-          <w:sz w:val="21"/>
-          <w:szCs w:val="21"/>
-        </w:rPr>
-        <w:t xml:space="preserve">Tools accumulate evidence through cross-event correlation and decayed confidence scoring</w:t>
+          <w:sz w:val="21"/>
+          <w:szCs w:val="21"/>
+        </w:rPr>
+        <w:t xml:space="preserve">Pre-allocates compliance analysts when the Knowledge Graph indicates elevated regulatory risk for a specific client or jurisdiction</w:t>
       </w:r>
     </w:p>
     <w:p>
@@ -6713,12 +6771,10 @@
       <w:r>
         <w:rPr>
           <w:rFonts w:ascii="Calibri" w:cs="Calibri" w:eastAsia="Calibri" w:hAnsi="Calibri"/>
-          <w:b w:val="false"/>
-          <w:bCs w:val="false"/>
-          <w:sz w:val="21"/>
-          <w:szCs w:val="21"/>
-        </w:rPr>
-        <w:t xml:space="preserve">Governance Gateway blocks promotion to production until stability score exceeds threshold</w:t>
+          <w:sz w:val="21"/>
+          <w:szCs w:val="21"/>
+        </w:rPr>
+        <w:t xml:space="preserve">Prepares crisis communication briefs when event sentiment trends indicate potential hostile Q&amp;A patterns</w:t>
       </w:r>
     </w:p>
     <w:p>
@@ -6734,13 +6790,50 @@
       <w:r>
         <w:rPr>
           <w:rFonts w:ascii="Calibri" w:cs="Calibri" w:eastAsia="Calibri" w:hAnsi="Calibri"/>
+          <w:sz w:val="21"/>
+          <w:szCs w:val="21"/>
+        </w:rPr>
+        <w:t xml:space="preserve">Adjusts pricing recommendations based on resource utilization patterns and demand forecasting</w:t>
+      </w:r>
+    </w:p>
+    <w:p>
+      <w:pPr>
+        <w:spacing w:after="120" w:before="240"/>
+      </w:pPr>
+      <w:r>
+        <w:rPr>
+          <w:rFonts w:ascii="Calibri" w:cs="Calibri" w:eastAsia="Calibri" w:hAnsi="Calibri"/>
+          <w:b/>
+          <w:bCs/>
+          <w:color w:val="1B3A5C"/>
+          <w:sz w:val="23"/>
+          <w:szCs w:val="23"/>
+        </w:rPr>
+        <w:t xml:space="preserve">10.5 Sovereign Data Architecture</w:t>
+      </w:r>
+    </w:p>
+    <w:p>
+      <w:pPr>
+        <w:spacing w:after="120" w:before="0"/>
+      </w:pPr>
+      <w:r>
+        <w:rPr>
+          <w:rFonts w:ascii="Calibri" w:cs="Calibri" w:eastAsia="Calibri" w:hAnsi="Calibri"/>
           <w:b w:val="false"/>
           <w:bCs w:val="false"/>
-          <w:sz w:val="21"/>
-          <w:szCs w:val="21"/>
-        </w:rPr>
-        <w:t xml:space="preserve">Compliance-critical tools face elevated threshold (0.75 vs 0.65) to prevent regulatory boundary violations</w:t>
-      </w:r>
+          <w:i w:val="false"/>
+          <w:iCs w:val="false"/>
+          <w:color w:val="000000"/>
+          <w:sz w:val="21"/>
+          <w:szCs w:val="21"/>
+        </w:rPr>
+        <w:t xml:space="preserve">The AEOS implements a Sovereign Data Architecture to protect the organizational "Private Brain":</w:t>
+      </w:r>
+    </w:p>
+    <w:p>
+      <w:pPr>
+        <w:spacing w:after="60"/>
+      </w:pPr>
     </w:p>
     <w:p>
       <w:pPr>
@@ -6749,18 +6842,84 @@
           <w:ilvl w:val="0"/>
           <w:numId w:val="1"/>
         </w:numPr>
-        <w:spacing w:after="60"/>
+        <w:spacing w:after="80"/>
         <w:ind w:left="720"/>
       </w:pPr>
       <w:r>
         <w:rPr>
           <w:rFonts w:ascii="Calibri" w:cs="Calibri" w:eastAsia="Calibri" w:hAnsi="Calibri"/>
-          <w:b w:val="false"/>
-          <w:bCs w:val="false"/>
-          <w:sz w:val="21"/>
-          <w:szCs w:val="21"/>
-        </w:rPr>
-        <w:t xml:space="preserve">All governance decisions are logged in the evolution audit log with SHA-256 hash-chained integrity</w:t>
+          <w:b/>
+          <w:bCs/>
+          <w:sz w:val="21"/>
+          <w:szCs w:val="21"/>
+        </w:rPr>
+        <w:t xml:space="preserve">Isolated Learning: </w:t>
+      </w:r>
+      <w:r>
+        <w:rPr>
+          <w:rFonts w:ascii="Calibri" w:cs="Calibri" w:eastAsia="Calibri" w:hAnsi="Calibri"/>
+          <w:sz w:val="21"/>
+          <w:szCs w:val="21"/>
+        </w:rPr>
+        <w:t xml:space="preserve">Each client's Knowledge Graph is logically isolated — the AI learns from each client's data independently and never cross-contaminates intelligence between organizations</w:t>
+      </w:r>
+    </w:p>
+    <w:p>
+      <w:pPr>
+        <w:pStyle w:val="ListParagraph"/>
+        <w:numPr>
+          <w:ilvl w:val="0"/>
+          <w:numId w:val="1"/>
+        </w:numPr>
+        <w:spacing w:after="80"/>
+        <w:ind w:left="720"/>
+      </w:pPr>
+      <w:r>
+        <w:rPr>
+          <w:rFonts w:ascii="Calibri" w:cs="Calibri" w:eastAsia="Calibri" w:hAnsi="Calibri"/>
+          <w:b/>
+          <w:bCs/>
+          <w:sz w:val="21"/>
+          <w:szCs w:val="21"/>
+        </w:rPr>
+        <w:t xml:space="preserve">Zero-Trust Identity Validation: </w:t>
+      </w:r>
+      <w:r>
+        <w:rPr>
+          <w:rFonts w:ascii="Calibri" w:cs="Calibri" w:eastAsia="Calibri" w:hAnsi="Calibri"/>
+          <w:sz w:val="21"/>
+          <w:szCs w:val="21"/>
+        </w:rPr>
+        <w:t xml:space="preserve">Every API call to the AEOS requires cryptographic identity verification — no implicit trust based on network location or session state</w:t>
+      </w:r>
+    </w:p>
+    <w:p>
+      <w:pPr>
+        <w:pStyle w:val="ListParagraph"/>
+        <w:numPr>
+          <w:ilvl w:val="0"/>
+          <w:numId w:val="1"/>
+        </w:numPr>
+        <w:spacing w:after="80"/>
+        <w:ind w:left="720"/>
+      </w:pPr>
+      <w:r>
+        <w:rPr>
+          <w:rFonts w:ascii="Calibri" w:cs="Calibri" w:eastAsia="Calibri" w:hAnsi="Calibri"/>
+          <w:b/>
+          <w:bCs/>
+          <w:sz w:val="21"/>
+          <w:szCs w:val="21"/>
+        </w:rPr>
+        <w:t xml:space="preserve">Data Residency Compliance: </w:t>
+      </w:r>
+      <w:r>
+        <w:rPr>
+          <w:rFonts w:ascii="Calibri" w:cs="Calibri" w:eastAsia="Calibri" w:hAnsi="Calibri"/>
+          <w:sz w:val="21"/>
+          <w:szCs w:val="21"/>
+        </w:rPr>
+        <w:t xml:space="preserve">The architecture supports configurable data residency to meet jurisdiction-specific requirements (POPIA, GDPR, SOX)</w:t>
       </w:r>
     </w:p>
     <w:p>
@@ -6776,13 +6935,12 @@
           <w:sz w:val="23"/>
           <w:szCs w:val="23"/>
         </w:rPr>
-        <w:t xml:space="preserve">10.3 High-Latency Telephony Embodiment</w:t>
+        <w:t xml:space="preserve">10.6 AGI-Ready Universal Sync</w:t>
       </w:r>
     </w:p>
     <w:p>
       <w:pPr>
         <w:spacing w:after="120" w:before="0"/>
-        <w:jc w:val="left"/>
       </w:pPr>
       <w:r>
         <w:rPr>
@@ -6795,7 +6953,7 @@
           <w:sz w:val="21"/>
           <w:szCs w:val="21"/>
         </w:rPr>
-        <w:t xml:space="preserve">For silent monitoring of PSTN conference bridges with variable network latency:</w:t>
+        <w:t xml:space="preserve">The AEOS exposes a Modal-Agnostic Semantic API that describes every system capability in structured natural language. This API layer enables:</w:t>
       </w:r>
     </w:p>
     <w:p>
@@ -6811,12 +6969,10 @@
       <w:r>
         <w:rPr>
           <w:rFonts w:ascii="Calibri" w:cs="Calibri" w:eastAsia="Calibri" w:hAnsi="Calibri"/>
-          <w:b w:val="false"/>
-          <w:bCs w:val="false"/>
-          <w:sz w:val="21"/>
-          <w:szCs w:val="21"/>
-        </w:rPr>
-        <w:t xml:space="preserve">Silent agent enters bridge via programmatic DTMF handshake — no manual intervention required</w:t>
+          <w:sz w:val="21"/>
+          <w:szCs w:val="21"/>
+        </w:rPr>
+        <w:t xml:space="preserve">Future AGI systems to discover, understand, and invoke any platform capability without pre-programmed integrations</w:t>
       </w:r>
     </w:p>
     <w:p>
@@ -6832,12 +6988,10 @@
       <w:r>
         <w:rPr>
           <w:rFonts w:ascii="Calibri" w:cs="Calibri" w:eastAsia="Calibri" w:hAnsi="Calibri"/>
-          <w:b w:val="false"/>
-          <w:bCs w:val="false"/>
-          <w:sz w:val="21"/>
-          <w:szCs w:val="21"/>
-        </w:rPr>
-        <w:t xml:space="preserve">Predictive jitter-buffer compensates for network latency between audio arrival and transcript generation</w:t>
+          <w:sz w:val="21"/>
+          <w:szCs w:val="21"/>
+        </w:rPr>
+        <w:t xml:space="preserve">Natural language commands to trigger complex multi-module workflows (e.g., "Prepare for tomorrow's earnings call" triggers resource allocation, compliance pre-screening, operator scheduling, and attendee notification simultaneously)</w:t>
       </w:r>
     </w:p>
     <w:p>
@@ -6853,12 +7007,68 @@
       <w:r>
         <w:rPr>
           <w:rFonts w:ascii="Calibri" w:cs="Calibri" w:eastAsia="Calibri" w:hAnsi="Calibri"/>
+          <w:sz w:val="21"/>
+          <w:szCs w:val="21"/>
+        </w:rPr>
+        <w:t xml:space="preserve">Self-describing endpoints where each API capability includes its purpose, required inputs, expected outputs, and regulatory implications</w:t>
+      </w:r>
+    </w:p>
+    <w:p>
+      <w:pPr>
+        <w:pageBreakBefore/>
+      </w:pPr>
+      <w:r>
+        <w:br/>
+      </w:r>
+    </w:p>
+    <w:p>
+      <w:pPr>
+        <w:spacing w:after="160" w:before="360"/>
+      </w:pPr>
+      <w:r>
+        <w:rPr>
+          <w:rFonts w:ascii="Calibri" w:cs="Calibri" w:eastAsia="Calibri" w:hAnsi="Calibri"/>
+          <w:b/>
+          <w:bCs/>
+          <w:color w:val="1B3A5C"/>
+          <w:sz w:val="26"/>
+          <w:szCs w:val="26"/>
+        </w:rPr>
+        <w:t xml:space="preserve">11. Embodiments</w:t>
+      </w:r>
+    </w:p>
+    <w:p>
+      <w:pPr>
+        <w:spacing w:after="120" w:before="240"/>
+      </w:pPr>
+      <w:r>
+        <w:rPr>
+          <w:rFonts w:ascii="Calibri" w:cs="Calibri" w:eastAsia="Calibri" w:hAnsi="Calibri"/>
+          <w:b/>
+          <w:bCs/>
+          <w:color w:val="1B3A5C"/>
+          <w:sz w:val="23"/>
+          <w:szCs w:val="23"/>
+        </w:rPr>
+        <w:t xml:space="preserve">11.1 Operator-Managed Event Embodiment</w:t>
+      </w:r>
+    </w:p>
+    <w:p>
+      <w:pPr>
+        <w:spacing w:after="120" w:before="0"/>
+      </w:pPr>
+      <w:r>
+        <w:rPr>
+          <w:rFonts w:ascii="Calibri" w:cs="Calibri" w:eastAsia="Calibri" w:hAnsi="Calibri"/>
           <w:b w:val="false"/>
           <w:bCs w:val="false"/>
-          <w:sz w:val="21"/>
-          <w:szCs w:val="21"/>
-        </w:rPr>
-        <w:t xml:space="preserve">Compliance flags and metadata maintain unified temporal state regardless of bridge latency</w:t>
+          <w:i w:val="false"/>
+          <w:iCs w:val="false"/>
+          <w:color w:val="000000"/>
+          <w:sz w:val="21"/>
+          <w:szCs w:val="21"/>
+        </w:rPr>
+        <w:t xml:space="preserve">For operator-managed investor events on client platforms (Teams, Zoom, Webex):</w:t>
       </w:r>
     </w:p>
     <w:p>
@@ -6874,17 +7084,110 @@
       <w:r>
         <w:rPr>
           <w:rFonts w:ascii="Calibri" w:cs="Calibri" w:eastAsia="Calibri" w:hAnsi="Calibri"/>
-          <w:b w:val="false"/>
-          <w:bCs w:val="false"/>
-          <w:sz w:val="21"/>
-          <w:szCs w:val="21"/>
-        </w:rPr>
-        <w:t xml:space="preserve">Latency health status (healthy/degraded/poor) is reported to the operator in real-time</w:t>
-      </w:r>
-    </w:p>
-    <w:p>
-      <w:pPr>
-        <w:spacing w:after="160" w:before="360"/>
+          <w:sz w:val="21"/>
+          <w:szCs w:val="21"/>
+        </w:rPr>
+        <w:t xml:space="preserve">CuraLive operator joins the client's platform with co-host rights</w:t>
+      </w:r>
+    </w:p>
+    <w:p>
+      <w:pPr>
+        <w:pStyle w:val="ListParagraph"/>
+        <w:numPr>
+          <w:ilvl w:val="0"/>
+          <w:numId w:val="1"/>
+        </w:numPr>
+        <w:spacing w:after="60"/>
+        <w:ind w:left="720"/>
+      </w:pPr>
+      <w:r>
+        <w:rPr>
+          <w:rFonts w:ascii="Calibri" w:cs="Calibri" w:eastAsia="Calibri" w:hAnsi="Calibri"/>
+          <w:sz w:val="21"/>
+          <w:szCs w:val="21"/>
+        </w:rPr>
+        <w:t xml:space="preserve">Attendees submit questions via the CuraLive Q&amp;A link — AI triages and compliance-screens each question</w:t>
+      </w:r>
+    </w:p>
+    <w:p>
+      <w:pPr>
+        <w:pStyle w:val="ListParagraph"/>
+        <w:numPr>
+          <w:ilvl w:val="0"/>
+          <w:numId w:val="1"/>
+        </w:numPr>
+        <w:spacing w:after="60"/>
+        <w:ind w:left="720"/>
+      </w:pPr>
+      <w:r>
+        <w:rPr>
+          <w:rFonts w:ascii="Calibri" w:cs="Calibri" w:eastAsia="Calibri" w:hAnsi="Calibri"/>
+          <w:sz w:val="21"/>
+          <w:szCs w:val="21"/>
+        </w:rPr>
+        <w:t xml:space="preserve">P2P algorithm surfaces adversarial and high-urgency questions ahead of neutral/positive ones</w:t>
+      </w:r>
+    </w:p>
+    <w:p>
+      <w:pPr>
+        <w:pStyle w:val="ListParagraph"/>
+        <w:numPr>
+          <w:ilvl w:val="0"/>
+          <w:numId w:val="1"/>
+        </w:numPr>
+        <w:spacing w:after="60"/>
+        <w:ind w:left="720"/>
+      </w:pPr>
+      <w:r>
+        <w:rPr>
+          <w:rFonts w:ascii="Calibri" w:cs="Calibri" w:eastAsia="Calibri" w:hAnsi="Calibri"/>
+          <w:sz w:val="21"/>
+          <w:szCs w:val="21"/>
+        </w:rPr>
+        <w:t xml:space="preserve">Go Live gate ensures only compliance-cleared, sufficiently-scored questions are approved for live audio</w:t>
+      </w:r>
+    </w:p>
+    <w:p>
+      <w:pPr>
+        <w:pStyle w:val="ListParagraph"/>
+        <w:numPr>
+          <w:ilvl w:val="0"/>
+          <w:numId w:val="1"/>
+        </w:numPr>
+        <w:spacing w:after="60"/>
+        <w:ind w:left="720"/>
+      </w:pPr>
+      <w:r>
+        <w:rPr>
+          <w:rFonts w:ascii="Calibri" w:cs="Calibri" w:eastAsia="Calibri" w:hAnsi="Calibri"/>
+          <w:sz w:val="21"/>
+          <w:szCs w:val="21"/>
+        </w:rPr>
+        <w:t xml:space="preserve">Operator unmutes the approved attendee on the client's platform — manually or via API integration</w:t>
+      </w:r>
+    </w:p>
+    <w:p>
+      <w:pPr>
+        <w:pStyle w:val="ListParagraph"/>
+        <w:numPr>
+          <w:ilvl w:val="0"/>
+          <w:numId w:val="1"/>
+        </w:numPr>
+        <w:spacing w:after="60"/>
+        <w:ind w:left="720"/>
+      </w:pPr>
+      <w:r>
+        <w:rPr>
+          <w:rFonts w:ascii="Calibri" w:cs="Calibri" w:eastAsia="Calibri" w:hAnsi="Calibri"/>
+          <w:sz w:val="21"/>
+          <w:szCs w:val="21"/>
+        </w:rPr>
+        <w:t xml:space="preserve">Shadow Mode captures the full event with jitter-compensated transcript synchronization</w:t>
+      </w:r>
+    </w:p>
+    <w:p>
+      <w:pPr>
+        <w:spacing w:after="120" w:before="240"/>
       </w:pPr>
       <w:r>
         <w:rPr>
@@ -6892,16 +7195,15 @@
           <w:b/>
           <w:bCs/>
           <w:color w:val="1B3A5C"/>
-          <w:sz w:val="26"/>
-          <w:szCs w:val="26"/>
-        </w:rPr>
-        <w:t xml:space="preserve">11. Industrial Applicability</w:t>
+          <w:sz w:val="23"/>
+          <w:szCs w:val="23"/>
+        </w:rPr>
+        <w:t xml:space="preserve">11.2 Autonomous AI Governance Embodiment</w:t>
       </w:r>
     </w:p>
     <w:p>
       <w:pPr>
         <w:spacing w:after="120" w:before="0"/>
-        <w:jc w:val="left"/>
       </w:pPr>
       <w:r>
         <w:rPr>
@@ -6914,7 +7216,7 @@
           <w:sz w:val="21"/>
           <w:szCs w:val="21"/>
         </w:rPr>
-        <w:t xml:space="preserve">The innovations in this CIP Submission 6 are applicable to:</w:t>
+        <w:t xml:space="preserve">For the self-evolution engine's autonomous tool generation:</w:t>
       </w:r>
     </w:p>
     <w:p>
@@ -6930,12 +7232,10 @@
       <w:r>
         <w:rPr>
           <w:rFonts w:ascii="Calibri" w:cs="Calibri" w:eastAsia="Calibri" w:hAnsi="Calibri"/>
-          <w:b w:val="false"/>
-          <w:bCs w:val="false"/>
-          <w:sz w:val="21"/>
-          <w:szCs w:val="21"/>
-        </w:rPr>
-        <w:t xml:space="preserve">Investor relations firms managing Q&amp;A across multiple conferencing platforms simultaneously</w:t>
+          <w:sz w:val="21"/>
+          <w:szCs w:val="21"/>
+        </w:rPr>
+        <w:t xml:space="preserve">AI Meta-Observer identifies capability gaps during live sessions and proposes new micro-tools</w:t>
       </w:r>
     </w:p>
     <w:p>
@@ -6951,12 +7251,10 @@
       <w:r>
         <w:rPr>
           <w:rFonts w:ascii="Calibri" w:cs="Calibri" w:eastAsia="Calibri" w:hAnsi="Calibri"/>
-          <w:b w:val="false"/>
-          <w:bCs w:val="false"/>
-          <w:sz w:val="21"/>
-          <w:szCs w:val="21"/>
-        </w:rPr>
-        <w:t xml:space="preserve">Listed companies requiring compliance-gated live Q&amp;A during earnings calls, investor days, and AGMs</w:t>
+          <w:sz w:val="21"/>
+          <w:szCs w:val="21"/>
+        </w:rPr>
+        <w:t xml:space="preserve">Tools accumulate evidence through cross-event correlation and decayed confidence scoring</w:t>
       </w:r>
     </w:p>
     <w:p>
@@ -6972,12 +7270,10 @@
       <w:r>
         <w:rPr>
           <w:rFonts w:ascii="Calibri" w:cs="Calibri" w:eastAsia="Calibri" w:hAnsi="Calibri"/>
-          <w:b w:val="false"/>
-          <w:bCs w:val="false"/>
-          <w:sz w:val="21"/>
-          <w:szCs w:val="21"/>
-        </w:rPr>
-        <w:t xml:space="preserve">Telecommunications operators requiring latency-compensated real-time transcription across PSTN bridges</w:t>
+          <w:sz w:val="21"/>
+          <w:szCs w:val="21"/>
+        </w:rPr>
+        <w:t xml:space="preserve">Governance Gateway blocks promotion to production until stability score exceeds threshold</w:t>
       </w:r>
     </w:p>
     <w:p>
@@ -6993,12 +7289,10 @@
       <w:r>
         <w:rPr>
           <w:rFonts w:ascii="Calibri" w:cs="Calibri" w:eastAsia="Calibri" w:hAnsi="Calibri"/>
-          <w:b w:val="false"/>
-          <w:bCs w:val="false"/>
-          <w:sz w:val="21"/>
-          <w:szCs w:val="21"/>
-        </w:rPr>
-        <w:t xml:space="preserve">AI governance frameworks requiring deterministic safety validation before autonomous tool deployment</w:t>
+          <w:sz w:val="21"/>
+          <w:szCs w:val="21"/>
+        </w:rPr>
+        <w:t xml:space="preserve">Compliance-critical tools face elevated threshold (0.75 vs 0.65) to prevent regulatory boundary violations</w:t>
       </w:r>
     </w:p>
     <w:p>
@@ -7014,28 +7308,44 @@
       <w:r>
         <w:rPr>
           <w:rFonts w:ascii="Calibri" w:cs="Calibri" w:eastAsia="Calibri" w:hAnsi="Calibri"/>
+          <w:sz w:val="21"/>
+          <w:szCs w:val="21"/>
+        </w:rPr>
+        <w:t xml:space="preserve">All governance decisions are logged in the evolution audit log with SHA-256 hash-chained integrity</w:t>
+      </w:r>
+    </w:p>
+    <w:p>
+      <w:pPr>
+        <w:spacing w:after="120" w:before="240"/>
+      </w:pPr>
+      <w:r>
+        <w:rPr>
+          <w:rFonts w:ascii="Calibri" w:cs="Calibri" w:eastAsia="Calibri" w:hAnsi="Calibri"/>
+          <w:b/>
+          <w:bCs/>
+          <w:color w:val="1B3A5C"/>
+          <w:sz w:val="23"/>
+          <w:szCs w:val="23"/>
+        </w:rPr>
+        <w:t xml:space="preserve">11.3 High-Latency Telephony Embodiment</w:t>
+      </w:r>
+    </w:p>
+    <w:p>
+      <w:pPr>
+        <w:spacing w:after="120" w:before="0"/>
+      </w:pPr>
+      <w:r>
+        <w:rPr>
+          <w:rFonts w:ascii="Calibri" w:cs="Calibri" w:eastAsia="Calibri" w:hAnsi="Calibri"/>
           <w:b w:val="false"/>
           <w:bCs w:val="false"/>
-          <w:sz w:val="21"/>
-          <w:szCs w:val="21"/>
-        </w:rPr>
-        <w:t xml:space="preserve">Any organisation requiring cross-platform identity mapping for participant management across Teams, Zoom, and Webex</w:t>
-      </w:r>
-    </w:p>
-    <w:p>
-      <w:pPr>
-        <w:spacing w:after="160" w:before="360"/>
-      </w:pPr>
-      <w:r>
-        <w:rPr>
-          <w:rFonts w:ascii="Calibri" w:cs="Calibri" w:eastAsia="Calibri" w:hAnsi="Calibri"/>
-          <w:b/>
-          <w:bCs/>
-          <w:color w:val="1B3A5C"/>
-          <w:sz w:val="26"/>
-          <w:szCs w:val="26"/>
-        </w:rPr>
-        <w:t xml:space="preserve">12. Alternative Implementations</w:t>
+          <w:i w:val="false"/>
+          <w:iCs w:val="false"/>
+          <w:color w:val="000000"/>
+          <w:sz w:val="21"/>
+          <w:szCs w:val="21"/>
+        </w:rPr>
+        <w:t xml:space="preserve">For silent monitoring of PSTN conference bridges with variable network latency:</w:t>
       </w:r>
     </w:p>
     <w:p>
@@ -7051,12 +7361,10 @@
       <w:r>
         <w:rPr>
           <w:rFonts w:ascii="Calibri" w:cs="Calibri" w:eastAsia="Calibri" w:hAnsi="Calibri"/>
-          <w:b w:val="false"/>
-          <w:bCs w:val="false"/>
-          <w:sz w:val="21"/>
-          <w:szCs w:val="21"/>
-        </w:rPr>
-        <w:t xml:space="preserve">The DTMF handshake protocol may use any telephony carrier (Twilio, Telnyx, Vonage, or equivalent). The protocol is carrier-agnostic.</w:t>
+          <w:sz w:val="21"/>
+          <w:szCs w:val="21"/>
+        </w:rPr>
+        <w:t xml:space="preserve">Silent agent enters bridge via programmatic DTMF handshake — no manual intervention required</w:t>
       </w:r>
     </w:p>
     <w:p>
@@ -7072,12 +7380,10 @@
       <w:r>
         <w:rPr>
           <w:rFonts w:ascii="Calibri" w:cs="Calibri" w:eastAsia="Calibri" w:hAnsi="Calibri"/>
-          <w:b w:val="false"/>
-          <w:bCs w:val="false"/>
-          <w:sz w:val="21"/>
-          <w:szCs w:val="21"/>
-        </w:rPr>
-        <w:t xml:space="preserve">Cross-platform identity mapping may use any conferencing API (Microsoft Graph, Zoom REST, Webex SDK, Google Meet API, or equivalent). The mapping logic is platform-agnostic.</w:t>
+          <w:sz w:val="21"/>
+          <w:szCs w:val="21"/>
+        </w:rPr>
+        <w:t xml:space="preserve">Predictive jitter-buffer compensates for network latency between audio arrival and transcript generation</w:t>
       </w:r>
     </w:p>
     <w:p>
@@ -7093,12 +7399,10 @@
       <w:r>
         <w:rPr>
           <w:rFonts w:ascii="Calibri" w:cs="Calibri" w:eastAsia="Calibri" w:hAnsi="Calibri"/>
-          <w:b w:val="false"/>
-          <w:bCs w:val="false"/>
-          <w:sz w:val="21"/>
-          <w:szCs w:val="21"/>
-        </w:rPr>
-        <w:t xml:space="preserve">The P2P algorithm may use any sentiment analysis model. The mathematical ratio is model-independent.</w:t>
+          <w:sz w:val="21"/>
+          <w:szCs w:val="21"/>
+        </w:rPr>
+        <w:t xml:space="preserve">Compliance flags and metadata maintain unified temporal state regardless of bridge latency</w:t>
       </w:r>
     </w:p>
     <w:p>
@@ -7114,12 +7418,44 @@
       <w:r>
         <w:rPr>
           <w:rFonts w:ascii="Calibri" w:cs="Calibri" w:eastAsia="Calibri" w:hAnsi="Calibri"/>
+          <w:sz w:val="21"/>
+          <w:szCs w:val="21"/>
+        </w:rPr>
+        <w:t xml:space="preserve">Latency health status (healthy/degraded/poor) is reported to the operator in real-time</w:t>
+      </w:r>
+    </w:p>
+    <w:p>
+      <w:pPr>
+        <w:spacing w:after="120" w:before="240"/>
+      </w:pPr>
+      <w:r>
+        <w:rPr>
+          <w:rFonts w:ascii="Calibri" w:cs="Calibri" w:eastAsia="Calibri" w:hAnsi="Calibri"/>
+          <w:b/>
+          <w:bCs/>
+          <w:color w:val="1B3A5C"/>
+          <w:sz w:val="23"/>
+          <w:szCs w:val="23"/>
+        </w:rPr>
+        <w:t xml:space="preserve">11.4 Full AEOS Embodiment</w:t>
+      </w:r>
+    </w:p>
+    <w:p>
+      <w:pPr>
+        <w:spacing w:after="120" w:before="0"/>
+      </w:pPr>
+      <w:r>
+        <w:rPr>
+          <w:rFonts w:ascii="Calibri" w:cs="Calibri" w:eastAsia="Calibri" w:hAnsi="Calibri"/>
           <w:b w:val="false"/>
           <w:bCs w:val="false"/>
-          <w:sz w:val="21"/>
-          <w:szCs w:val="21"/>
-        </w:rPr>
-        <w:t xml:space="preserve">The governance gateway may use any stability scoring methodology. The threshold-based gate is algorithm-independent.</w:t>
+          <w:i w:val="false"/>
+          <w:iCs w:val="false"/>
+          <w:color w:val="000000"/>
+          <w:sz w:val="21"/>
+          <w:szCs w:val="21"/>
+        </w:rPr>
+        <w:t xml:space="preserve">For the complete autonomous enterprise lifecycle:</w:t>
       </w:r>
     </w:p>
     <w:p>
@@ -7135,12 +7471,10 @@
       <w:r>
         <w:rPr>
           <w:rFonts w:ascii="Calibri" w:cs="Calibri" w:eastAsia="Calibri" w:hAnsi="Calibri"/>
-          <w:b w:val="false"/>
-          <w:bCs w:val="false"/>
-          <w:sz w:val="21"/>
-          <w:szCs w:val="21"/>
-        </w:rPr>
-        <w:t xml:space="preserve">Jitter-buffer synchronization may use any statistical method for jitter estimation. The delta-time approach is implementation-independent.</w:t>
+          <w:sz w:val="21"/>
+          <w:szCs w:val="21"/>
+        </w:rPr>
+        <w:t xml:space="preserve">Client submits booking request via multimodal form — Predictive Quoting Engine generates pricing based on resource availability and demand forecasting</w:t>
       </w:r>
     </w:p>
     <w:p>
@@ -7156,20 +7490,86 @@
       <w:r>
         <w:rPr>
           <w:rFonts w:ascii="Calibri" w:cs="Calibri" w:eastAsia="Calibri" w:hAnsi="Calibri"/>
-          <w:b w:val="false"/>
-          <w:bCs w:val="false"/>
-          <w:sz w:val="21"/>
-          <w:szCs w:val="21"/>
-        </w:rPr>
-        <w:t xml:space="preserve">The Go Live threshold may be configured per-session, per-client, or globally. The authorization gate is threshold-independent.</w:t>
-      </w:r>
-    </w:p>
-    <w:p>
-      <w:pPr>
-        <w:pageBreakBefore/>
-      </w:pPr>
-      <w:r>
-        <w:br/>
+          <w:sz w:val="21"/>
+          <w:szCs w:val="21"/>
+        </w:rPr>
+        <w:t xml:space="preserve">Digital signature triggers Autonomous Registration Bridge — event infrastructure provisioned, credentials distributed, operators allocated</w:t>
+      </w:r>
+    </w:p>
+    <w:p>
+      <w:pPr>
+        <w:pStyle w:val="ListParagraph"/>
+        <w:numPr>
+          <w:ilvl w:val="0"/>
+          <w:numId w:val="1"/>
+        </w:numPr>
+        <w:spacing w:after="60"/>
+        <w:ind w:left="720"/>
+      </w:pPr>
+      <w:r>
+        <w:rPr>
+          <w:rFonts w:ascii="Calibri" w:cs="Calibri" w:eastAsia="Calibri" w:hAnsi="Calibri"/>
+          <w:sz w:val="21"/>
+          <w:szCs w:val="21"/>
+        </w:rPr>
+        <w:t xml:space="preserve">Live event runs with full Module 31 Q&amp;A intelligence, Module 28 self-evolution, and real-time compliance monitoring</w:t>
+      </w:r>
+    </w:p>
+    <w:p>
+      <w:pPr>
+        <w:pStyle w:val="ListParagraph"/>
+        <w:numPr>
+          <w:ilvl w:val="0"/>
+          <w:numId w:val="1"/>
+        </w:numPr>
+        <w:spacing w:after="60"/>
+        <w:ind w:left="720"/>
+      </w:pPr>
+      <w:r>
+        <w:rPr>
+          <w:rFonts w:ascii="Calibri" w:cs="Calibri" w:eastAsia="Calibri" w:hAnsi="Calibri"/>
+          <w:sz w:val="21"/>
+          <w:szCs w:val="21"/>
+        </w:rPr>
+        <w:t xml:space="preserve">Service-Complete signal triggers automatic invoice generation with cryptographic signing and blockchain certificate reference</w:t>
+      </w:r>
+    </w:p>
+    <w:p>
+      <w:pPr>
+        <w:pStyle w:val="ListParagraph"/>
+        <w:numPr>
+          <w:ilvl w:val="0"/>
+          <w:numId w:val="1"/>
+        </w:numPr>
+        <w:spacing w:after="60"/>
+        <w:ind w:left="720"/>
+      </w:pPr>
+      <w:r>
+        <w:rPr>
+          <w:rFonts w:ascii="Calibri" w:cs="Calibri" w:eastAsia="Calibri" w:hAnsi="Calibri"/>
+          <w:sz w:val="21"/>
+          <w:szCs w:val="21"/>
+        </w:rPr>
+        <w:t xml:space="preserve">Self-Healing Reconciliation Layer matches incoming payments via SHA-256 hash correlation and resolves discrepancies autonomously</w:t>
+      </w:r>
+    </w:p>
+    <w:p>
+      <w:pPr>
+        <w:pStyle w:val="ListParagraph"/>
+        <w:numPr>
+          <w:ilvl w:val="0"/>
+          <w:numId w:val="1"/>
+        </w:numPr>
+        <w:spacing w:after="60"/>
+        <w:ind w:left="720"/>
+      </w:pPr>
+      <w:r>
+        <w:rPr>
+          <w:rFonts w:ascii="Calibri" w:cs="Calibri" w:eastAsia="Calibri" w:hAnsi="Calibri"/>
+          <w:sz w:val="21"/>
+          <w:szCs w:val="21"/>
+        </w:rPr>
+        <w:t xml:space="preserve">Organizational Knowledge Graph updates with event intelligence, enriching the Digital Twin for future predictive allocation</w:t>
       </w:r>
     </w:p>
     <w:p>
@@ -7185,7 +7585,396 @@
           <w:sz w:val="26"/>
           <w:szCs w:val="26"/>
         </w:rPr>
-        <w:t xml:space="preserve">13. New Claims (CIP Submission 6) — Claims 56–70</w:t>
+        <w:t xml:space="preserve">12. Industrial Applicability</w:t>
+      </w:r>
+    </w:p>
+    <w:p>
+      <w:pPr>
+        <w:spacing w:after="120" w:before="0"/>
+      </w:pPr>
+      <w:r>
+        <w:rPr>
+          <w:rFonts w:ascii="Calibri" w:cs="Calibri" w:eastAsia="Calibri" w:hAnsi="Calibri"/>
+          <w:b w:val="false"/>
+          <w:bCs w:val="false"/>
+          <w:i w:val="false"/>
+          <w:iCs w:val="false"/>
+          <w:color w:val="000000"/>
+          <w:sz w:val="21"/>
+          <w:szCs w:val="21"/>
+        </w:rPr>
+        <w:t xml:space="preserve">The innovations in this CIP Submission 6 are applicable to:</w:t>
+      </w:r>
+    </w:p>
+    <w:p>
+      <w:pPr>
+        <w:pStyle w:val="ListParagraph"/>
+        <w:numPr>
+          <w:ilvl w:val="0"/>
+          <w:numId w:val="1"/>
+        </w:numPr>
+        <w:spacing w:after="60"/>
+        <w:ind w:left="720"/>
+      </w:pPr>
+      <w:r>
+        <w:rPr>
+          <w:rFonts w:ascii="Calibri" w:cs="Calibri" w:eastAsia="Calibri" w:hAnsi="Calibri"/>
+          <w:sz w:val="21"/>
+          <w:szCs w:val="21"/>
+        </w:rPr>
+        <w:t xml:space="preserve">Investor relations firms managing Q&amp;A across multiple conferencing platforms simultaneously</w:t>
+      </w:r>
+    </w:p>
+    <w:p>
+      <w:pPr>
+        <w:pStyle w:val="ListParagraph"/>
+        <w:numPr>
+          <w:ilvl w:val="0"/>
+          <w:numId w:val="1"/>
+        </w:numPr>
+        <w:spacing w:after="60"/>
+        <w:ind w:left="720"/>
+      </w:pPr>
+      <w:r>
+        <w:rPr>
+          <w:rFonts w:ascii="Calibri" w:cs="Calibri" w:eastAsia="Calibri" w:hAnsi="Calibri"/>
+          <w:sz w:val="21"/>
+          <w:szCs w:val="21"/>
+        </w:rPr>
+        <w:t xml:space="preserve">Listed companies requiring compliance-gated live Q&amp;A during earnings calls, investor days, and AGMs</w:t>
+      </w:r>
+    </w:p>
+    <w:p>
+      <w:pPr>
+        <w:pStyle w:val="ListParagraph"/>
+        <w:numPr>
+          <w:ilvl w:val="0"/>
+          <w:numId w:val="1"/>
+        </w:numPr>
+        <w:spacing w:after="60"/>
+        <w:ind w:left="720"/>
+      </w:pPr>
+      <w:r>
+        <w:rPr>
+          <w:rFonts w:ascii="Calibri" w:cs="Calibri" w:eastAsia="Calibri" w:hAnsi="Calibri"/>
+          <w:sz w:val="21"/>
+          <w:szCs w:val="21"/>
+        </w:rPr>
+        <w:t xml:space="preserve">Telecommunications operators requiring latency-compensated real-time transcription across PSTN bridges</w:t>
+      </w:r>
+    </w:p>
+    <w:p>
+      <w:pPr>
+        <w:pStyle w:val="ListParagraph"/>
+        <w:numPr>
+          <w:ilvl w:val="0"/>
+          <w:numId w:val="1"/>
+        </w:numPr>
+        <w:spacing w:after="60"/>
+        <w:ind w:left="720"/>
+      </w:pPr>
+      <w:r>
+        <w:rPr>
+          <w:rFonts w:ascii="Calibri" w:cs="Calibri" w:eastAsia="Calibri" w:hAnsi="Calibri"/>
+          <w:sz w:val="21"/>
+          <w:szCs w:val="21"/>
+        </w:rPr>
+        <w:t xml:space="preserve">AI governance frameworks requiring deterministic safety validation before autonomous tool deployment</w:t>
+      </w:r>
+    </w:p>
+    <w:p>
+      <w:pPr>
+        <w:pStyle w:val="ListParagraph"/>
+        <w:numPr>
+          <w:ilvl w:val="0"/>
+          <w:numId w:val="1"/>
+        </w:numPr>
+        <w:spacing w:after="60"/>
+        <w:ind w:left="720"/>
+      </w:pPr>
+      <w:r>
+        <w:rPr>
+          <w:rFonts w:ascii="Calibri" w:cs="Calibri" w:eastAsia="Calibri" w:hAnsi="Calibri"/>
+          <w:sz w:val="21"/>
+          <w:szCs w:val="21"/>
+        </w:rPr>
+        <w:t xml:space="preserve">Any organisation requiring cross-platform identity mapping for participant management across Teams, Zoom, and Webex</w:t>
+      </w:r>
+    </w:p>
+    <w:p>
+      <w:pPr>
+        <w:pStyle w:val="ListParagraph"/>
+        <w:numPr>
+          <w:ilvl w:val="0"/>
+          <w:numId w:val="1"/>
+        </w:numPr>
+        <w:spacing w:after="60"/>
+        <w:ind w:left="720"/>
+      </w:pPr>
+      <w:r>
+        <w:rPr>
+          <w:rFonts w:ascii="Calibri" w:cs="Calibri" w:eastAsia="Calibri" w:hAnsi="Calibri"/>
+          <w:sz w:val="21"/>
+          <w:szCs w:val="21"/>
+        </w:rPr>
+        <w:t xml:space="preserve">Enterprise IR firms requiring autonomous end-to-end event lifecycle management from booking through billing and organizational intelligence</w:t>
+      </w:r>
+    </w:p>
+    <w:p>
+      <w:pPr>
+        <w:pStyle w:val="ListParagraph"/>
+        <w:numPr>
+          <w:ilvl w:val="0"/>
+          <w:numId w:val="1"/>
+        </w:numPr>
+        <w:spacing w:after="60"/>
+        <w:ind w:left="720"/>
+      </w:pPr>
+      <w:r>
+        <w:rPr>
+          <w:rFonts w:ascii="Calibri" w:cs="Calibri" w:eastAsia="Calibri" w:hAnsi="Calibri"/>
+          <w:sz w:val="21"/>
+          <w:szCs w:val="21"/>
+        </w:rPr>
+        <w:t xml:space="preserve">Financial services companies requiring self-healing bank reconciliation with cryptographic payment verification</w:t>
+      </w:r>
+    </w:p>
+    <w:p>
+      <w:pPr>
+        <w:pageBreakBefore/>
+      </w:pPr>
+      <w:r>
+        <w:br/>
+      </w:r>
+    </w:p>
+    <w:p>
+      <w:pPr>
+        <w:spacing w:after="160" w:before="360"/>
+      </w:pPr>
+      <w:r>
+        <w:rPr>
+          <w:rFonts w:ascii="Calibri" w:cs="Calibri" w:eastAsia="Calibri" w:hAnsi="Calibri"/>
+          <w:b/>
+          <w:bCs/>
+          <w:color w:val="1B3A5C"/>
+          <w:sz w:val="26"/>
+          <w:szCs w:val="26"/>
+        </w:rPr>
+        <w:t xml:space="preserve">13. Alternative Implementations</w:t>
+      </w:r>
+    </w:p>
+    <w:p>
+      <w:pPr>
+        <w:pStyle w:val="ListParagraph"/>
+        <w:numPr>
+          <w:ilvl w:val="0"/>
+          <w:numId w:val="1"/>
+        </w:numPr>
+        <w:spacing w:after="60"/>
+        <w:ind w:left="720"/>
+      </w:pPr>
+      <w:r>
+        <w:rPr>
+          <w:rFonts w:ascii="Calibri" w:cs="Calibri" w:eastAsia="Calibri" w:hAnsi="Calibri"/>
+          <w:sz w:val="21"/>
+          <w:szCs w:val="21"/>
+        </w:rPr>
+        <w:t xml:space="preserve">The DTMF handshake protocol may use any telephony carrier (Twilio, Telnyx, Vonage, or equivalent). The protocol is carrier-agnostic.</w:t>
+      </w:r>
+    </w:p>
+    <w:p>
+      <w:pPr>
+        <w:pStyle w:val="ListParagraph"/>
+        <w:numPr>
+          <w:ilvl w:val="0"/>
+          <w:numId w:val="1"/>
+        </w:numPr>
+        <w:spacing w:after="60"/>
+        <w:ind w:left="720"/>
+      </w:pPr>
+      <w:r>
+        <w:rPr>
+          <w:rFonts w:ascii="Calibri" w:cs="Calibri" w:eastAsia="Calibri" w:hAnsi="Calibri"/>
+          <w:sz w:val="21"/>
+          <w:szCs w:val="21"/>
+        </w:rPr>
+        <w:t xml:space="preserve">Cross-platform identity mapping may use any conferencing API (Microsoft Graph, Zoom REST, Webex SDK, Google Meet API, or equivalent). The mapping logic is platform-agnostic.</w:t>
+      </w:r>
+    </w:p>
+    <w:p>
+      <w:pPr>
+        <w:pStyle w:val="ListParagraph"/>
+        <w:numPr>
+          <w:ilvl w:val="0"/>
+          <w:numId w:val="1"/>
+        </w:numPr>
+        <w:spacing w:after="60"/>
+        <w:ind w:left="720"/>
+      </w:pPr>
+      <w:r>
+        <w:rPr>
+          <w:rFonts w:ascii="Calibri" w:cs="Calibri" w:eastAsia="Calibri" w:hAnsi="Calibri"/>
+          <w:sz w:val="21"/>
+          <w:szCs w:val="21"/>
+        </w:rPr>
+        <w:t xml:space="preserve">The P2P algorithm may use any sentiment analysis model. The mathematical ratio is model-independent.</w:t>
+      </w:r>
+    </w:p>
+    <w:p>
+      <w:pPr>
+        <w:pStyle w:val="ListParagraph"/>
+        <w:numPr>
+          <w:ilvl w:val="0"/>
+          <w:numId w:val="1"/>
+        </w:numPr>
+        <w:spacing w:after="60"/>
+        <w:ind w:left="720"/>
+      </w:pPr>
+      <w:r>
+        <w:rPr>
+          <w:rFonts w:ascii="Calibri" w:cs="Calibri" w:eastAsia="Calibri" w:hAnsi="Calibri"/>
+          <w:sz w:val="21"/>
+          <w:szCs w:val="21"/>
+        </w:rPr>
+        <w:t xml:space="preserve">The governance gateway may use any stability scoring methodology. The threshold-based gate is algorithm-independent.</w:t>
+      </w:r>
+    </w:p>
+    <w:p>
+      <w:pPr>
+        <w:pStyle w:val="ListParagraph"/>
+        <w:numPr>
+          <w:ilvl w:val="0"/>
+          <w:numId w:val="1"/>
+        </w:numPr>
+        <w:spacing w:after="60"/>
+        <w:ind w:left="720"/>
+      </w:pPr>
+      <w:r>
+        <w:rPr>
+          <w:rFonts w:ascii="Calibri" w:cs="Calibri" w:eastAsia="Calibri" w:hAnsi="Calibri"/>
+          <w:sz w:val="21"/>
+          <w:szCs w:val="21"/>
+        </w:rPr>
+        <w:t xml:space="preserve">Jitter-buffer synchronization may use any statistical method for jitter estimation. The delta-time approach is implementation-independent.</w:t>
+      </w:r>
+    </w:p>
+    <w:p>
+      <w:pPr>
+        <w:pStyle w:val="ListParagraph"/>
+        <w:numPr>
+          <w:ilvl w:val="0"/>
+          <w:numId w:val="1"/>
+        </w:numPr>
+        <w:spacing w:after="60"/>
+        <w:ind w:left="720"/>
+      </w:pPr>
+      <w:r>
+        <w:rPr>
+          <w:rFonts w:ascii="Calibri" w:cs="Calibri" w:eastAsia="Calibri" w:hAnsi="Calibri"/>
+          <w:sz w:val="21"/>
+          <w:szCs w:val="21"/>
+        </w:rPr>
+        <w:t xml:space="preserve">The Go Live threshold may be configured per-session, per-client, or globally. The authorization gate is threshold-independent.</w:t>
+      </w:r>
+    </w:p>
+    <w:p>
+      <w:pPr>
+        <w:pStyle w:val="ListParagraph"/>
+        <w:numPr>
+          <w:ilvl w:val="0"/>
+          <w:numId w:val="1"/>
+        </w:numPr>
+        <w:spacing w:after="60"/>
+        <w:ind w:left="720"/>
+      </w:pPr>
+      <w:r>
+        <w:rPr>
+          <w:rFonts w:ascii="Calibri" w:cs="Calibri" w:eastAsia="Calibri" w:hAnsi="Calibri"/>
+          <w:sz w:val="21"/>
+          <w:szCs w:val="21"/>
+        </w:rPr>
+        <w:t xml:space="preserve">The Financial State Machine may interface with any payment processor (Stripe, PayFast, Paystack, or equivalent). The Q2C lifecycle is processor-agnostic.</w:t>
+      </w:r>
+    </w:p>
+    <w:p>
+      <w:pPr>
+        <w:pStyle w:val="ListParagraph"/>
+        <w:numPr>
+          <w:ilvl w:val="0"/>
+          <w:numId w:val="1"/>
+        </w:numPr>
+        <w:spacing w:after="60"/>
+        <w:ind w:left="720"/>
+      </w:pPr>
+      <w:r>
+        <w:rPr>
+          <w:rFonts w:ascii="Calibri" w:cs="Calibri" w:eastAsia="Calibri" w:hAnsi="Calibri"/>
+          <w:sz w:val="21"/>
+          <w:szCs w:val="21"/>
+        </w:rPr>
+        <w:t xml:space="preserve">The Knowledge Graph may use any graph database or relational representation (Neo4j, in-memory graph, PostgreSQL JSONB, or equivalent). The Digital Twin architecture is storage-independent.</w:t>
+      </w:r>
+    </w:p>
+    <w:p>
+      <w:pPr>
+        <w:pStyle w:val="ListParagraph"/>
+        <w:numPr>
+          <w:ilvl w:val="0"/>
+          <w:numId w:val="1"/>
+        </w:numPr>
+        <w:spacing w:after="60"/>
+        <w:ind w:left="720"/>
+      </w:pPr>
+      <w:r>
+        <w:rPr>
+          <w:rFonts w:ascii="Calibri" w:cs="Calibri" w:eastAsia="Calibri" w:hAnsi="Calibri"/>
+          <w:sz w:val="21"/>
+          <w:szCs w:val="21"/>
+        </w:rPr>
+        <w:t xml:space="preserve">The invoicing engine may interface with any accounting system (Xero, QuickBooks, Sage, or equivalent). The event-triggered invoicing is system-agnostic.</w:t>
+      </w:r>
+    </w:p>
+    <w:p>
+      <w:pPr>
+        <w:pStyle w:val="ListParagraph"/>
+        <w:numPr>
+          <w:ilvl w:val="0"/>
+          <w:numId w:val="1"/>
+        </w:numPr>
+        <w:spacing w:after="60"/>
+        <w:ind w:left="720"/>
+      </w:pPr>
+      <w:r>
+        <w:rPr>
+          <w:rFonts w:ascii="Calibri" w:cs="Calibri" w:eastAsia="Calibri" w:hAnsi="Calibri"/>
+          <w:sz w:val="21"/>
+          <w:szCs w:val="21"/>
+        </w:rPr>
+        <w:t xml:space="preserve">The Sovereign Data Architecture may use any encryption and identity framework. The zero-trust model is implementation-independent.</w:t>
+      </w:r>
+    </w:p>
+    <w:p>
+      <w:pPr>
+        <w:pageBreakBefore/>
+      </w:pPr>
+      <w:r>
+        <w:br/>
+      </w:r>
+    </w:p>
+    <w:p>
+      <w:pPr>
+        <w:spacing w:after="160" w:before="360"/>
+      </w:pPr>
+      <w:r>
+        <w:rPr>
+          <w:rFonts w:ascii="Calibri" w:cs="Calibri" w:eastAsia="Calibri" w:hAnsi="Calibri"/>
+          <w:b/>
+          <w:bCs/>
+          <w:color w:val="1B3A5C"/>
+          <w:sz w:val="26"/>
+          <w:szCs w:val="26"/>
+        </w:rPr>
+        <w:t xml:space="preserve">14. New Claims (CIP Submission 6) — Claims 56–75</w:t>
       </w:r>
     </w:p>
     <w:p>
@@ -7625,6 +8414,151 @@
     </w:p>
     <w:p>
       <w:pPr>
+        <w:spacing w:after="80" w:before="240"/>
+      </w:pPr>
+      <w:r>
+        <w:rPr>
+          <w:rFonts w:ascii="Calibri" w:cs="Calibri" w:eastAsia="Calibri" w:hAnsi="Calibri"/>
+          <w:b/>
+          <w:bCs/>
+          <w:color w:val="1B3A5C"/>
+          <w:sz w:val="22"/>
+          <w:szCs w:val="22"/>
+        </w:rPr>
+        <w:t xml:space="preserve">Claim 71 (Independent — AEOS System)</w:t>
+      </w:r>
+    </w:p>
+    <w:p>
+      <w:pPr>
+        <w:spacing w:after="140"/>
+      </w:pPr>
+      <w:r>
+        <w:rPr>
+          <w:rFonts w:ascii="Calibri" w:cs="Calibri" w:eastAsia="Calibri" w:hAnsi="Calibri"/>
+          <w:sz w:val="21"/>
+          <w:szCs w:val="21"/>
+        </w:rPr>
+        <w:t xml:space="preserve">An autonomous enterprise operating system comprising a Deterministic Financial State Machine that governs a complete Quote-to-Cash lifecycle without human intervention, including: (a) a Predictive Quoting Engine that calculates pricing by cross-referencing real-time resource availability with a Predictive Demand Vector; (b) an Autonomous Registration Bridge that provisions event infrastructure upon digital signature detection; (c) an Event-Triggered Invoicing system that programmatically generates cryptographically signed invoices upon Service-Complete signal; and (d) a Self-Healing Reconciliation Layer that correlates payments using SHA-256 hash matching and autonomously resolves discrepancies.</w:t>
+      </w:r>
+    </w:p>
+    <w:p>
+      <w:pPr>
+        <w:spacing w:after="80" w:before="240"/>
+      </w:pPr>
+      <w:r>
+        <w:rPr>
+          <w:rFonts w:ascii="Calibri" w:cs="Calibri" w:eastAsia="Calibri" w:hAnsi="Calibri"/>
+          <w:b/>
+          <w:bCs/>
+          <w:color w:val="1B3A5C"/>
+          <w:sz w:val="22"/>
+          <w:szCs w:val="22"/>
+        </w:rPr>
+        <w:t xml:space="preserve">Claim 72 (Dependent on Claim 71)</w:t>
+      </w:r>
+    </w:p>
+    <w:p>
+      <w:pPr>
+        <w:spacing w:after="140"/>
+      </w:pPr>
+      <w:r>
+        <w:rPr>
+          <w:rFonts w:ascii="Calibri" w:cs="Calibri" w:eastAsia="Calibri" w:hAnsi="Calibri"/>
+          <w:sz w:val="21"/>
+          <w:szCs w:val="21"/>
+        </w:rPr>
+        <w:t xml:space="preserve">The system of Claim 71, further comprising an Organizational Knowledge Graph Digital Twin that stores the company's personality, communication style, historical intelligence, relationship maps, and goal frameworks, enabling predictive resource allocation and autonomous preparation of crisis briefs based on event sentiment trends weighted by an exponential temporal decay function.</w:t>
+      </w:r>
+    </w:p>
+    <w:p>
+      <w:pPr>
+        <w:spacing w:after="80" w:before="240"/>
+      </w:pPr>
+      <w:r>
+        <w:rPr>
+          <w:rFonts w:ascii="Calibri" w:cs="Calibri" w:eastAsia="Calibri" w:hAnsi="Calibri"/>
+          <w:b/>
+          <w:bCs/>
+          <w:color w:val="1B3A5C"/>
+          <w:sz w:val="22"/>
+          <w:szCs w:val="22"/>
+        </w:rPr>
+        <w:t xml:space="preserve">Claim 73 (Dependent on Claim 71)</w:t>
+      </w:r>
+    </w:p>
+    <w:p>
+      <w:pPr>
+        <w:spacing w:after="140"/>
+      </w:pPr>
+      <w:r>
+        <w:rPr>
+          <w:rFonts w:ascii="Calibri" w:cs="Calibri" w:eastAsia="Calibri" w:hAnsi="Calibri"/>
+          <w:sz w:val="21"/>
+          <w:szCs w:val="21"/>
+        </w:rPr>
+        <w:t xml:space="preserve">The system of Claim 71, wherein the AEOS exposes a Modal-Agnostic Semantic API that describes every system capability in structured natural language, enabling external AI systems to discover, understand, and invoke any platform capability without pre-programmed integrations, and supporting natural language commands that trigger complex multi-module workflows.</w:t>
+      </w:r>
+    </w:p>
+    <w:p>
+      <w:pPr>
+        <w:spacing w:after="80" w:before="240"/>
+      </w:pPr>
+      <w:r>
+        <w:rPr>
+          <w:rFonts w:ascii="Calibri" w:cs="Calibri" w:eastAsia="Calibri" w:hAnsi="Calibri"/>
+          <w:b/>
+          <w:bCs/>
+          <w:color w:val="1B3A5C"/>
+          <w:sz w:val="22"/>
+          <w:szCs w:val="22"/>
+        </w:rPr>
+        <w:t xml:space="preserve">Claim 74 (Dependent on Claim 71)</w:t>
+      </w:r>
+    </w:p>
+    <w:p>
+      <w:pPr>
+        <w:spacing w:after="140"/>
+      </w:pPr>
+      <w:r>
+        <w:rPr>
+          <w:rFonts w:ascii="Calibri" w:cs="Calibri" w:eastAsia="Calibri" w:hAnsi="Calibri"/>
+          <w:sz w:val="21"/>
+          <w:szCs w:val="21"/>
+        </w:rPr>
+        <w:t xml:space="preserve">The system of Claim 71, further comprising a Sovereign Data Architecture with logically isolated per-client Knowledge Graphs, zero-trust cryptographic identity validation for every API call, and configurable data residency compliance supporting POPIA, GDPR, and SOX jurisdictional requirements.</w:t>
+      </w:r>
+    </w:p>
+    <w:p>
+      <w:pPr>
+        <w:spacing w:after="80" w:before="240"/>
+      </w:pPr>
+      <w:r>
+        <w:rPr>
+          <w:rFonts w:ascii="Calibri" w:cs="Calibri" w:eastAsia="Calibri" w:hAnsi="Calibri"/>
+          <w:b/>
+          <w:bCs/>
+          <w:color w:val="1B3A5C"/>
+          <w:sz w:val="22"/>
+          <w:szCs w:val="22"/>
+        </w:rPr>
+        <w:t xml:space="preserve">Claim 75 (Dependent on Claim 57)</w:t>
+      </w:r>
+    </w:p>
+    <w:p>
+      <w:pPr>
+        <w:spacing w:after="140"/>
+      </w:pPr>
+      <w:r>
+        <w:rPr>
+          <w:rFonts w:ascii="Calibri" w:cs="Calibri" w:eastAsia="Calibri" w:hAnsi="Calibri"/>
+          <w:sz w:val="21"/>
+          <w:szCs w:val="21"/>
+        </w:rPr>
+        <w:t xml:space="preserve">The method of Claim 57, wherein the deterministic quality scoring and autonomous governance gateway extend to full enterprise operations including billing accuracy validation, resource prediction verification, and financial state machine outputs, with deterministic stability validation applied before any autonomous financial action is executed.</w:t>
+      </w:r>
+    </w:p>
+    <w:p>
+      <w:pPr>
         <w:pageBreakBefore/>
       </w:pPr>
       <w:r>
@@ -7644,7 +8578,7 @@
           <w:sz w:val="26"/>
           <w:szCs w:val="26"/>
         </w:rPr>
-        <w:t xml:space="preserve">14. Updated Drawings (FIG 31–33)</w:t>
+        <w:t xml:space="preserve">15. Updated Drawings (FIG 31–35)</w:t>
       </w:r>
     </w:p>
     <w:p>
@@ -7706,21 +8640,6 @@
           <w:sz w:val="17"/>
           <w:szCs w:val="17"/>
         </w:rPr>
-        <w:t xml:space="preserve">║                           (CIP Submission 6)                                ║</w:t>
-      </w:r>
-    </w:p>
-    <w:p>
-      <w:pPr>
-        <w:shd w:fill="F8F8F8" w:color="F8F8F8" w:val="solid"/>
-        <w:spacing w:after="0" w:before="0" w:line="260"/>
-      </w:pPr>
-      <w:r>
-        <w:rPr>
-          <w:rFonts w:ascii="Consolas" w:cs="Consolas" w:eastAsia="Consolas" w:hAnsi="Consolas"/>
-          <w:color w:val="333333"/>
-          <w:sz w:val="17"/>
-          <w:szCs w:val="17"/>
-        </w:rPr>
         <w:t xml:space="preserve">╠══════════════════════════════════════════════════════════════════════════╣</w:t>
       </w:r>
     </w:p>
@@ -7901,21 +8820,6 @@
           <w:sz w:val="17"/>
           <w:szCs w:val="17"/>
         </w:rPr>
-        <w:t xml:space="preserve">║                            │                       │                │      ║</w:t>
-      </w:r>
-    </w:p>
-    <w:p>
-      <w:pPr>
-        <w:shd w:fill="F8F8F8" w:color="F8F8F8" w:val="solid"/>
-        <w:spacing w:after="0" w:before="0" w:line="260"/>
-      </w:pPr>
-      <w:r>
-        <w:rPr>
-          <w:rFonts w:ascii="Consolas" w:cs="Consolas" w:eastAsia="Consolas" w:hAnsi="Consolas"/>
-          <w:color w:val="333333"/>
-          <w:sz w:val="17"/>
-          <w:szCs w:val="17"/>
-        </w:rPr>
         <w:t xml:space="preserve">║                            ▼                       ▼                ▼      ║</w:t>
       </w:r>
     </w:p>
@@ -7976,21 +8880,6 @@
           <w:sz w:val="17"/>
           <w:szCs w:val="17"/>
         </w:rPr>
-        <w:t xml:space="preserve">║   │                   │  │                   │  │                │         ║</w:t>
-      </w:r>
-    </w:p>
-    <w:p>
-      <w:pPr>
-        <w:shd w:fill="F8F8F8" w:color="F8F8F8" w:val="solid"/>
-        <w:spacing w:after="0" w:before="0" w:line="260"/>
-      </w:pPr>
-      <w:r>
-        <w:rPr>
-          <w:rFonts w:ascii="Consolas" w:cs="Consolas" w:eastAsia="Consolas" w:hAnsi="Consolas"/>
-          <w:color w:val="333333"/>
-          <w:sz w:val="17"/>
-          <w:szCs w:val="17"/>
-        </w:rPr>
         <w:t xml:space="preserve">║   │ • Triage ≥ 40     │  │ • Name/email      │  │ • sessions     │         ║</w:t>
       </w:r>
     </w:p>
@@ -8036,82 +8925,7 @@
           <w:sz w:val="17"/>
           <w:szCs w:val="17"/>
         </w:rPr>
-        <w:t xml:space="preserve">║   │                   │  │   resolution      │  │ • compliance   │         ║</w:t>
-      </w:r>
-    </w:p>
-    <w:p>
-      <w:pPr>
-        <w:shd w:fill="F8F8F8" w:color="F8F8F8" w:val="solid"/>
-        <w:spacing w:after="0" w:before="0" w:line="260"/>
-      </w:pPr>
-      <w:r>
-        <w:rPr>
-          <w:rFonts w:ascii="Consolas" w:cs="Consolas" w:eastAsia="Consolas" w:hAnsi="Consolas"/>
-          <w:color w:val="333333"/>
-          <w:sz w:val="17"/>
-          <w:szCs w:val="17"/>
-        </w:rPr>
-        <w:t xml:space="preserve">║   └────────┬─────────┘  └────────┬─────────┘  │   flags        │         ║</w:t>
-      </w:r>
-    </w:p>
-    <w:p>
-      <w:pPr>
-        <w:shd w:fill="F8F8F8" w:color="F8F8F8" w:val="solid"/>
-        <w:spacing w:after="0" w:before="0" w:line="260"/>
-      </w:pPr>
-      <w:r>
-        <w:rPr>
-          <w:rFonts w:ascii="Consolas" w:cs="Consolas" w:eastAsia="Consolas" w:hAnsi="Consolas"/>
-          <w:color w:val="333333"/>
-          <w:sz w:val="17"/>
-          <w:szCs w:val="17"/>
-        </w:rPr>
-        <w:t xml:space="preserve">║             │                     │             │ • platform     │         ║</w:t>
-      </w:r>
-    </w:p>
-    <w:p>
-      <w:pPr>
-        <w:shd w:fill="F8F8F8" w:color="F8F8F8" w:val="solid"/>
-        <w:spacing w:after="0" w:before="0" w:line="260"/>
-      </w:pPr>
-      <w:r>
-        <w:rPr>
-          <w:rFonts w:ascii="Consolas" w:cs="Consolas" w:eastAsia="Consolas" w:hAnsi="Consolas"/>
-          <w:color w:val="333333"/>
-          <w:sz w:val="17"/>
-          <w:szCs w:val="17"/>
-        </w:rPr>
-        <w:t xml:space="preserve">║             │                     │             │   shares       │         ║</w:t>
-      </w:r>
-    </w:p>
-    <w:p>
-      <w:pPr>
-        <w:shd w:fill="F8F8F8" w:color="F8F8F8" w:val="solid"/>
-        <w:spacing w:after="0" w:before="0" w:line="260"/>
-      </w:pPr>
-      <w:r>
-        <w:rPr>
-          <w:rFonts w:ascii="Consolas" w:cs="Consolas" w:eastAsia="Consolas" w:hAnsi="Consolas"/>
-          <w:color w:val="333333"/>
-          <w:sz w:val="17"/>
-          <w:szCs w:val="17"/>
-        </w:rPr>
-        <w:t xml:space="preserve">║             │                     │             └────────────────┘         ║</w:t>
-      </w:r>
-    </w:p>
-    <w:p>
-      <w:pPr>
-        <w:shd w:fill="F8F8F8" w:color="F8F8F8" w:val="solid"/>
-        <w:spacing w:after="0" w:before="0" w:line="260"/>
-      </w:pPr>
-      <w:r>
-        <w:rPr>
-          <w:rFonts w:ascii="Consolas" w:cs="Consolas" w:eastAsia="Consolas" w:hAnsi="Consolas"/>
-          <w:color w:val="333333"/>
-          <w:sz w:val="17"/>
-          <w:szCs w:val="17"/>
-        </w:rPr>
-        <w:t xml:space="preserve">║             │                     │                                        ║</w:t>
+        <w:t xml:space="preserve">║   └────────┬─────────┘  └────────┬─────────┘  └────────────────┘         ║</w:t>
       </w:r>
     </w:p>
     <w:p>
@@ -8141,21 +8955,6 @@
           <w:sz w:val="17"/>
           <w:szCs w:val="17"/>
         </w:rPr>
-        <w:t xml:space="preserve">║   CLIENT PLATFORM LAYER                                                    ║</w:t>
-      </w:r>
-    </w:p>
-    <w:p>
-      <w:pPr>
-        <w:shd w:fill="F8F8F8" w:color="F8F8F8" w:val="solid"/>
-        <w:spacing w:after="0" w:before="0" w:line="260"/>
-      </w:pPr>
-      <w:r>
-        <w:rPr>
-          <w:rFonts w:ascii="Consolas" w:cs="Consolas" w:eastAsia="Consolas" w:hAnsi="Consolas"/>
-          <w:color w:val="333333"/>
-          <w:sz w:val="17"/>
-          <w:szCs w:val="17"/>
-        </w:rPr>
         <w:t xml:space="preserve">║   ┌───────────────────────────────────────────────────────────────┐       ║</w:t>
       </w:r>
     </w:p>
@@ -8171,52 +8970,22 @@
           <w:sz w:val="17"/>
           <w:szCs w:val="17"/>
         </w:rPr>
-        <w:t xml:space="preserve">║   │  Microsoft Teams  │  Zoom REST API  │  Webex SDK  │  Others   │       ║</w:t>
-      </w:r>
-    </w:p>
-    <w:p>
-      <w:pPr>
-        <w:shd w:fill="F8F8F8" w:color="F8F8F8" w:val="solid"/>
-        <w:spacing w:after="0" w:before="0" w:line="260"/>
-      </w:pPr>
-      <w:r>
-        <w:rPr>
-          <w:rFonts w:ascii="Consolas" w:cs="Consolas" w:eastAsia="Consolas" w:hAnsi="Consolas"/>
-          <w:color w:val="333333"/>
-          <w:sz w:val="17"/>
-          <w:szCs w:val="17"/>
-        </w:rPr>
-        <w:t xml:space="preserve">║   │  (Graph API)      │                  │             │           │       ║</w:t>
-      </w:r>
-    </w:p>
-    <w:p>
-      <w:pPr>
-        <w:shd w:fill="F8F8F8" w:color="F8F8F8" w:val="solid"/>
-        <w:spacing w:after="0" w:before="0" w:line="260"/>
-      </w:pPr>
-      <w:r>
-        <w:rPr>
-          <w:rFonts w:ascii="Consolas" w:cs="Consolas" w:eastAsia="Consolas" w:hAnsi="Consolas"/>
-          <w:color w:val="333333"/>
-          <w:sz w:val="17"/>
-          <w:szCs w:val="17"/>
-        </w:rPr>
-        <w:t xml:space="preserve">║   │                                                               │       ║</w:t>
-      </w:r>
-    </w:p>
-    <w:p>
-      <w:pPr>
-        <w:shd w:fill="F8F8F8" w:color="F8F8F8" w:val="solid"/>
-        <w:spacing w:after="0" w:before="0" w:line="260"/>
-      </w:pPr>
-      <w:r>
-        <w:rPr>
-          <w:rFonts w:ascii="Consolas" w:cs="Consolas" w:eastAsia="Consolas" w:hAnsi="Consolas"/>
-          <w:color w:val="333333"/>
-          <w:sz w:val="17"/>
-          <w:szCs w:val="17"/>
-        </w:rPr>
-        <w:t xml:space="preserve">║   │  ◄──── Mute / Unmute / Spotlight (remote state control) ────► │       ║</w:t>
+        <w:t xml:space="preserve">║   │  Teams (Graph API) │ Zoom REST API │ Webex SDK │ Others       │       ║</w:t>
+      </w:r>
+    </w:p>
+    <w:p>
+      <w:pPr>
+        <w:shd w:fill="F8F8F8" w:color="F8F8F8" w:val="solid"/>
+        <w:spacing w:after="0" w:before="0" w:line="260"/>
+      </w:pPr>
+      <w:r>
+        <w:rPr>
+          <w:rFonts w:ascii="Consolas" w:cs="Consolas" w:eastAsia="Consolas" w:hAnsi="Consolas"/>
+          <w:color w:val="333333"/>
+          <w:sz w:val="17"/>
+          <w:szCs w:val="17"/>
+        </w:rPr>
+        <w:t xml:space="preserve">║   │  ◄── Mute / Unmute / Spotlight (remote state control) ─────► │       ║</w:t>
       </w:r>
     </w:p>
     <w:p>
@@ -8232,21 +9001,6 @@
           <w:szCs w:val="17"/>
         </w:rPr>
         <w:t xml:space="preserve">║   └───────────────────────────────────────────────────────────────┘       ║</w:t>
-      </w:r>
-    </w:p>
-    <w:p>
-      <w:pPr>
-        <w:shd w:fill="F8F8F8" w:color="F8F8F8" w:val="solid"/>
-        <w:spacing w:after="0" w:before="0" w:line="260"/>
-      </w:pPr>
-      <w:r>
-        <w:rPr>
-          <w:rFonts w:ascii="Consolas" w:cs="Consolas" w:eastAsia="Consolas" w:hAnsi="Consolas"/>
-          <w:color w:val="333333"/>
-          <w:sz w:val="17"/>
-          <w:szCs w:val="17"/>
-        </w:rPr>
-        <w:t xml:space="preserve">║                                                                             ║</w:t>
       </w:r>
     </w:p>
     <w:p>
@@ -8373,21 +9127,6 @@
           <w:sz w:val="17"/>
           <w:szCs w:val="17"/>
         </w:rPr>
-        <w:t xml:space="preserve">║       │                                                                     ║</w:t>
-      </w:r>
-    </w:p>
-    <w:p>
-      <w:pPr>
-        <w:shd w:fill="F8F8F8" w:color="F8F8F8" w:val="solid"/>
-        <w:spacing w:after="0" w:before="0" w:line="260"/>
-      </w:pPr>
-      <w:r>
-        <w:rPr>
-          <w:rFonts w:ascii="Consolas" w:cs="Consolas" w:eastAsia="Consolas" w:hAnsi="Consolas"/>
-          <w:color w:val="333333"/>
-          <w:sz w:val="17"/>
-          <w:szCs w:val="17"/>
-        </w:rPr>
         <w:t xml:space="preserve">║       │ identifies capability gap → proposes tool                            ║</w:t>
       </w:r>
     </w:p>
@@ -8448,22 +9187,22 @@
           <w:sz w:val="17"/>
           <w:szCs w:val="17"/>
         </w:rPr>
-        <w:t xml:space="preserve">║   │ • Cluster related observations         │                                ║</w:t>
-      </w:r>
-    </w:p>
-    <w:p>
-      <w:pPr>
-        <w:shd w:fill="F8F8F8" w:color="F8F8F8" w:val="solid"/>
-        <w:spacing w:after="0" w:before="0" w:line="260"/>
-      </w:pPr>
-      <w:r>
-        <w:rPr>
-          <w:rFonts w:ascii="Consolas" w:cs="Consolas" w:eastAsia="Consolas" w:hAnsi="Consolas"/>
-          <w:color w:val="333333"/>
-          <w:sz w:val="17"/>
-          <w:szCs w:val="17"/>
-        </w:rPr>
-        <w:t xml:space="preserve">║   │ • Apply temporal decay W(t)=0.5^(d/14) │                                ║</w:t>
+        <w:t xml:space="preserve">║   │ • Cluster observations                 │                                ║</w:t>
+      </w:r>
+    </w:p>
+    <w:p>
+      <w:pPr>
+        <w:shd w:fill="F8F8F8" w:color="F8F8F8" w:val="solid"/>
+        <w:spacing w:after="0" w:before="0" w:line="260"/>
+      </w:pPr>
+      <w:r>
+        <w:rPr>
+          <w:rFonts w:ascii="Consolas" w:cs="Consolas" w:eastAsia="Consolas" w:hAnsi="Consolas"/>
+          <w:color w:val="333333"/>
+          <w:sz w:val="17"/>
+          <w:szCs w:val="17"/>
+        </w:rPr>
+        <w:t xml:space="preserve">║   │ • Apply decay W(t)=0.5^(d/14)          │                                ║</w:t>
       </w:r>
     </w:p>
     <w:p>
@@ -8508,7 +9247,7 @@
           <w:sz w:val="17"/>
           <w:szCs w:val="17"/>
         </w:rPr>
-        <w:t xml:space="preserve">║                    │ status: emerging → proposed                             ║</w:t>
+        <w:t xml:space="preserve">║                    │ emerging → proposed                                     ║</w:t>
       </w:r>
     </w:p>
     <w:p>
@@ -8553,22 +9292,7 @@
           <w:sz w:val="17"/>
           <w:szCs w:val="17"/>
         </w:rPr>
-        <w:t xml:space="preserve">║   ║ GOVERNANCE GATEWAY (Synthetic Stress Test)                    ║         ║</w:t>
-      </w:r>
-    </w:p>
-    <w:p>
-      <w:pPr>
-        <w:shd w:fill="F8F8F8" w:color="F8F8F8" w:val="solid"/>
-        <w:spacing w:after="0" w:before="0" w:line="260"/>
-      </w:pPr>
-      <w:r>
-        <w:rPr>
-          <w:rFonts w:ascii="Consolas" w:cs="Consolas" w:eastAsia="Consolas" w:hAnsi="Consolas"/>
-          <w:color w:val="333333"/>
-          <w:sz w:val="17"/>
-          <w:szCs w:val="17"/>
-        </w:rPr>
-        <w:t xml:space="preserve">║   ║                                                               ║         ║</w:t>
+        <w:t xml:space="preserve">║   ║ GOVERNANCE GATEWAY                                            ║         ║</w:t>
       </w:r>
     </w:p>
     <w:p>
@@ -8598,157 +9322,37 @@
           <w:sz w:val="17"/>
           <w:szCs w:val="17"/>
         </w:rPr>
-        <w:t xml:space="preserve">║   ║     = (decayed_evidence × 0.50)                               ║         ║</w:t>
-      </w:r>
-    </w:p>
-    <w:p>
-      <w:pPr>
-        <w:shd w:fill="F8F8F8" w:color="F8F8F8" w:val="solid"/>
-        <w:spacing w:after="0" w:before="0" w:line="260"/>
-      </w:pPr>
-      <w:r>
-        <w:rPr>
-          <w:rFonts w:ascii="Consolas" w:cs="Consolas" w:eastAsia="Consolas" w:hAnsi="Consolas"/>
-          <w:color w:val="333333"/>
-          <w:sz w:val="17"/>
-          <w:szCs w:val="17"/>
-        </w:rPr>
-        <w:t xml:space="preserve">║   ║     + (consistency_rate  × 0.30)                              ║         ║</w:t>
-      </w:r>
-    </w:p>
-    <w:p>
-      <w:pPr>
-        <w:shd w:fill="F8F8F8" w:color="F8F8F8" w:val="solid"/>
-        <w:spacing w:after="0" w:before="0" w:line="260"/>
-      </w:pPr>
-      <w:r>
-        <w:rPr>
-          <w:rFonts w:ascii="Consolas" w:cs="Consolas" w:eastAsia="Consolas" w:hAnsi="Consolas"/>
-          <w:color w:val="333333"/>
-          <w:sz w:val="17"/>
-          <w:szCs w:val="17"/>
-        </w:rPr>
-        <w:t xml:space="preserve">║   ║     + (1 − failure_rate  × 0.20)                              ║         ║</w:t>
-      </w:r>
-    </w:p>
-    <w:p>
-      <w:pPr>
-        <w:shd w:fill="F8F8F8" w:color="F8F8F8" w:val="solid"/>
-        <w:spacing w:after="0" w:before="0" w:line="260"/>
-      </w:pPr>
-      <w:r>
-        <w:rPr>
-          <w:rFonts w:ascii="Consolas" w:cs="Consolas" w:eastAsia="Consolas" w:hAnsi="Consolas"/>
-          <w:color w:val="333333"/>
-          <w:sz w:val="17"/>
-          <w:szCs w:val="17"/>
-        </w:rPr>
-        <w:t xml:space="preserve">║   ║                                                               ║         ║</w:t>
-      </w:r>
-    </w:p>
-    <w:p>
-      <w:pPr>
-        <w:shd w:fill="F8F8F8" w:color="F8F8F8" w:val="solid"/>
-        <w:spacing w:after="0" w:before="0" w:line="260"/>
-      </w:pPr>
-      <w:r>
-        <w:rPr>
-          <w:rFonts w:ascii="Consolas" w:cs="Consolas" w:eastAsia="Consolas" w:hAnsi="Consolas"/>
-          <w:color w:val="333333"/>
-          <w:sz w:val="17"/>
-          <w:szCs w:val="17"/>
-        </w:rPr>
-        <w:t xml:space="preserve">║   ║  ② Consistent Observations ≥ 3 (confidence ≥ 0.50)          ║         ║</w:t>
-      </w:r>
-    </w:p>
-    <w:p>
-      <w:pPr>
-        <w:shd w:fill="F8F8F8" w:color="F8F8F8" w:val="solid"/>
-        <w:spacing w:after="0" w:before="0" w:line="260"/>
-      </w:pPr>
-      <w:r>
-        <w:rPr>
-          <w:rFonts w:ascii="Consolas" w:cs="Consolas" w:eastAsia="Consolas" w:hAnsi="Consolas"/>
-          <w:color w:val="333333"/>
-          <w:sz w:val="17"/>
-          <w:szCs w:val="17"/>
-        </w:rPr>
-        <w:t xml:space="preserve">║   ║                                                               ║         ║</w:t>
-      </w:r>
-    </w:p>
-    <w:p>
-      <w:pPr>
-        <w:shd w:fill="F8F8F8" w:color="F8F8F8" w:val="solid"/>
-        <w:spacing w:after="0" w:before="0" w:line="260"/>
-      </w:pPr>
-      <w:r>
-        <w:rPr>
-          <w:rFonts w:ascii="Consolas" w:cs="Consolas" w:eastAsia="Consolas" w:hAnsi="Consolas"/>
-          <w:color w:val="333333"/>
-          <w:sz w:val="17"/>
-          <w:szCs w:val="17"/>
-        </w:rPr>
-        <w:t xml:space="preserve">║   ║  ③ Failure Rate ≤ 30% (confidence &lt; 0.30)                   ║         ║</w:t>
-      </w:r>
-    </w:p>
-    <w:p>
-      <w:pPr>
-        <w:shd w:fill="F8F8F8" w:color="F8F8F8" w:val="solid"/>
-        <w:spacing w:after="0" w:before="0" w:line="260"/>
-      </w:pPr>
-      <w:r>
-        <w:rPr>
-          <w:rFonts w:ascii="Consolas" w:cs="Consolas" w:eastAsia="Consolas" w:hAnsi="Consolas"/>
-          <w:color w:val="333333"/>
-          <w:sz w:val="17"/>
-          <w:szCs w:val="17"/>
-        </w:rPr>
-        <w:t xml:space="preserve">║   ║                                                               ║         ║</w:t>
-      </w:r>
-    </w:p>
-    <w:p>
-      <w:pPr>
-        <w:shd w:fill="F8F8F8" w:color="F8F8F8" w:val="solid"/>
-        <w:spacing w:after="0" w:before="0" w:line="260"/>
-      </w:pPr>
-      <w:r>
-        <w:rPr>
-          <w:rFonts w:ascii="Consolas" w:cs="Consolas" w:eastAsia="Consolas" w:hAnsi="Consolas"/>
-          <w:color w:val="333333"/>
-          <w:sz w:val="17"/>
-          <w:szCs w:val="17"/>
-        </w:rPr>
-        <w:t xml:space="preserve">║   ║  ④ Compliance Boundary: 0.75 if compliance-critical module  ║         ║</w:t>
-      </w:r>
-    </w:p>
-    <w:p>
-      <w:pPr>
-        <w:shd w:fill="F8F8F8" w:color="F8F8F8" w:val="solid"/>
-        <w:spacing w:after="0" w:before="0" w:line="260"/>
-      </w:pPr>
-      <w:r>
-        <w:rPr>
-          <w:rFonts w:ascii="Consolas" w:cs="Consolas" w:eastAsia="Consolas" w:hAnsi="Consolas"/>
-          <w:color w:val="333333"/>
-          <w:sz w:val="17"/>
-          <w:szCs w:val="17"/>
-        </w:rPr>
-        <w:t xml:space="preserve">║   ║     (complianceReview, toxicityScreen, riskFactors,           ║         ║</w:t>
-      </w:r>
-    </w:p>
-    <w:p>
-      <w:pPr>
-        <w:shd w:fill="F8F8F8" w:color="F8F8F8" w:val="solid"/>
-        <w:spacing w:after="0" w:before="0" w:line="260"/>
-      </w:pPr>
-      <w:r>
-        <w:rPr>
-          <w:rFonts w:ascii="Consolas" w:cs="Consolas" w:eastAsia="Consolas" w:hAnsi="Consolas"/>
-          <w:color w:val="333333"/>
-          <w:sz w:val="17"/>
-          <w:szCs w:val="17"/>
-        </w:rPr>
-        <w:t xml:space="preserve">║   ║      boardReadySummary)                                       ║         ║</w:t>
+        <w:t xml:space="preserve">║   ║  ② Consistent Observations ≥ 3                              ║         ║</w:t>
+      </w:r>
+    </w:p>
+    <w:p>
+      <w:pPr>
+        <w:shd w:fill="F8F8F8" w:color="F8F8F8" w:val="solid"/>
+        <w:spacing w:after="0" w:before="0" w:line="260"/>
+      </w:pPr>
+      <w:r>
+        <w:rPr>
+          <w:rFonts w:ascii="Consolas" w:cs="Consolas" w:eastAsia="Consolas" w:hAnsi="Consolas"/>
+          <w:color w:val="333333"/>
+          <w:sz w:val="17"/>
+          <w:szCs w:val="17"/>
+        </w:rPr>
+        <w:t xml:space="preserve">║   ║  ③ Failure Rate ≤ 30%                                       ║         ║</w:t>
+      </w:r>
+    </w:p>
+    <w:p>
+      <w:pPr>
+        <w:shd w:fill="F8F8F8" w:color="F8F8F8" w:val="solid"/>
+        <w:spacing w:after="0" w:before="0" w:line="260"/>
+      </w:pPr>
+      <w:r>
+        <w:rPr>
+          <w:rFonts w:ascii="Consolas" w:cs="Consolas" w:eastAsia="Consolas" w:hAnsi="Consolas"/>
+          <w:color w:val="333333"/>
+          <w:sz w:val="17"/>
+          <w:szCs w:val="17"/>
+        </w:rPr>
+        <w:t xml:space="preserve">║   ║  ④ Compliance Boundary: 0.75 if critical                    ║         ║</w:t>
       </w:r>
     </w:p>
     <w:p>
@@ -8778,22 +9382,7 @@
           <w:sz w:val="17"/>
           <w:szCs w:val="17"/>
         </w:rPr>
-        <w:t xml:space="preserve">║                   ║                ║                                        ║</w:t>
-      </w:r>
-    </w:p>
-    <w:p>
-      <w:pPr>
-        <w:shd w:fill="F8F8F8" w:color="F8F8F8" w:val="solid"/>
-        <w:spacing w:after="0" w:before="0" w:line="260"/>
-      </w:pPr>
-      <w:r>
-        <w:rPr>
-          <w:rFonts w:ascii="Consolas" w:cs="Consolas" w:eastAsia="Consolas" w:hAnsi="Consolas"/>
-          <w:color w:val="333333"/>
-          <w:sz w:val="17"/>
-          <w:szCs w:val="17"/>
-        </w:rPr>
-        <w:t xml:space="preserve">║              PASSED ║           BLOCKED ║                                   ║</w:t>
+        <w:t xml:space="preserve">║             PASSED ║          BLOCKED ║                                     ║</w:t>
       </w:r>
     </w:p>
     <w:p>
@@ -8838,37 +9427,7 @@
           <w:sz w:val="17"/>
           <w:szCs w:val="17"/>
         </w:rPr>
-        <w:t xml:space="preserve">║   │ Status: APPROVED  │   │ Status: remains PROPOSED │                      ║</w:t>
-      </w:r>
-    </w:p>
-    <w:p>
-      <w:pPr>
-        <w:shd w:fill="F8F8F8" w:color="F8F8F8" w:val="solid"/>
-        <w:spacing w:after="0" w:before="0" w:line="260"/>
-      </w:pPr>
-      <w:r>
-        <w:rPr>
-          <w:rFonts w:ascii="Consolas" w:cs="Consolas" w:eastAsia="Consolas" w:hAnsi="Consolas"/>
-          <w:color w:val="333333"/>
-          <w:sz w:val="17"/>
-          <w:szCs w:val="17"/>
-        </w:rPr>
-        <w:t xml:space="preserve">║   │ → Deploy to prod  │   │ → Log diagnostics        │                      ║</w:t>
-      </w:r>
-    </w:p>
-    <w:p>
-      <w:pPr>
-        <w:shd w:fill="F8F8F8" w:color="F8F8F8" w:val="solid"/>
-        <w:spacing w:after="0" w:before="0" w:line="260"/>
-      </w:pPr>
-      <w:r>
-        <w:rPr>
-          <w:rFonts w:ascii="Consolas" w:cs="Consolas" w:eastAsia="Consolas" w:hAnsi="Consolas"/>
-          <w:color w:val="333333"/>
-          <w:sz w:val="17"/>
-          <w:szCs w:val="17"/>
-        </w:rPr>
-        <w:t xml:space="preserve">║   │ → Audit log entry │   │ → Accumulate more data   │                      ║</w:t>
+        <w:t xml:space="preserve">║   │ APPROVED → Deploy │   │ Remains PROPOSED + logs  │                      ║</w:t>
       </w:r>
     </w:p>
     <w:p>
@@ -8884,21 +9443,6 @@
           <w:szCs w:val="17"/>
         </w:rPr>
         <w:t xml:space="preserve">║   └──────────────────┘   └──────────────────────────┘                      ║</w:t>
-      </w:r>
-    </w:p>
-    <w:p>
-      <w:pPr>
-        <w:shd w:fill="F8F8F8" w:color="F8F8F8" w:val="solid"/>
-        <w:spacing w:after="0" w:before="0" w:line="260"/>
-      </w:pPr>
-      <w:r>
-        <w:rPr>
-          <w:rFonts w:ascii="Consolas" w:cs="Consolas" w:eastAsia="Consolas" w:hAnsi="Consolas"/>
-          <w:color w:val="333333"/>
-          <w:sz w:val="17"/>
-          <w:szCs w:val="17"/>
-        </w:rPr>
-        <w:t xml:space="preserve">║                                                                             ║</w:t>
       </w:r>
     </w:p>
     <w:p>
@@ -9010,217 +9554,142 @@
           <w:sz w:val="17"/>
           <w:szCs w:val="17"/>
         </w:rPr>
-        <w:t xml:space="preserve">║   TELEPHONY BRIDGE                    TRANSCRIPT ENGINE                     ║</w:t>
-      </w:r>
-    </w:p>
-    <w:p>
-      <w:pPr>
-        <w:shd w:fill="F8F8F8" w:color="F8F8F8" w:val="solid"/>
-        <w:spacing w:after="0" w:before="0" w:line="260"/>
-      </w:pPr>
-      <w:r>
-        <w:rPr>
-          <w:rFonts w:ascii="Consolas" w:cs="Consolas" w:eastAsia="Consolas" w:hAnsi="Consolas"/>
-          <w:color w:val="333333"/>
-          <w:sz w:val="17"/>
-          <w:szCs w:val="17"/>
-        </w:rPr>
-        <w:t xml:space="preserve">║   ┌───────────────┐                   ┌───────────────┐                    ║</w:t>
-      </w:r>
-    </w:p>
-    <w:p>
-      <w:pPr>
-        <w:shd w:fill="F8F8F8" w:color="F8F8F8" w:val="solid"/>
-        <w:spacing w:after="0" w:before="0" w:line="260"/>
-      </w:pPr>
-      <w:r>
-        <w:rPr>
-          <w:rFonts w:ascii="Consolas" w:cs="Consolas" w:eastAsia="Consolas" w:hAnsi="Consolas"/>
-          <w:color w:val="333333"/>
-          <w:sz w:val="17"/>
-          <w:szCs w:val="17"/>
-        </w:rPr>
-        <w:t xml:space="preserve">║   │ Audio Signal   │                   │ Transcript Gen │                    ║</w:t>
-      </w:r>
-    </w:p>
-    <w:p>
-      <w:pPr>
-        <w:shd w:fill="F8F8F8" w:color="F8F8F8" w:val="solid"/>
-        <w:spacing w:after="0" w:before="0" w:line="260"/>
-      </w:pPr>
-      <w:r>
-        <w:rPr>
-          <w:rFonts w:ascii="Consolas" w:cs="Consolas" w:eastAsia="Consolas" w:hAnsi="Consolas"/>
-          <w:color w:val="333333"/>
-          <w:sz w:val="17"/>
-          <w:szCs w:val="17"/>
-        </w:rPr>
-        <w:t xml:space="preserve">║   │ arrival_ms     │                   │ generated_ms   │                    ║</w:t>
-      </w:r>
-    </w:p>
-    <w:p>
-      <w:pPr>
-        <w:shd w:fill="F8F8F8" w:color="F8F8F8" w:val="solid"/>
-        <w:spacing w:after="0" w:before="0" w:line="260"/>
-      </w:pPr>
-      <w:r>
-        <w:rPr>
-          <w:rFonts w:ascii="Consolas" w:cs="Consolas" w:eastAsia="Consolas" w:hAnsi="Consolas"/>
-          <w:color w:val="333333"/>
-          <w:sz w:val="17"/>
-          <w:szCs w:val="17"/>
-        </w:rPr>
-        <w:t xml:space="preserve">║   └───────┬───────┘                   └───────┬───────┘                    ║</w:t>
-      </w:r>
-    </w:p>
-    <w:p>
-      <w:pPr>
-        <w:shd w:fill="F8F8F8" w:color="F8F8F8" w:val="solid"/>
-        <w:spacing w:after="0" w:before="0" w:line="260"/>
-      </w:pPr>
-      <w:r>
-        <w:rPr>
-          <w:rFonts w:ascii="Consolas" w:cs="Consolas" w:eastAsia="Consolas" w:hAnsi="Consolas"/>
-          <w:color w:val="333333"/>
-          <w:sz w:val="17"/>
-          <w:szCs w:val="17"/>
-        </w:rPr>
-        <w:t xml:space="preserve">║            │                                    │                            ║</w:t>
-      </w:r>
-    </w:p>
-    <w:p>
-      <w:pPr>
-        <w:shd w:fill="F8F8F8" w:color="F8F8F8" w:val="solid"/>
-        <w:spacing w:after="0" w:before="0" w:line="260"/>
-      </w:pPr>
-      <w:r>
-        <w:rPr>
-          <w:rFonts w:ascii="Consolas" w:cs="Consolas" w:eastAsia="Consolas" w:hAnsi="Consolas"/>
-          <w:color w:val="333333"/>
-          <w:sz w:val="17"/>
-          <w:szCs w:val="17"/>
-        </w:rPr>
-        <w:t xml:space="preserve">║            └──────────────┬─────────────────────┘                            ║</w:t>
-      </w:r>
-    </w:p>
-    <w:p>
-      <w:pPr>
-        <w:shd w:fill="F8F8F8" w:color="F8F8F8" w:val="solid"/>
-        <w:spacing w:after="0" w:before="0" w:line="260"/>
-      </w:pPr>
-      <w:r>
-        <w:rPr>
-          <w:rFonts w:ascii="Consolas" w:cs="Consolas" w:eastAsia="Consolas" w:hAnsi="Consolas"/>
-          <w:color w:val="333333"/>
-          <w:sz w:val="17"/>
-          <w:szCs w:val="17"/>
-        </w:rPr>
-        <w:t xml:space="preserve">║                           │                                                 ║</w:t>
-      </w:r>
-    </w:p>
-    <w:p>
-      <w:pPr>
-        <w:shd w:fill="F8F8F8" w:color="F8F8F8" w:val="solid"/>
-        <w:spacing w:after="0" w:before="0" w:line="260"/>
-      </w:pPr>
-      <w:r>
-        <w:rPr>
-          <w:rFonts w:ascii="Consolas" w:cs="Consolas" w:eastAsia="Consolas" w:hAnsi="Consolas"/>
-          <w:color w:val="333333"/>
-          <w:sz w:val="17"/>
-          <w:szCs w:val="17"/>
-        </w:rPr>
-        <w:t xml:space="preserve">║                           ▼                                                 ║</w:t>
-      </w:r>
-    </w:p>
-    <w:p>
-      <w:pPr>
-        <w:shd w:fill="F8F8F8" w:color="F8F8F8" w:val="solid"/>
-        <w:spacing w:after="0" w:before="0" w:line="260"/>
-      </w:pPr>
-      <w:r>
-        <w:rPr>
-          <w:rFonts w:ascii="Consolas" w:cs="Consolas" w:eastAsia="Consolas" w:hAnsi="Consolas"/>
-          <w:color w:val="333333"/>
-          <w:sz w:val="17"/>
-          <w:szCs w:val="17"/>
-        </w:rPr>
-        <w:t xml:space="preserve">║   ┌═══════════════════════════════════════════════════════════════┐         ║</w:t>
-      </w:r>
-    </w:p>
-    <w:p>
-      <w:pPr>
-        <w:shd w:fill="F8F8F8" w:color="F8F8F8" w:val="solid"/>
-        <w:spacing w:after="0" w:before="0" w:line="260"/>
-      </w:pPr>
-      <w:r>
-        <w:rPr>
-          <w:rFonts w:ascii="Consolas" w:cs="Consolas" w:eastAsia="Consolas" w:hAnsi="Consolas"/>
-          <w:color w:val="333333"/>
-          <w:sz w:val="17"/>
-          <w:szCs w:val="17"/>
-        </w:rPr>
-        <w:t xml:space="preserve">║   ║ DELTA COMPUTATION                                             ║         ║</w:t>
-      </w:r>
-    </w:p>
-    <w:p>
-      <w:pPr>
-        <w:shd w:fill="F8F8F8" w:color="F8F8F8" w:val="solid"/>
-        <w:spacing w:after="0" w:before="0" w:line="260"/>
-      </w:pPr>
-      <w:r>
-        <w:rPr>
-          <w:rFonts w:ascii="Consolas" w:cs="Consolas" w:eastAsia="Consolas" w:hAnsi="Consolas"/>
-          <w:color w:val="333333"/>
-          <w:sz w:val="17"/>
-          <w:szCs w:val="17"/>
-        </w:rPr>
-        <w:t xml:space="preserve">║   ║                                                               ║         ║</w:t>
-      </w:r>
-    </w:p>
-    <w:p>
-      <w:pPr>
-        <w:shd w:fill="F8F8F8" w:color="F8F8F8" w:val="solid"/>
-        <w:spacing w:after="0" w:before="0" w:line="260"/>
-      </w:pPr>
-      <w:r>
-        <w:rPr>
-          <w:rFonts w:ascii="Consolas" w:cs="Consolas" w:eastAsia="Consolas" w:hAnsi="Consolas"/>
-          <w:color w:val="333333"/>
-          <w:sz w:val="17"/>
-          <w:szCs w:val="17"/>
-        </w:rPr>
-        <w:t xml:space="preserve">║   ║  delta = generated_ms − arrival_ms                            ║         ║</w:t>
-      </w:r>
-    </w:p>
-    <w:p>
-      <w:pPr>
-        <w:shd w:fill="F8F8F8" w:color="F8F8F8" w:val="solid"/>
-        <w:spacing w:after="0" w:before="0" w:line="260"/>
-      </w:pPr>
-      <w:r>
-        <w:rPr>
-          <w:rFonts w:ascii="Consolas" w:cs="Consolas" w:eastAsia="Consolas" w:hAnsi="Consolas"/>
-          <w:color w:val="333333"/>
-          <w:sz w:val="17"/>
-          <w:szCs w:val="17"/>
-        </w:rPr>
-        <w:t xml:space="preserve">║   ║  (clamped to [0, 30000] ms)                                   ║         ║</w:t>
-      </w:r>
-    </w:p>
-    <w:p>
-      <w:pPr>
-        <w:shd w:fill="F8F8F8" w:color="F8F8F8" w:val="solid"/>
-        <w:spacing w:after="0" w:before="0" w:line="260"/>
-      </w:pPr>
-      <w:r>
-        <w:rPr>
-          <w:rFonts w:ascii="Consolas" w:cs="Consolas" w:eastAsia="Consolas" w:hAnsi="Consolas"/>
-          <w:color w:val="333333"/>
-          <w:sz w:val="17"/>
-          <w:szCs w:val="17"/>
-        </w:rPr>
-        <w:t xml:space="preserve">║   ╚═══════════════════════════╦═══════════════════════════════════╝         ║</w:t>
+        <w:t xml:space="preserve">║   Audio Signal ──▶ arrival_ms    Transcript Gen ──▶ generated_ms            ║</w:t>
+      </w:r>
+    </w:p>
+    <w:p>
+      <w:pPr>
+        <w:shd w:fill="F8F8F8" w:color="F8F8F8" w:val="solid"/>
+        <w:spacing w:after="0" w:before="0" w:line="260"/>
+      </w:pPr>
+      <w:r>
+        <w:rPr>
+          <w:rFonts w:ascii="Consolas" w:cs="Consolas" w:eastAsia="Consolas" w:hAnsi="Consolas"/>
+          <w:color w:val="333333"/>
+          <w:sz w:val="17"/>
+          <w:szCs w:val="17"/>
+        </w:rPr>
+        <w:t xml:space="preserve">║                                                                             ║</w:t>
+      </w:r>
+    </w:p>
+    <w:p>
+      <w:pPr>
+        <w:shd w:fill="F8F8F8" w:color="F8F8F8" w:val="solid"/>
+        <w:spacing w:after="0" w:before="0" w:line="260"/>
+      </w:pPr>
+      <w:r>
+        <w:rPr>
+          <w:rFonts w:ascii="Consolas" w:cs="Consolas" w:eastAsia="Consolas" w:hAnsi="Consolas"/>
+          <w:color w:val="333333"/>
+          <w:sz w:val="17"/>
+          <w:szCs w:val="17"/>
+        </w:rPr>
+        <w:t xml:space="preserve">║   delta = generated_ms − arrival_ms  (clamped 0–30000ms)                    ║</w:t>
+      </w:r>
+    </w:p>
+    <w:p>
+      <w:pPr>
+        <w:shd w:fill="F8F8F8" w:color="F8F8F8" w:val="solid"/>
+        <w:spacing w:after="0" w:before="0" w:line="260"/>
+      </w:pPr>
+      <w:r>
+        <w:rPr>
+          <w:rFonts w:ascii="Consolas" w:cs="Consolas" w:eastAsia="Consolas" w:hAnsi="Consolas"/>
+          <w:color w:val="333333"/>
+          <w:sz w:val="17"/>
+          <w:szCs w:val="17"/>
+        </w:rPr>
+        <w:t xml:space="preserve">║                                                                             ║</w:t>
+      </w:r>
+    </w:p>
+    <w:p>
+      <w:pPr>
+        <w:shd w:fill="F8F8F8" w:color="F8F8F8" w:val="solid"/>
+        <w:spacing w:after="0" w:before="0" w:line="260"/>
+      </w:pPr>
+      <w:r>
+        <w:rPr>
+          <w:rFonts w:ascii="Consolas" w:cs="Consolas" w:eastAsia="Consolas" w:hAnsi="Consolas"/>
+          <w:color w:val="333333"/>
+          <w:sz w:val="17"/>
+          <w:szCs w:val="17"/>
+        </w:rPr>
+        <w:t xml:space="preserve">║   ┌───────────────────────────────────────────────────────────────┐         ║</w:t>
+      </w:r>
+    </w:p>
+    <w:p>
+      <w:pPr>
+        <w:shd w:fill="F8F8F8" w:color="F8F8F8" w:val="solid"/>
+        <w:spacing w:after="0" w:before="0" w:line="260"/>
+      </w:pPr>
+      <w:r>
+        <w:rPr>
+          <w:rFonts w:ascii="Consolas" w:cs="Consolas" w:eastAsia="Consolas" w:hAnsi="Consolas"/>
+          <w:color w:val="333333"/>
+          <w:sz w:val="17"/>
+          <w:szCs w:val="17"/>
+        </w:rPr>
+        <w:t xml:space="preserve">║   │ ROLLING BUFFER (50 samples per session)                       │         ║</w:t>
+      </w:r>
+    </w:p>
+    <w:p>
+      <w:pPr>
+        <w:shd w:fill="F8F8F8" w:color="F8F8F8" w:val="solid"/>
+        <w:spacing w:after="0" w:before="0" w:line="260"/>
+      </w:pPr>
+      <w:r>
+        <w:rPr>
+          <w:rFonts w:ascii="Consolas" w:cs="Consolas" w:eastAsia="Consolas" w:hAnsi="Consolas"/>
+          <w:color w:val="333333"/>
+          <w:sz w:val="17"/>
+          <w:szCs w:val="17"/>
+        </w:rPr>
+        <w:t xml:space="preserve">║   │  avg_latency      = mean(deltas)                              │         ║</w:t>
+      </w:r>
+    </w:p>
+    <w:p>
+      <w:pPr>
+        <w:shd w:fill="F8F8F8" w:color="F8F8F8" w:val="solid"/>
+        <w:spacing w:after="0" w:before="0" w:line="260"/>
+      </w:pPr>
+      <w:r>
+        <w:rPr>
+          <w:rFonts w:ascii="Consolas" w:cs="Consolas" w:eastAsia="Consolas" w:hAnsi="Consolas"/>
+          <w:color w:val="333333"/>
+          <w:sz w:val="17"/>
+          <w:szCs w:val="17"/>
+        </w:rPr>
+        <w:t xml:space="preserve">║   │  predicted_jitter = stddev(deltas)                            │         ║</w:t>
+      </w:r>
+    </w:p>
+    <w:p>
+      <w:pPr>
+        <w:shd w:fill="F8F8F8" w:color="F8F8F8" w:val="solid"/>
+        <w:spacing w:after="0" w:before="0" w:line="260"/>
+      </w:pPr>
+      <w:r>
+        <w:rPr>
+          <w:rFonts w:ascii="Consolas" w:cs="Consolas" w:eastAsia="Consolas" w:hAnsi="Consolas"/>
+          <w:color w:val="333333"/>
+          <w:sz w:val="17"/>
+          <w:szCs w:val="17"/>
+        </w:rPr>
+        <w:t xml:space="preserve">║   │  adjustment       = avg + (jitter × 0.5)                      │         ║</w:t>
+      </w:r>
+    </w:p>
+    <w:p>
+      <w:pPr>
+        <w:shd w:fill="F8F8F8" w:color="F8F8F8" w:val="solid"/>
+        <w:spacing w:after="0" w:before="0" w:line="260"/>
+      </w:pPr>
+      <w:r>
+        <w:rPr>
+          <w:rFonts w:ascii="Consolas" w:cs="Consolas" w:eastAsia="Consolas" w:hAnsi="Consolas"/>
+          <w:color w:val="333333"/>
+          <w:sz w:val="17"/>
+          <w:szCs w:val="17"/>
+        </w:rPr>
+        <w:t xml:space="preserve">║   └───────────────────────────┬───────────────────────────────────┘         ║</w:t>
       </w:r>
     </w:p>
     <w:p>
@@ -9250,187 +9719,7 @@
           <w:sz w:val="17"/>
           <w:szCs w:val="17"/>
         </w:rPr>
-        <w:t xml:space="preserve">║   ┌───────────────────────────────────────────────────────────────┐         ║</w:t>
-      </w:r>
-    </w:p>
-    <w:p>
-      <w:pPr>
-        <w:shd w:fill="F8F8F8" w:color="F8F8F8" w:val="solid"/>
-        <w:spacing w:after="0" w:before="0" w:line="260"/>
-      </w:pPr>
-      <w:r>
-        <w:rPr>
-          <w:rFonts w:ascii="Consolas" w:cs="Consolas" w:eastAsia="Consolas" w:hAnsi="Consolas"/>
-          <w:color w:val="333333"/>
-          <w:sz w:val="17"/>
-          <w:szCs w:val="17"/>
-        </w:rPr>
-        <w:t xml:space="preserve">║   │ ROLLING BUFFER (50 samples per session)                       │         ║</w:t>
-      </w:r>
-    </w:p>
-    <w:p>
-      <w:pPr>
-        <w:shd w:fill="F8F8F8" w:color="F8F8F8" w:val="solid"/>
-        <w:spacing w:after="0" w:before="0" w:line="260"/>
-      </w:pPr>
-      <w:r>
-        <w:rPr>
-          <w:rFonts w:ascii="Consolas" w:cs="Consolas" w:eastAsia="Consolas" w:hAnsi="Consolas"/>
-          <w:color w:val="333333"/>
-          <w:sz w:val="17"/>
-          <w:szCs w:val="17"/>
-        </w:rPr>
-        <w:t xml:space="preserve">║   │                                                               │         ║</w:t>
-      </w:r>
-    </w:p>
-    <w:p>
-      <w:pPr>
-        <w:shd w:fill="F8F8F8" w:color="F8F8F8" w:val="solid"/>
-        <w:spacing w:after="0" w:before="0" w:line="260"/>
-      </w:pPr>
-      <w:r>
-        <w:rPr>
-          <w:rFonts w:ascii="Consolas" w:cs="Consolas" w:eastAsia="Consolas" w:hAnsi="Consolas"/>
-          <w:color w:val="333333"/>
-          <w:sz w:val="17"/>
-          <w:szCs w:val="17"/>
-        </w:rPr>
-        <w:t xml:space="preserve">║   │  avg_latency   = mean(deltas)                                 │         ║</w:t>
-      </w:r>
-    </w:p>
-    <w:p>
-      <w:pPr>
-        <w:shd w:fill="F8F8F8" w:color="F8F8F8" w:val="solid"/>
-        <w:spacing w:after="0" w:before="0" w:line="260"/>
-      </w:pPr>
-      <w:r>
-        <w:rPr>
-          <w:rFonts w:ascii="Consolas" w:cs="Consolas" w:eastAsia="Consolas" w:hAnsi="Consolas"/>
-          <w:color w:val="333333"/>
-          <w:sz w:val="17"/>
-          <w:szCs w:val="17"/>
-        </w:rPr>
-        <w:t xml:space="preserve">║   │  predicted_jitter = stddev(deltas)                            │         ║</w:t>
-      </w:r>
-    </w:p>
-    <w:p>
-      <w:pPr>
-        <w:shd w:fill="F8F8F8" w:color="F8F8F8" w:val="solid"/>
-        <w:spacing w:after="0" w:before="0" w:line="260"/>
-      </w:pPr>
-      <w:r>
-        <w:rPr>
-          <w:rFonts w:ascii="Consolas" w:cs="Consolas" w:eastAsia="Consolas" w:hAnsi="Consolas"/>
-          <w:color w:val="333333"/>
-          <w:sz w:val="17"/>
-          <w:szCs w:val="17"/>
-        </w:rPr>
-        <w:t xml:space="preserve">║   │  adjustment    = avg_latency + (predicted_jitter × 0.5)       │         ║</w:t>
-      </w:r>
-    </w:p>
-    <w:p>
-      <w:pPr>
-        <w:shd w:fill="F8F8F8" w:color="F8F8F8" w:val="solid"/>
-        <w:spacing w:after="0" w:before="0" w:line="260"/>
-      </w:pPr>
-      <w:r>
-        <w:rPr>
-          <w:rFonts w:ascii="Consolas" w:cs="Consolas" w:eastAsia="Consolas" w:hAnsi="Consolas"/>
-          <w:color w:val="333333"/>
-          <w:sz w:val="17"/>
-          <w:szCs w:val="17"/>
-        </w:rPr>
-        <w:t xml:space="preserve">║   └───────────────────────────┬───────────────────────────────────┘         ║</w:t>
-      </w:r>
-    </w:p>
-    <w:p>
-      <w:pPr>
-        <w:shd w:fill="F8F8F8" w:color="F8F8F8" w:val="solid"/>
-        <w:spacing w:after="0" w:before="0" w:line="260"/>
-      </w:pPr>
-      <w:r>
-        <w:rPr>
-          <w:rFonts w:ascii="Consolas" w:cs="Consolas" w:eastAsia="Consolas" w:hAnsi="Consolas"/>
-          <w:color w:val="333333"/>
-          <w:sz w:val="17"/>
-          <w:szCs w:val="17"/>
-        </w:rPr>
-        <w:t xml:space="preserve">║                               ▼                                             ║</w:t>
-      </w:r>
-    </w:p>
-    <w:p>
-      <w:pPr>
-        <w:shd w:fill="F8F8F8" w:color="F8F8F8" w:val="solid"/>
-        <w:spacing w:after="0" w:before="0" w:line="260"/>
-      </w:pPr>
-      <w:r>
-        <w:rPr>
-          <w:rFonts w:ascii="Consolas" w:cs="Consolas" w:eastAsia="Consolas" w:hAnsi="Consolas"/>
-          <w:color w:val="333333"/>
-          <w:sz w:val="17"/>
-          <w:szCs w:val="17"/>
-        </w:rPr>
-        <w:t xml:space="preserve">║   ┌═══════════════════════════════════════════════════════════════┐         ║</w:t>
-      </w:r>
-    </w:p>
-    <w:p>
-      <w:pPr>
-        <w:shd w:fill="F8F8F8" w:color="F8F8F8" w:val="solid"/>
-        <w:spacing w:after="0" w:before="0" w:line="260"/>
-      </w:pPr>
-      <w:r>
-        <w:rPr>
-          <w:rFonts w:ascii="Consolas" w:cs="Consolas" w:eastAsia="Consolas" w:hAnsi="Consolas"/>
-          <w:color w:val="333333"/>
-          <w:sz w:val="17"/>
-          <w:szCs w:val="17"/>
-        </w:rPr>
-        <w:t xml:space="preserve">║   ║ TEMPORAL ALIGNMENT                                            ║         ║</w:t>
-      </w:r>
-    </w:p>
-    <w:p>
-      <w:pPr>
-        <w:shd w:fill="F8F8F8" w:color="F8F8F8" w:val="solid"/>
-        <w:spacing w:after="0" w:before="0" w:line="260"/>
-      </w:pPr>
-      <w:r>
-        <w:rPr>
-          <w:rFonts w:ascii="Consolas" w:cs="Consolas" w:eastAsia="Consolas" w:hAnsi="Consolas"/>
-          <w:color w:val="333333"/>
-          <w:sz w:val="17"/>
-          <w:szCs w:val="17"/>
-        </w:rPr>
-        <w:t xml:space="preserve">║   ║                                                               ║         ║</w:t>
-      </w:r>
-    </w:p>
-    <w:p>
-      <w:pPr>
-        <w:shd w:fill="F8F8F8" w:color="F8F8F8" w:val="solid"/>
-        <w:spacing w:after="0" w:before="0" w:line="260"/>
-      </w:pPr>
-      <w:r>
-        <w:rPr>
-          <w:rFonts w:ascii="Consolas" w:cs="Consolas" w:eastAsia="Consolas" w:hAnsi="Consolas"/>
-          <w:color w:val="333333"/>
-          <w:sz w:val="17"/>
-          <w:szCs w:val="17"/>
-        </w:rPr>
-        <w:t xml:space="preserve">║   ║  aligned_timestamp = generated_ms − adjustment_factor         ║         ║</w:t>
-      </w:r>
-    </w:p>
-    <w:p>
-      <w:pPr>
-        <w:shd w:fill="F8F8F8" w:color="F8F8F8" w:val="solid"/>
-        <w:spacing w:after="0" w:before="0" w:line="260"/>
-      </w:pPr>
-      <w:r>
-        <w:rPr>
-          <w:rFonts w:ascii="Consolas" w:cs="Consolas" w:eastAsia="Consolas" w:hAnsi="Consolas"/>
-          <w:color w:val="333333"/>
-          <w:sz w:val="17"/>
-          <w:szCs w:val="17"/>
-        </w:rPr>
-        <w:t xml:space="preserve">║   ╚═══════════════════════════════════════════════════════════════╝         ║</w:t>
+        <w:t xml:space="preserve">║   aligned_timestamp = generated_ms − adjustment_factor                      ║</w:t>
       </w:r>
     </w:p>
     <w:p>
@@ -9460,21 +9749,6 @@
           <w:sz w:val="17"/>
           <w:szCs w:val="17"/>
         </w:rPr>
-        <w:t xml:space="preserve">║   LATENCY CLASSIFICATION                                                    ║</w:t>
-      </w:r>
-    </w:p>
-    <w:p>
-      <w:pPr>
-        <w:shd w:fill="F8F8F8" w:color="F8F8F8" w:val="solid"/>
-        <w:spacing w:after="0" w:before="0" w:line="260"/>
-      </w:pPr>
-      <w:r>
-        <w:rPr>
-          <w:rFonts w:ascii="Consolas" w:cs="Consolas" w:eastAsia="Consolas" w:hAnsi="Consolas"/>
-          <w:color w:val="333333"/>
-          <w:sz w:val="17"/>
-          <w:szCs w:val="17"/>
-        </w:rPr>
         <w:t xml:space="preserve">║   ┌──────────┬──────────────┬──────────────┬────────────────────┐          ║</w:t>
       </w:r>
     </w:p>
@@ -9490,22 +9764,7 @@
           <w:sz w:val="17"/>
           <w:szCs w:val="17"/>
         </w:rPr>
-        <w:t xml:space="preserve">║   │ LOW       │ MODERATE      │ HIGH          │ CRITICAL           │          ║</w:t>
-      </w:r>
-    </w:p>
-    <w:p>
-      <w:pPr>
-        <w:shd w:fill="F8F8F8" w:color="F8F8F8" w:val="solid"/>
-        <w:spacing w:after="0" w:before="0" w:line="260"/>
-      </w:pPr>
-      <w:r>
-        <w:rPr>
-          <w:rFonts w:ascii="Consolas" w:cs="Consolas" w:eastAsia="Consolas" w:hAnsi="Consolas"/>
-          <w:color w:val="333333"/>
-          <w:sz w:val="17"/>
-          <w:szCs w:val="17"/>
-        </w:rPr>
-        <w:t xml:space="preserve">║   │ ≤ 200ms   │ ≤ 500ms       │ ≤ 1500ms      │ &gt; 1500ms           │          ║</w:t>
+        <w:t xml:space="preserve">║   │ LOW ≤200  │ MOD ≤500     │ HIGH ≤1500   │ CRITICAL &gt;1500    │          ║</w:t>
       </w:r>
     </w:p>
     <w:p>
@@ -9535,6 +9794,103 @@
           <w:sz w:val="17"/>
           <w:szCs w:val="17"/>
         </w:rPr>
+        <w:t xml:space="preserve">║   Session TTL: 8 hours │ Eviction sweep: 10 minutes                         ║</w:t>
+      </w:r>
+    </w:p>
+    <w:p>
+      <w:pPr>
+        <w:shd w:fill="F8F8F8" w:color="F8F8F8" w:val="solid"/>
+        <w:spacing w:after="0" w:before="0" w:line="260"/>
+      </w:pPr>
+      <w:r>
+        <w:rPr>
+          <w:rFonts w:ascii="Consolas" w:cs="Consolas" w:eastAsia="Consolas" w:hAnsi="Consolas"/>
+          <w:color w:val="333333"/>
+          <w:sz w:val="17"/>
+          <w:szCs w:val="17"/>
+        </w:rPr>
+        <w:t xml:space="preserve">╚══════════════════════════════════════════════════════════════════════════╝</w:t>
+      </w:r>
+    </w:p>
+    <w:p>
+      <w:pPr>
+        <w:spacing w:after="120"/>
+      </w:pPr>
+    </w:p>
+    <w:p>
+      <w:pPr>
+        <w:spacing w:after="80" w:before="200"/>
+        <w:jc w:val="center"/>
+      </w:pPr>
+      <w:r>
+        <w:rPr>
+          <w:rFonts w:ascii="Calibri" w:cs="Calibri" w:eastAsia="Calibri" w:hAnsi="Calibri"/>
+          <w:b/>
+          <w:bCs/>
+          <w:color w:val="1B3A5C"/>
+          <w:sz w:val="22"/>
+          <w:szCs w:val="22"/>
+        </w:rPr>
+        <w:t xml:space="preserve">FIG 34 — AEOS Quote-to-Cash Deterministic Financial State Machine</w:t>
+      </w:r>
+    </w:p>
+    <w:p>
+      <w:pPr>
+        <w:shd w:fill="F8F8F8" w:color="F8F8F8" w:val="solid"/>
+        <w:spacing w:after="0" w:before="0" w:line="260"/>
+      </w:pPr>
+      <w:r>
+        <w:rPr>
+          <w:rFonts w:ascii="Consolas" w:cs="Consolas" w:eastAsia="Consolas" w:hAnsi="Consolas"/>
+          <w:color w:val="333333"/>
+          <w:sz w:val="17"/>
+          <w:szCs w:val="17"/>
+        </w:rPr>
+        <w:t xml:space="preserve">╔══════════════════════════════════════════════════════════════════════════╗</w:t>
+      </w:r>
+    </w:p>
+    <w:p>
+      <w:pPr>
+        <w:shd w:fill="F8F8F8" w:color="F8F8F8" w:val="solid"/>
+        <w:spacing w:after="0" w:before="0" w:line="260"/>
+      </w:pPr>
+      <w:r>
+        <w:rPr>
+          <w:rFonts w:ascii="Consolas" w:cs="Consolas" w:eastAsia="Consolas" w:hAnsi="Consolas"/>
+          <w:color w:val="333333"/>
+          <w:sz w:val="17"/>
+          <w:szCs w:val="17"/>
+        </w:rPr>
+        <w:t xml:space="preserve">║     AEOS QUOTE-TO-CASH STATE MACHINE (Claim 71)                             ║</w:t>
+      </w:r>
+    </w:p>
+    <w:p>
+      <w:pPr>
+        <w:shd w:fill="F8F8F8" w:color="F8F8F8" w:val="solid"/>
+        <w:spacing w:after="0" w:before="0" w:line="260"/>
+      </w:pPr>
+      <w:r>
+        <w:rPr>
+          <w:rFonts w:ascii="Consolas" w:cs="Consolas" w:eastAsia="Consolas" w:hAnsi="Consolas"/>
+          <w:color w:val="333333"/>
+          <w:sz w:val="17"/>
+          <w:szCs w:val="17"/>
+        </w:rPr>
+        <w:t xml:space="preserve">╠══════════════════════════════════════════════════════════════════════════╣</w:t>
+      </w:r>
+    </w:p>
+    <w:p>
+      <w:pPr>
+        <w:shd w:fill="F8F8F8" w:color="F8F8F8" w:val="solid"/>
+        <w:spacing w:after="0" w:before="0" w:line="260"/>
+      </w:pPr>
+      <w:r>
+        <w:rPr>
+          <w:rFonts w:ascii="Consolas" w:cs="Consolas" w:eastAsia="Consolas" w:hAnsi="Consolas"/>
+          <w:color w:val="333333"/>
+          <w:sz w:val="17"/>
+          <w:szCs w:val="17"/>
+        </w:rPr>
         <w:t xml:space="preserve">║                                                                             ║</w:t>
       </w:r>
     </w:p>
@@ -9550,7 +9906,337 @@
           <w:sz w:val="17"/>
           <w:szCs w:val="17"/>
         </w:rPr>
-        <w:t xml:space="preserve">║   SESSION MANAGEMENT: TTL = 8 hours │ Eviction sweep = 10 minutes           ║</w:t>
+        <w:t xml:space="preserve">║   ┌─────────────────┐    digital     ┌──────────────────────────┐          ║</w:t>
+      </w:r>
+    </w:p>
+    <w:p>
+      <w:pPr>
+        <w:shd w:fill="F8F8F8" w:color="F8F8F8" w:val="solid"/>
+        <w:spacing w:after="0" w:before="0" w:line="260"/>
+      </w:pPr>
+      <w:r>
+        <w:rPr>
+          <w:rFonts w:ascii="Consolas" w:cs="Consolas" w:eastAsia="Consolas" w:hAnsi="Consolas"/>
+          <w:color w:val="333333"/>
+          <w:sz w:val="17"/>
+          <w:szCs w:val="17"/>
+        </w:rPr>
+        <w:t xml:space="preserve">║   │ STAGE 1          │    signature   │ STAGE 2                   │          ║</w:t>
+      </w:r>
+    </w:p>
+    <w:p>
+      <w:pPr>
+        <w:shd w:fill="F8F8F8" w:color="F8F8F8" w:val="solid"/>
+        <w:spacing w:after="0" w:before="0" w:line="260"/>
+      </w:pPr>
+      <w:r>
+        <w:rPr>
+          <w:rFonts w:ascii="Consolas" w:cs="Consolas" w:eastAsia="Consolas" w:hAnsi="Consolas"/>
+          <w:color w:val="333333"/>
+          <w:sz w:val="17"/>
+          <w:szCs w:val="17"/>
+        </w:rPr>
+        <w:t xml:space="preserve">║   │ Predictive Quote │ ─────────────▶ │ Autonomous Registration  │          ║</w:t>
+      </w:r>
+    </w:p>
+    <w:p>
+      <w:pPr>
+        <w:shd w:fill="F8F8F8" w:color="F8F8F8" w:val="solid"/>
+        <w:spacing w:after="0" w:before="0" w:line="260"/>
+      </w:pPr>
+      <w:r>
+        <w:rPr>
+          <w:rFonts w:ascii="Consolas" w:cs="Consolas" w:eastAsia="Consolas" w:hAnsi="Consolas"/>
+          <w:color w:val="333333"/>
+          <w:sz w:val="17"/>
+          <w:szCs w:val="17"/>
+        </w:rPr>
+        <w:t xml:space="preserve">║   │                  │                │                           │          ║</w:t>
+      </w:r>
+    </w:p>
+    <w:p>
+      <w:pPr>
+        <w:shd w:fill="F8F8F8" w:color="F8F8F8" w:val="solid"/>
+        <w:spacing w:after="0" w:before="0" w:line="260"/>
+      </w:pPr>
+      <w:r>
+        <w:rPr>
+          <w:rFonts w:ascii="Consolas" w:cs="Consolas" w:eastAsia="Consolas" w:hAnsi="Consolas"/>
+          <w:color w:val="333333"/>
+          <w:sz w:val="17"/>
+          <w:szCs w:val="17"/>
+        </w:rPr>
+        <w:t xml:space="preserve">║   │ • Booking form   │                │ • Generate credentials    │          ║</w:t>
+      </w:r>
+    </w:p>
+    <w:p>
+      <w:pPr>
+        <w:shd w:fill="F8F8F8" w:color="F8F8F8" w:val="solid"/>
+        <w:spacing w:after="0" w:before="0" w:line="260"/>
+      </w:pPr>
+      <w:r>
+        <w:rPr>
+          <w:rFonts w:ascii="Consolas" w:cs="Consolas" w:eastAsia="Consolas" w:hAnsi="Consolas"/>
+          <w:color w:val="333333"/>
+          <w:sz w:val="17"/>
+          <w:szCs w:val="17"/>
+        </w:rPr>
+        <w:t xml:space="preserve">║   │ • Resource check │                │ • Provision Ably channels │          ║</w:t>
+      </w:r>
+    </w:p>
+    <w:p>
+      <w:pPr>
+        <w:shd w:fill="F8F8F8" w:color="F8F8F8" w:val="solid"/>
+        <w:spacing w:after="0" w:before="0" w:line="260"/>
+      </w:pPr>
+      <w:r>
+        <w:rPr>
+          <w:rFonts w:ascii="Consolas" w:cs="Consolas" w:eastAsia="Consolas" w:hAnsi="Consolas"/>
+          <w:color w:val="333333"/>
+          <w:sz w:val="17"/>
+          <w:szCs w:val="17"/>
+        </w:rPr>
+        <w:t xml:space="preserve">║   │ • Demand vector  │                │ • Allocate operators      │          ║</w:t>
+      </w:r>
+    </w:p>
+    <w:p>
+      <w:pPr>
+        <w:shd w:fill="F8F8F8" w:color="F8F8F8" w:val="solid"/>
+        <w:spacing w:after="0" w:before="0" w:line="260"/>
+      </w:pPr>
+      <w:r>
+        <w:rPr>
+          <w:rFonts w:ascii="Consolas" w:cs="Consolas" w:eastAsia="Consolas" w:hAnsi="Consolas"/>
+          <w:color w:val="333333"/>
+          <w:sz w:val="17"/>
+          <w:szCs w:val="17"/>
+        </w:rPr>
+        <w:t xml:space="preserve">║   │ • Price calc     │                │ • Distribute onboarding   │          ║</w:t>
+      </w:r>
+    </w:p>
+    <w:p>
+      <w:pPr>
+        <w:shd w:fill="F8F8F8" w:color="F8F8F8" w:val="solid"/>
+        <w:spacing w:after="0" w:before="0" w:line="260"/>
+      </w:pPr>
+      <w:r>
+        <w:rPr>
+          <w:rFonts w:ascii="Consolas" w:cs="Consolas" w:eastAsia="Consolas" w:hAnsi="Consolas"/>
+          <w:color w:val="333333"/>
+          <w:sz w:val="17"/>
+          <w:szCs w:val="17"/>
+        </w:rPr>
+        <w:t xml:space="preserve">║   └─────────────────┘                └────────────┬─────────────┘          ║</w:t>
+      </w:r>
+    </w:p>
+    <w:p>
+      <w:pPr>
+        <w:shd w:fill="F8F8F8" w:color="F8F8F8" w:val="solid"/>
+        <w:spacing w:after="0" w:before="0" w:line="260"/>
+      </w:pPr>
+      <w:r>
+        <w:rPr>
+          <w:rFonts w:ascii="Consolas" w:cs="Consolas" w:eastAsia="Consolas" w:hAnsi="Consolas"/>
+          <w:color w:val="333333"/>
+          <w:sz w:val="17"/>
+          <w:szCs w:val="17"/>
+        </w:rPr>
+        <w:t xml:space="preserve">║                                                    │                        ║</w:t>
+      </w:r>
+    </w:p>
+    <w:p>
+      <w:pPr>
+        <w:shd w:fill="F8F8F8" w:color="F8F8F8" w:val="solid"/>
+        <w:spacing w:after="0" w:before="0" w:line="260"/>
+      </w:pPr>
+      <w:r>
+        <w:rPr>
+          <w:rFonts w:ascii="Consolas" w:cs="Consolas" w:eastAsia="Consolas" w:hAnsi="Consolas"/>
+          <w:color w:val="333333"/>
+          <w:sz w:val="17"/>
+          <w:szCs w:val="17"/>
+        </w:rPr>
+        <w:t xml:space="preserve">║                                          service-complete                   ║</w:t>
+      </w:r>
+    </w:p>
+    <w:p>
+      <w:pPr>
+        <w:shd w:fill="F8F8F8" w:color="F8F8F8" w:val="solid"/>
+        <w:spacing w:after="0" w:before="0" w:line="260"/>
+      </w:pPr>
+      <w:r>
+        <w:rPr>
+          <w:rFonts w:ascii="Consolas" w:cs="Consolas" w:eastAsia="Consolas" w:hAnsi="Consolas"/>
+          <w:color w:val="333333"/>
+          <w:sz w:val="17"/>
+          <w:szCs w:val="17"/>
+        </w:rPr>
+        <w:t xml:space="preserve">║                                            signal                           ║</w:t>
+      </w:r>
+    </w:p>
+    <w:p>
+      <w:pPr>
+        <w:shd w:fill="F8F8F8" w:color="F8F8F8" w:val="solid"/>
+        <w:spacing w:after="0" w:before="0" w:line="260"/>
+      </w:pPr>
+      <w:r>
+        <w:rPr>
+          <w:rFonts w:ascii="Consolas" w:cs="Consolas" w:eastAsia="Consolas" w:hAnsi="Consolas"/>
+          <w:color w:val="333333"/>
+          <w:sz w:val="17"/>
+          <w:szCs w:val="17"/>
+        </w:rPr>
+        <w:t xml:space="preserve">║                                                    │                        ║</w:t>
+      </w:r>
+    </w:p>
+    <w:p>
+      <w:pPr>
+        <w:shd w:fill="F8F8F8" w:color="F8F8F8" w:val="solid"/>
+        <w:spacing w:after="0" w:before="0" w:line="260"/>
+      </w:pPr>
+      <w:r>
+        <w:rPr>
+          <w:rFonts w:ascii="Consolas" w:cs="Consolas" w:eastAsia="Consolas" w:hAnsi="Consolas"/>
+          <w:color w:val="333333"/>
+          <w:sz w:val="17"/>
+          <w:szCs w:val="17"/>
+        </w:rPr>
+        <w:t xml:space="preserve">║                                                    ▼                        ║</w:t>
+      </w:r>
+    </w:p>
+    <w:p>
+      <w:pPr>
+        <w:shd w:fill="F8F8F8" w:color="F8F8F8" w:val="solid"/>
+        <w:spacing w:after="0" w:before="0" w:line="260"/>
+      </w:pPr>
+      <w:r>
+        <w:rPr>
+          <w:rFonts w:ascii="Consolas" w:cs="Consolas" w:eastAsia="Consolas" w:hAnsi="Consolas"/>
+          <w:color w:val="333333"/>
+          <w:sz w:val="17"/>
+          <w:szCs w:val="17"/>
+        </w:rPr>
+        <w:t xml:space="preserve">║   ┌──────────────────────────┐       ┌──────────────────────────┐          ║</w:t>
+      </w:r>
+    </w:p>
+    <w:p>
+      <w:pPr>
+        <w:shd w:fill="F8F8F8" w:color="F8F8F8" w:val="solid"/>
+        <w:spacing w:after="0" w:before="0" w:line="260"/>
+      </w:pPr>
+      <w:r>
+        <w:rPr>
+          <w:rFonts w:ascii="Consolas" w:cs="Consolas" w:eastAsia="Consolas" w:hAnsi="Consolas"/>
+          <w:color w:val="333333"/>
+          <w:sz w:val="17"/>
+          <w:szCs w:val="17"/>
+        </w:rPr>
+        <w:t xml:space="preserve">║   │ STAGE 4                   │       │ STAGE 3                   │          ║</w:t>
+      </w:r>
+    </w:p>
+    <w:p>
+      <w:pPr>
+        <w:shd w:fill="F8F8F8" w:color="F8F8F8" w:val="solid"/>
+        <w:spacing w:after="0" w:before="0" w:line="260"/>
+      </w:pPr>
+      <w:r>
+        <w:rPr>
+          <w:rFonts w:ascii="Consolas" w:cs="Consolas" w:eastAsia="Consolas" w:hAnsi="Consolas"/>
+          <w:color w:val="333333"/>
+          <w:sz w:val="17"/>
+          <w:szCs w:val="17"/>
+        </w:rPr>
+        <w:t xml:space="preserve">║   │ Self-Healing Reconcile    │ ◄──── │ Event-Triggered Invoice  │          ║</w:t>
+      </w:r>
+    </w:p>
+    <w:p>
+      <w:pPr>
+        <w:shd w:fill="F8F8F8" w:color="F8F8F8" w:val="solid"/>
+        <w:spacing w:after="0" w:before="0" w:line="260"/>
+      </w:pPr>
+      <w:r>
+        <w:rPr>
+          <w:rFonts w:ascii="Consolas" w:cs="Consolas" w:eastAsia="Consolas" w:hAnsi="Consolas"/>
+          <w:color w:val="333333"/>
+          <w:sz w:val="17"/>
+          <w:szCs w:val="17"/>
+        </w:rPr>
+        <w:t xml:space="preserve">║   │                           │       │                           │          ║</w:t>
+      </w:r>
+    </w:p>
+    <w:p>
+      <w:pPr>
+        <w:shd w:fill="F8F8F8" w:color="F8F8F8" w:val="solid"/>
+        <w:spacing w:after="0" w:before="0" w:line="260"/>
+      </w:pPr>
+      <w:r>
+        <w:rPr>
+          <w:rFonts w:ascii="Consolas" w:cs="Consolas" w:eastAsia="Consolas" w:hAnsi="Consolas"/>
+          <w:color w:val="333333"/>
+          <w:sz w:val="17"/>
+          <w:szCs w:val="17"/>
+        </w:rPr>
+        <w:t xml:space="preserve">║   │ • Banking API interface   │       │ • Crypto-signed invoice   │          ║</w:t>
+      </w:r>
+    </w:p>
+    <w:p>
+      <w:pPr>
+        <w:shd w:fill="F8F8F8" w:color="F8F8F8" w:val="solid"/>
+        <w:spacing w:after="0" w:before="0" w:line="260"/>
+      </w:pPr>
+      <w:r>
+        <w:rPr>
+          <w:rFonts w:ascii="Consolas" w:cs="Consolas" w:eastAsia="Consolas" w:hAnsi="Consolas"/>
+          <w:color w:val="333333"/>
+          <w:sz w:val="17"/>
+          <w:szCs w:val="17"/>
+        </w:rPr>
+        <w:t xml:space="preserve">║   │ • SHA-256 hash matching   │       │ • Event duration + stats  │          ║</w:t>
+      </w:r>
+    </w:p>
+    <w:p>
+      <w:pPr>
+        <w:shd w:fill="F8F8F8" w:color="F8F8F8" w:val="solid"/>
+        <w:spacing w:after="0" w:before="0" w:line="260"/>
+      </w:pPr>
+      <w:r>
+        <w:rPr>
+          <w:rFonts w:ascii="Consolas" w:cs="Consolas" w:eastAsia="Consolas" w:hAnsi="Consolas"/>
+          <w:color w:val="333333"/>
+          <w:sz w:val="17"/>
+          <w:szCs w:val="17"/>
+        </w:rPr>
+        <w:t xml:space="preserve">║   │ • Discrepancy detection   │       │ • Blockchain cert ref     │          ║</w:t>
+      </w:r>
+    </w:p>
+    <w:p>
+      <w:pPr>
+        <w:shd w:fill="F8F8F8" w:color="F8F8F8" w:val="solid"/>
+        <w:spacing w:after="0" w:before="0" w:line="260"/>
+      </w:pPr>
+      <w:r>
+        <w:rPr>
+          <w:rFonts w:ascii="Consolas" w:cs="Consolas" w:eastAsia="Consolas" w:hAnsi="Consolas"/>
+          <w:color w:val="333333"/>
+          <w:sz w:val="17"/>
+          <w:szCs w:val="17"/>
+        </w:rPr>
+        <w:t xml:space="preserve">║   │ • Resolution Agent        │       │ • AI session summary      │          ║</w:t>
+      </w:r>
+    </w:p>
+    <w:p>
+      <w:pPr>
+        <w:shd w:fill="F8F8F8" w:color="F8F8F8" w:val="solid"/>
+        <w:spacing w:after="0" w:before="0" w:line="260"/>
+      </w:pPr>
+      <w:r>
+        <w:rPr>
+          <w:rFonts w:ascii="Consolas" w:cs="Consolas" w:eastAsia="Consolas" w:hAnsi="Consolas"/>
+          <w:color w:val="333333"/>
+          <w:sz w:val="17"/>
+          <w:szCs w:val="17"/>
+        </w:rPr>
+        <w:t xml:space="preserve">║   └──────────────────────────┘       └──────────────────────────┘          ║</w:t>
       </w:r>
     </w:p>
     <w:p>
@@ -9580,6 +10266,36 @@
           <w:sz w:val="17"/>
           <w:szCs w:val="17"/>
         </w:rPr>
+        <w:t xml:space="preserve">║   ALL STAGES ──▶ Governance Gateway (Claim 64) validates before execution   ║</w:t>
+      </w:r>
+    </w:p>
+    <w:p>
+      <w:pPr>
+        <w:shd w:fill="F8F8F8" w:color="F8F8F8" w:val="solid"/>
+        <w:spacing w:after="0" w:before="0" w:line="260"/>
+      </w:pPr>
+      <w:r>
+        <w:rPr>
+          <w:rFonts w:ascii="Consolas" w:cs="Consolas" w:eastAsia="Consolas" w:hAnsi="Consolas"/>
+          <w:color w:val="333333"/>
+          <w:sz w:val="17"/>
+          <w:szCs w:val="17"/>
+        </w:rPr>
+        <w:t xml:space="preserve">║                                                                             ║</w:t>
+      </w:r>
+    </w:p>
+    <w:p>
+      <w:pPr>
+        <w:shd w:fill="F8F8F8" w:color="F8F8F8" w:val="solid"/>
+        <w:spacing w:after="0" w:before="0" w:line="260"/>
+      </w:pPr>
+      <w:r>
+        <w:rPr>
+          <w:rFonts w:ascii="Consolas" w:cs="Consolas" w:eastAsia="Consolas" w:hAnsi="Consolas"/>
+          <w:color w:val="333333"/>
+          <w:sz w:val="17"/>
+          <w:szCs w:val="17"/>
+        </w:rPr>
         <w:t xml:space="preserve">╚══════════════════════════════════════════════════════════════════════════╝</w:t>
       </w:r>
     </w:p>
@@ -9590,8 +10306,634 @@
     </w:p>
     <w:p>
       <w:pPr>
+        <w:spacing w:after="80" w:before="200"/>
+        <w:jc w:val="center"/>
+      </w:pPr>
+      <w:r>
+        <w:rPr>
+          <w:rFonts w:ascii="Calibri" w:cs="Calibri" w:eastAsia="Calibri" w:hAnsi="Calibri"/>
+          <w:b/>
+          <w:bCs/>
+          <w:color w:val="1B3A5C"/>
+          <w:sz w:val="22"/>
+          <w:szCs w:val="22"/>
+        </w:rPr>
+        <w:t xml:space="preserve">FIG 35 — Organizational Knowledge Graph (Digital Twin)</w:t>
+      </w:r>
+    </w:p>
+    <w:p>
+      <w:pPr>
+        <w:shd w:fill="F8F8F8" w:color="F8F8F8" w:val="solid"/>
+        <w:spacing w:after="0" w:before="0" w:line="260"/>
+      </w:pPr>
+      <w:r>
+        <w:rPr>
+          <w:rFonts w:ascii="Consolas" w:cs="Consolas" w:eastAsia="Consolas" w:hAnsi="Consolas"/>
+          <w:color w:val="333333"/>
+          <w:sz w:val="17"/>
+          <w:szCs w:val="17"/>
+        </w:rPr>
+        <w:t xml:space="preserve">╔══════════════════════════════════════════════════════════════════════════╗</w:t>
+      </w:r>
+    </w:p>
+    <w:p>
+      <w:pPr>
+        <w:shd w:fill="F8F8F8" w:color="F8F8F8" w:val="solid"/>
+        <w:spacing w:after="0" w:before="0" w:line="260"/>
+      </w:pPr>
+      <w:r>
+        <w:rPr>
+          <w:rFonts w:ascii="Consolas" w:cs="Consolas" w:eastAsia="Consolas" w:hAnsi="Consolas"/>
+          <w:color w:val="333333"/>
+          <w:sz w:val="17"/>
+          <w:szCs w:val="17"/>
+        </w:rPr>
+        <w:t xml:space="preserve">║     ORGANIZATIONAL KNOWLEDGE GRAPH — DIGITAL TWIN (Claim 72)                ║</w:t>
+      </w:r>
+    </w:p>
+    <w:p>
+      <w:pPr>
+        <w:shd w:fill="F8F8F8" w:color="F8F8F8" w:val="solid"/>
+        <w:spacing w:after="0" w:before="0" w:line="260"/>
+      </w:pPr>
+      <w:r>
+        <w:rPr>
+          <w:rFonts w:ascii="Consolas" w:cs="Consolas" w:eastAsia="Consolas" w:hAnsi="Consolas"/>
+          <w:color w:val="333333"/>
+          <w:sz w:val="17"/>
+          <w:szCs w:val="17"/>
+        </w:rPr>
+        <w:t xml:space="preserve">╠══════════════════════════════════════════════════════════════════════════╣</w:t>
+      </w:r>
+    </w:p>
+    <w:p>
+      <w:pPr>
+        <w:shd w:fill="F8F8F8" w:color="F8F8F8" w:val="solid"/>
+        <w:spacing w:after="0" w:before="0" w:line="260"/>
+      </w:pPr>
+      <w:r>
+        <w:rPr>
+          <w:rFonts w:ascii="Consolas" w:cs="Consolas" w:eastAsia="Consolas" w:hAnsi="Consolas"/>
+          <w:color w:val="333333"/>
+          <w:sz w:val="17"/>
+          <w:szCs w:val="17"/>
+        </w:rPr>
+        <w:t xml:space="preserve">║                                                                             ║</w:t>
+      </w:r>
+    </w:p>
+    <w:p>
+      <w:pPr>
+        <w:shd w:fill="F8F8F8" w:color="F8F8F8" w:val="solid"/>
+        <w:spacing w:after="0" w:before="0" w:line="260"/>
+      </w:pPr>
+      <w:r>
+        <w:rPr>
+          <w:rFonts w:ascii="Consolas" w:cs="Consolas" w:eastAsia="Consolas" w:hAnsi="Consolas"/>
+          <w:color w:val="333333"/>
+          <w:sz w:val="17"/>
+          <w:szCs w:val="17"/>
+        </w:rPr>
+        <w:t xml:space="preserve">║                        ┌──────────────────┐                                ║</w:t>
+      </w:r>
+    </w:p>
+    <w:p>
+      <w:pPr>
+        <w:shd w:fill="F8F8F8" w:color="F8F8F8" w:val="solid"/>
+        <w:spacing w:after="0" w:before="0" w:line="260"/>
+      </w:pPr>
+      <w:r>
+        <w:rPr>
+          <w:rFonts w:ascii="Consolas" w:cs="Consolas" w:eastAsia="Consolas" w:hAnsi="Consolas"/>
+          <w:color w:val="333333"/>
+          <w:sz w:val="17"/>
+          <w:szCs w:val="17"/>
+        </w:rPr>
+        <w:t xml:space="preserve">║                        │ COMPANY PROFILE   │                                ║</w:t>
+      </w:r>
+    </w:p>
+    <w:p>
+      <w:pPr>
+        <w:shd w:fill="F8F8F8" w:color="F8F8F8" w:val="solid"/>
+        <w:spacing w:after="0" w:before="0" w:line="260"/>
+      </w:pPr>
+      <w:r>
+        <w:rPr>
+          <w:rFonts w:ascii="Consolas" w:cs="Consolas" w:eastAsia="Consolas" w:hAnsi="Consolas"/>
+          <w:color w:val="333333"/>
+          <w:sz w:val="17"/>
+          <w:szCs w:val="17"/>
+        </w:rPr>
+        <w:t xml:space="preserve">║                        │ • Personality      │                                ║</w:t>
+      </w:r>
+    </w:p>
+    <w:p>
+      <w:pPr>
+        <w:shd w:fill="F8F8F8" w:color="F8F8F8" w:val="solid"/>
+        <w:spacing w:after="0" w:before="0" w:line="260"/>
+      </w:pPr>
+      <w:r>
+        <w:rPr>
+          <w:rFonts w:ascii="Consolas" w:cs="Consolas" w:eastAsia="Consolas" w:hAnsi="Consolas"/>
+          <w:color w:val="333333"/>
+          <w:sz w:val="17"/>
+          <w:szCs w:val="17"/>
+        </w:rPr>
+        <w:t xml:space="preserve">║                        │ • Brand voice      │                                ║</w:t>
+      </w:r>
+    </w:p>
+    <w:p>
+      <w:pPr>
+        <w:shd w:fill="F8F8F8" w:color="F8F8F8" w:val="solid"/>
+        <w:spacing w:after="0" w:before="0" w:line="260"/>
+      </w:pPr>
+      <w:r>
+        <w:rPr>
+          <w:rFonts w:ascii="Consolas" w:cs="Consolas" w:eastAsia="Consolas" w:hAnsi="Consolas"/>
+          <w:color w:val="333333"/>
+          <w:sz w:val="17"/>
+          <w:szCs w:val="17"/>
+        </w:rPr>
+        <w:t xml:space="preserve">║                        │ • Risk tolerance   │                                ║</w:t>
+      </w:r>
+    </w:p>
+    <w:p>
+      <w:pPr>
+        <w:shd w:fill="F8F8F8" w:color="F8F8F8" w:val="solid"/>
+        <w:spacing w:after="0" w:before="0" w:line="260"/>
+      </w:pPr>
+      <w:r>
+        <w:rPr>
+          <w:rFonts w:ascii="Consolas" w:cs="Consolas" w:eastAsia="Consolas" w:hAnsi="Consolas"/>
+          <w:color w:val="333333"/>
+          <w:sz w:val="17"/>
+          <w:szCs w:val="17"/>
+        </w:rPr>
+        <w:t xml:space="preserve">║                        │ • Reg. posture     │                                ║</w:t>
+      </w:r>
+    </w:p>
+    <w:p>
+      <w:pPr>
+        <w:shd w:fill="F8F8F8" w:color="F8F8F8" w:val="solid"/>
+        <w:spacing w:after="0" w:before="0" w:line="260"/>
+      </w:pPr>
+      <w:r>
+        <w:rPr>
+          <w:rFonts w:ascii="Consolas" w:cs="Consolas" w:eastAsia="Consolas" w:hAnsi="Consolas"/>
+          <w:color w:val="333333"/>
+          <w:sz w:val="17"/>
+          <w:szCs w:val="17"/>
+        </w:rPr>
+        <w:t xml:space="preserve">║                        └────────┬─────────┘                                ║</w:t>
+      </w:r>
+    </w:p>
+    <w:p>
+      <w:pPr>
+        <w:shd w:fill="F8F8F8" w:color="F8F8F8" w:val="solid"/>
+        <w:spacing w:after="0" w:before="0" w:line="260"/>
+      </w:pPr>
+      <w:r>
+        <w:rPr>
+          <w:rFonts w:ascii="Consolas" w:cs="Consolas" w:eastAsia="Consolas" w:hAnsi="Consolas"/>
+          <w:color w:val="333333"/>
+          <w:sz w:val="17"/>
+          <w:szCs w:val="17"/>
+        </w:rPr>
+        <w:t xml:space="preserve">║                                 │                                           ║</w:t>
+      </w:r>
+    </w:p>
+    <w:p>
+      <w:pPr>
+        <w:shd w:fill="F8F8F8" w:color="F8F8F8" w:val="solid"/>
+        <w:spacing w:after="0" w:before="0" w:line="260"/>
+      </w:pPr>
+      <w:r>
+        <w:rPr>
+          <w:rFonts w:ascii="Consolas" w:cs="Consolas" w:eastAsia="Consolas" w:hAnsi="Consolas"/>
+          <w:color w:val="333333"/>
+          <w:sz w:val="17"/>
+          <w:szCs w:val="17"/>
+        </w:rPr>
+        <w:t xml:space="preserve">║              ┌──────────────────┼──────────────────┐                       ║</w:t>
+      </w:r>
+    </w:p>
+    <w:p>
+      <w:pPr>
+        <w:shd w:fill="F8F8F8" w:color="F8F8F8" w:val="solid"/>
+        <w:spacing w:after="0" w:before="0" w:line="260"/>
+      </w:pPr>
+      <w:r>
+        <w:rPr>
+          <w:rFonts w:ascii="Consolas" w:cs="Consolas" w:eastAsia="Consolas" w:hAnsi="Consolas"/>
+          <w:color w:val="333333"/>
+          <w:sz w:val="17"/>
+          <w:szCs w:val="17"/>
+        </w:rPr>
+        <w:t xml:space="preserve">║              │                  │                   │                       ║</w:t>
+      </w:r>
+    </w:p>
+    <w:p>
+      <w:pPr>
+        <w:shd w:fill="F8F8F8" w:color="F8F8F8" w:val="solid"/>
+        <w:spacing w:after="0" w:before="0" w:line="260"/>
+      </w:pPr>
+      <w:r>
+        <w:rPr>
+          <w:rFonts w:ascii="Consolas" w:cs="Consolas" w:eastAsia="Consolas" w:hAnsi="Consolas"/>
+          <w:color w:val="333333"/>
+          <w:sz w:val="17"/>
+          <w:szCs w:val="17"/>
+        </w:rPr>
+        <w:t xml:space="preserve">║              ▼                  ▼                   ▼                       ║</w:t>
+      </w:r>
+    </w:p>
+    <w:p>
+      <w:pPr>
+        <w:shd w:fill="F8F8F8" w:color="F8F8F8" w:val="solid"/>
+        <w:spacing w:after="0" w:before="0" w:line="260"/>
+      </w:pPr>
+      <w:r>
+        <w:rPr>
+          <w:rFonts w:ascii="Consolas" w:cs="Consolas" w:eastAsia="Consolas" w:hAnsi="Consolas"/>
+          <w:color w:val="333333"/>
+          <w:sz w:val="17"/>
+          <w:szCs w:val="17"/>
+        </w:rPr>
+        <w:t xml:space="preserve">║   ┌──────────────────┐ ┌────────────────┐ ┌──────────────────┐            ║</w:t>
+      </w:r>
+    </w:p>
+    <w:p>
+      <w:pPr>
+        <w:shd w:fill="F8F8F8" w:color="F8F8F8" w:val="solid"/>
+        <w:spacing w:after="0" w:before="0" w:line="260"/>
+      </w:pPr>
+      <w:r>
+        <w:rPr>
+          <w:rFonts w:ascii="Consolas" w:cs="Consolas" w:eastAsia="Consolas" w:hAnsi="Consolas"/>
+          <w:color w:val="333333"/>
+          <w:sz w:val="17"/>
+          <w:szCs w:val="17"/>
+        </w:rPr>
+        <w:t xml:space="preserve">║   │ HISTORICAL       │ │ RELATIONSHIP    │ │ GOAL FRAMEWORK   │            ║</w:t>
+      </w:r>
+    </w:p>
+    <w:p>
+      <w:pPr>
+        <w:shd w:fill="F8F8F8" w:color="F8F8F8" w:val="solid"/>
+        <w:spacing w:after="0" w:before="0" w:line="260"/>
+      </w:pPr>
+      <w:r>
+        <w:rPr>
+          <w:rFonts w:ascii="Consolas" w:cs="Consolas" w:eastAsia="Consolas" w:hAnsi="Consolas"/>
+          <w:color w:val="333333"/>
+          <w:sz w:val="17"/>
+          <w:szCs w:val="17"/>
+        </w:rPr>
+        <w:t xml:space="preserve">║   │ INTELLIGENCE     │ │ MAP             │ │                  │            ║</w:t>
+      </w:r>
+    </w:p>
+    <w:p>
+      <w:pPr>
+        <w:shd w:fill="F8F8F8" w:color="F8F8F8" w:val="solid"/>
+        <w:spacing w:after="0" w:before="0" w:line="260"/>
+      </w:pPr>
+      <w:r>
+        <w:rPr>
+          <w:rFonts w:ascii="Consolas" w:cs="Consolas" w:eastAsia="Consolas" w:hAnsi="Consolas"/>
+          <w:color w:val="333333"/>
+          <w:sz w:val="17"/>
+          <w:szCs w:val="17"/>
+        </w:rPr>
+        <w:t xml:space="preserve">║   │                  │ │                 │ │ • Client KPIs    │            ║</w:t>
+      </w:r>
+    </w:p>
+    <w:p>
+      <w:pPr>
+        <w:shd w:fill="F8F8F8" w:color="F8F8F8" w:val="solid"/>
+        <w:spacing w:after="0" w:before="0" w:line="260"/>
+      </w:pPr>
+      <w:r>
+        <w:rPr>
+          <w:rFonts w:ascii="Consolas" w:cs="Consolas" w:eastAsia="Consolas" w:hAnsi="Consolas"/>
+          <w:color w:val="333333"/>
+          <w:sz w:val="17"/>
+          <w:szCs w:val="17"/>
+        </w:rPr>
+        <w:t xml:space="preserve">║   │ • Transcripts    │ │ Client          │ │ • Engagement     │            ║</w:t>
+      </w:r>
+    </w:p>
+    <w:p>
+      <w:pPr>
+        <w:shd w:fill="F8F8F8" w:color="F8F8F8" w:val="solid"/>
+        <w:spacing w:after="0" w:before="0" w:line="260"/>
+      </w:pPr>
+      <w:r>
+        <w:rPr>
+          <w:rFonts w:ascii="Consolas" w:cs="Consolas" w:eastAsia="Consolas" w:hAnsi="Consolas"/>
+          <w:color w:val="333333"/>
+          <w:sz w:val="17"/>
+          <w:szCs w:val="17"/>
+        </w:rPr>
+        <w:t xml:space="preserve">║   │ • Q&amp;A patterns   │ │   └─▶ Event    │ │   targets        │            ║</w:t>
+      </w:r>
+    </w:p>
+    <w:p>
+      <w:pPr>
+        <w:shd w:fill="F8F8F8" w:color="F8F8F8" w:val="solid"/>
+        <w:spacing w:after="0" w:before="0" w:line="260"/>
+      </w:pPr>
+      <w:r>
+        <w:rPr>
+          <w:rFonts w:ascii="Consolas" w:cs="Consolas" w:eastAsia="Consolas" w:hAnsi="Consolas"/>
+          <w:color w:val="333333"/>
+          <w:sz w:val="17"/>
+          <w:szCs w:val="17"/>
+        </w:rPr>
+        <w:t xml:space="preserve">║   │ • Compliance     │ │       └─▶ Atnd │ │ • Compliance     │            ║</w:t>
+      </w:r>
+    </w:p>
+    <w:p>
+      <w:pPr>
+        <w:shd w:fill="F8F8F8" w:color="F8F8F8" w:val="solid"/>
+        <w:spacing w:after="0" w:before="0" w:line="260"/>
+      </w:pPr>
+      <w:r>
+        <w:rPr>
+          <w:rFonts w:ascii="Consolas" w:cs="Consolas" w:eastAsia="Consolas" w:hAnsi="Consolas"/>
+          <w:color w:val="333333"/>
+          <w:sz w:val="17"/>
+          <w:szCs w:val="17"/>
+        </w:rPr>
+        <w:t xml:space="preserve">║   │   incidents      │ │           └─▶ Q│ │   reduction      │            ║</w:t>
+      </w:r>
+    </w:p>
+    <w:p>
+      <w:pPr>
+        <w:shd w:fill="F8F8F8" w:color="F8F8F8" w:val="solid"/>
+        <w:spacing w:after="0" w:before="0" w:line="260"/>
+      </w:pPr>
+      <w:r>
+        <w:rPr>
+          <w:rFonts w:ascii="Consolas" w:cs="Consolas" w:eastAsia="Consolas" w:hAnsi="Consolas"/>
+          <w:color w:val="333333"/>
+          <w:sz w:val="17"/>
+          <w:szCs w:val="17"/>
+        </w:rPr>
+        <w:t xml:space="preserve">║   │ • Sentiment      │ │               S│ │ • Response time  │            ║</w:t>
+      </w:r>
+    </w:p>
+    <w:p>
+      <w:pPr>
+        <w:shd w:fill="F8F8F8" w:color="F8F8F8" w:val="solid"/>
+        <w:spacing w:after="0" w:before="0" w:line="260"/>
+      </w:pPr>
+      <w:r>
+        <w:rPr>
+          <w:rFonts w:ascii="Consolas" w:cs="Consolas" w:eastAsia="Consolas" w:hAnsi="Consolas"/>
+          <w:color w:val="333333"/>
+          <w:sz w:val="17"/>
+          <w:szCs w:val="17"/>
+        </w:rPr>
+        <w:t xml:space="preserve">║   │   trends         │ │ (Sentiment)    │ │   improvement    │            ║</w:t>
+      </w:r>
+    </w:p>
+    <w:p>
+      <w:pPr>
+        <w:shd w:fill="F8F8F8" w:color="F8F8F8" w:val="solid"/>
+        <w:spacing w:after="0" w:before="0" w:line="260"/>
+      </w:pPr>
+      <w:r>
+        <w:rPr>
+          <w:rFonts w:ascii="Consolas" w:cs="Consolas" w:eastAsia="Consolas" w:hAnsi="Consolas"/>
+          <w:color w:val="333333"/>
+          <w:sz w:val="17"/>
+          <w:szCs w:val="17"/>
+        </w:rPr>
+        <w:t xml:space="preserve">║   │ • Decay-weighted │ │                 │ │                  │            ║</w:t>
+      </w:r>
+    </w:p>
+    <w:p>
+      <w:pPr>
+        <w:shd w:fill="F8F8F8" w:color="F8F8F8" w:val="solid"/>
+        <w:spacing w:after="0" w:before="0" w:line="260"/>
+      </w:pPr>
+      <w:r>
+        <w:rPr>
+          <w:rFonts w:ascii="Consolas" w:cs="Consolas" w:eastAsia="Consolas" w:hAnsi="Consolas"/>
+          <w:color w:val="333333"/>
+          <w:sz w:val="17"/>
+          <w:szCs w:val="17"/>
+        </w:rPr>
+        <w:t xml:space="preserve">║   └──────────────────┘ └────────────────┘ └──────────────────┘            ║</w:t>
+      </w:r>
+    </w:p>
+    <w:p>
+      <w:pPr>
+        <w:shd w:fill="F8F8F8" w:color="F8F8F8" w:val="solid"/>
+        <w:spacing w:after="0" w:before="0" w:line="260"/>
+      </w:pPr>
+      <w:r>
+        <w:rPr>
+          <w:rFonts w:ascii="Consolas" w:cs="Consolas" w:eastAsia="Consolas" w:hAnsi="Consolas"/>
+          <w:color w:val="333333"/>
+          <w:sz w:val="17"/>
+          <w:szCs w:val="17"/>
+        </w:rPr>
+        <w:t xml:space="preserve">║                                 │                                           ║</w:t>
+      </w:r>
+    </w:p>
+    <w:p>
+      <w:pPr>
+        <w:shd w:fill="F8F8F8" w:color="F8F8F8" w:val="solid"/>
+        <w:spacing w:after="0" w:before="0" w:line="260"/>
+      </w:pPr>
+      <w:r>
+        <w:rPr>
+          <w:rFonts w:ascii="Consolas" w:cs="Consolas" w:eastAsia="Consolas" w:hAnsi="Consolas"/>
+          <w:color w:val="333333"/>
+          <w:sz w:val="17"/>
+          <w:szCs w:val="17"/>
+        </w:rPr>
+        <w:t xml:space="preserve">║                                 ▼                                           ║</w:t>
+      </w:r>
+    </w:p>
+    <w:p>
+      <w:pPr>
+        <w:shd w:fill="F8F8F8" w:color="F8F8F8" w:val="solid"/>
+        <w:spacing w:after="0" w:before="0" w:line="260"/>
+      </w:pPr>
+      <w:r>
+        <w:rPr>
+          <w:rFonts w:ascii="Consolas" w:cs="Consolas" w:eastAsia="Consolas" w:hAnsi="Consolas"/>
+          <w:color w:val="333333"/>
+          <w:sz w:val="17"/>
+          <w:szCs w:val="17"/>
+        </w:rPr>
+        <w:t xml:space="preserve">║              ┌──────────────────────────────────────┐                      ║</w:t>
+      </w:r>
+    </w:p>
+    <w:p>
+      <w:pPr>
+        <w:shd w:fill="F8F8F8" w:color="F8F8F8" w:val="solid"/>
+        <w:spacing w:after="0" w:before="0" w:line="260"/>
+      </w:pPr>
+      <w:r>
+        <w:rPr>
+          <w:rFonts w:ascii="Consolas" w:cs="Consolas" w:eastAsia="Consolas" w:hAnsi="Consolas"/>
+          <w:color w:val="333333"/>
+          <w:sz w:val="17"/>
+          <w:szCs w:val="17"/>
+        </w:rPr>
+        <w:t xml:space="preserve">║              │ PREDICTIVE OUTPUTS                    │                      ║</w:t>
+      </w:r>
+    </w:p>
+    <w:p>
+      <w:pPr>
+        <w:shd w:fill="F8F8F8" w:color="F8F8F8" w:val="solid"/>
+        <w:spacing w:after="0" w:before="0" w:line="260"/>
+      </w:pPr>
+      <w:r>
+        <w:rPr>
+          <w:rFonts w:ascii="Consolas" w:cs="Consolas" w:eastAsia="Consolas" w:hAnsi="Consolas"/>
+          <w:color w:val="333333"/>
+          <w:sz w:val="17"/>
+          <w:szCs w:val="17"/>
+        </w:rPr>
+        <w:t xml:space="preserve">║              │ • Staffing forecasts                  │                      ║</w:t>
+      </w:r>
+    </w:p>
+    <w:p>
+      <w:pPr>
+        <w:shd w:fill="F8F8F8" w:color="F8F8F8" w:val="solid"/>
+        <w:spacing w:after="0" w:before="0" w:line="260"/>
+      </w:pPr>
+      <w:r>
+        <w:rPr>
+          <w:rFonts w:ascii="Consolas" w:cs="Consolas" w:eastAsia="Consolas" w:hAnsi="Consolas"/>
+          <w:color w:val="333333"/>
+          <w:sz w:val="17"/>
+          <w:szCs w:val="17"/>
+        </w:rPr>
+        <w:t xml:space="preserve">║              │ • Compliance analyst pre-allocation   │                      ║</w:t>
+      </w:r>
+    </w:p>
+    <w:p>
+      <w:pPr>
+        <w:shd w:fill="F8F8F8" w:color="F8F8F8" w:val="solid"/>
+        <w:spacing w:after="0" w:before="0" w:line="260"/>
+      </w:pPr>
+      <w:r>
+        <w:rPr>
+          <w:rFonts w:ascii="Consolas" w:cs="Consolas" w:eastAsia="Consolas" w:hAnsi="Consolas"/>
+          <w:color w:val="333333"/>
+          <w:sz w:val="17"/>
+          <w:szCs w:val="17"/>
+        </w:rPr>
+        <w:t xml:space="preserve">║              │ • Crisis brief preparation            │                      ║</w:t>
+      </w:r>
+    </w:p>
+    <w:p>
+      <w:pPr>
+        <w:shd w:fill="F8F8F8" w:color="F8F8F8" w:val="solid"/>
+        <w:spacing w:after="0" w:before="0" w:line="260"/>
+      </w:pPr>
+      <w:r>
+        <w:rPr>
+          <w:rFonts w:ascii="Consolas" w:cs="Consolas" w:eastAsia="Consolas" w:hAnsi="Consolas"/>
+          <w:color w:val="333333"/>
+          <w:sz w:val="17"/>
+          <w:szCs w:val="17"/>
+        </w:rPr>
+        <w:t xml:space="preserve">║              │ • Pricing recommendations             │                      ║</w:t>
+      </w:r>
+    </w:p>
+    <w:p>
+      <w:pPr>
+        <w:shd w:fill="F8F8F8" w:color="F8F8F8" w:val="solid"/>
+        <w:spacing w:after="0" w:before="0" w:line="260"/>
+      </w:pPr>
+      <w:r>
+        <w:rPr>
+          <w:rFonts w:ascii="Consolas" w:cs="Consolas" w:eastAsia="Consolas" w:hAnsi="Consolas"/>
+          <w:color w:val="333333"/>
+          <w:sz w:val="17"/>
+          <w:szCs w:val="17"/>
+        </w:rPr>
+        <w:t xml:space="preserve">║              └──────────────────────────────────────┘                      ║</w:t>
+      </w:r>
+    </w:p>
+    <w:p>
+      <w:pPr>
+        <w:shd w:fill="F8F8F8" w:color="F8F8F8" w:val="solid"/>
+        <w:spacing w:after="0" w:before="0" w:line="260"/>
+      </w:pPr>
+      <w:r>
+        <w:rPr>
+          <w:rFonts w:ascii="Consolas" w:cs="Consolas" w:eastAsia="Consolas" w:hAnsi="Consolas"/>
+          <w:color w:val="333333"/>
+          <w:sz w:val="17"/>
+          <w:szCs w:val="17"/>
+        </w:rPr>
+        <w:t xml:space="preserve">║                                                                             ║</w:t>
+      </w:r>
+    </w:p>
+    <w:p>
+      <w:pPr>
+        <w:shd w:fill="F8F8F8" w:color="F8F8F8" w:val="solid"/>
+        <w:spacing w:after="0" w:before="0" w:line="260"/>
+      </w:pPr>
+      <w:r>
+        <w:rPr>
+          <w:rFonts w:ascii="Consolas" w:cs="Consolas" w:eastAsia="Consolas" w:hAnsi="Consolas"/>
+          <w:color w:val="333333"/>
+          <w:sz w:val="17"/>
+          <w:szCs w:val="17"/>
+        </w:rPr>
+        <w:t xml:space="preserve">║   SOVEREIGN DATA: Isolated per-client │ Zero-trust │ POPIA/GDPR/SOX        ║</w:t>
+      </w:r>
+    </w:p>
+    <w:p>
+      <w:pPr>
+        <w:shd w:fill="F8F8F8" w:color="F8F8F8" w:val="solid"/>
+        <w:spacing w:after="0" w:before="0" w:line="260"/>
+      </w:pPr>
+      <w:r>
+        <w:rPr>
+          <w:rFonts w:ascii="Consolas" w:cs="Consolas" w:eastAsia="Consolas" w:hAnsi="Consolas"/>
+          <w:color w:val="333333"/>
+          <w:sz w:val="17"/>
+          <w:szCs w:val="17"/>
+        </w:rPr>
+        <w:t xml:space="preserve">║                                                                             ║</w:t>
+      </w:r>
+    </w:p>
+    <w:p>
+      <w:pPr>
+        <w:shd w:fill="F8F8F8" w:color="F8F8F8" w:val="solid"/>
+        <w:spacing w:after="0" w:before="0" w:line="260"/>
+      </w:pPr>
+      <w:r>
+        <w:rPr>
+          <w:rFonts w:ascii="Consolas" w:cs="Consolas" w:eastAsia="Consolas" w:hAnsi="Consolas"/>
+          <w:color w:val="333333"/>
+          <w:sz w:val="17"/>
+          <w:szCs w:val="17"/>
+        </w:rPr>
+        <w:t xml:space="preserve">╚══════════════════════════════════════════════════════════════════════════╝</w:t>
+      </w:r>
+    </w:p>
+    <w:p>
+      <w:pPr>
+        <w:spacing w:after="120"/>
+      </w:pPr>
+    </w:p>
+    <w:p>
+      <w:pPr>
+        <w:spacing w:after="60"/>
+      </w:pPr>
+    </w:p>
+    <w:p>
+      <w:pPr>
         <w:spacing w:after="120" w:before="0"/>
-        <w:jc w:val="left"/>
       </w:pPr>
       <w:r>
         <w:rPr>
@@ -9604,7 +10946,7 @@
           <w:sz w:val="21"/>
           <w:szCs w:val="21"/>
         </w:rPr>
-        <w:t xml:space="preserve">FIG 31–33 are provided as black-and-white line drawings in accordance with CIPC drawing standards.</w:t>
+        <w:t xml:space="preserve">FIG 31–35 are provided as black-and-white line drawings in accordance with CIPC drawing standards.</w:t>
       </w:r>
     </w:p>
     <w:p>
@@ -9628,13 +10970,12 @@
           <w:sz w:val="26"/>
           <w:szCs w:val="26"/>
         </w:rPr>
-        <w:t xml:space="preserve">15. Incorporation by Reference</w:t>
+        <w:t xml:space="preserve">16. Incorporation by Reference</w:t>
       </w:r>
     </w:p>
     <w:p>
       <w:pPr>
         <w:spacing w:after="120" w:before="0"/>
-        <w:jc w:val="left"/>
       </w:pPr>
       <w:r>
         <w:rPr>
@@ -9668,8 +11009,6 @@
       <w:r>
         <w:rPr>
           <w:rFonts w:ascii="Calibri" w:cs="Calibri" w:eastAsia="Calibri" w:hAnsi="Calibri"/>
-          <w:b w:val="false"/>
-          <w:bCs w:val="false"/>
           <w:sz w:val="21"/>
           <w:szCs w:val="21"/>
         </w:rPr>
@@ -9689,8 +11028,6 @@
       <w:r>
         <w:rPr>
           <w:rFonts w:ascii="Calibri" w:cs="Calibri" w:eastAsia="Calibri" w:hAnsi="Calibri"/>
-          <w:b w:val="false"/>
-          <w:bCs w:val="false"/>
           <w:sz w:val="21"/>
           <w:szCs w:val="21"/>
         </w:rPr>
@@ -9710,8 +11047,6 @@
       <w:r>
         <w:rPr>
           <w:rFonts w:ascii="Calibri" w:cs="Calibri" w:eastAsia="Calibri" w:hAnsi="Calibri"/>
-          <w:b w:val="false"/>
-          <w:bCs w:val="false"/>
           <w:sz w:val="21"/>
           <w:szCs w:val="21"/>
         </w:rPr>
@@ -9731,8 +11066,6 @@
       <w:r>
         <w:rPr>
           <w:rFonts w:ascii="Calibri" w:cs="Calibri" w:eastAsia="Calibri" w:hAnsi="Calibri"/>
-          <w:b w:val="false"/>
-          <w:bCs w:val="false"/>
           <w:sz w:val="21"/>
           <w:szCs w:val="21"/>
         </w:rPr>
@@ -9752,8 +11085,6 @@
       <w:r>
         <w:rPr>
           <w:rFonts w:ascii="Calibri" w:cs="Calibri" w:eastAsia="Calibri" w:hAnsi="Calibri"/>
-          <w:b w:val="false"/>
-          <w:bCs w:val="false"/>
           <w:sz w:val="21"/>
           <w:szCs w:val="21"/>
         </w:rPr>
@@ -9768,7 +11099,6 @@
     <w:p>
       <w:pPr>
         <w:spacing w:after="120" w:before="0"/>
-        <w:jc w:val="left"/>
       </w:pPr>
       <w:r>
         <w:rPr>
@@ -9781,7 +11111,7 @@
           <w:sz w:val="21"/>
           <w:szCs w:val="21"/>
         </w:rPr>
-        <w:t xml:space="preserve">All prior modules (1–31), claims (1–55), and figures (FIG 1–30) remain in full force. This submission adds Claims 56–70 and FIG 31–33.</w:t>
+        <w:t xml:space="preserve">All prior modules (1–31), claims (1–55), and figures (FIG 1–30) remain in full force. This submission adds Module 32, Claims 56–75, and FIG 31–35.</w:t>
       </w:r>
     </w:p>
     <w:p>
@@ -9797,13 +11127,12 @@
           <w:sz w:val="26"/>
           <w:szCs w:val="26"/>
         </w:rPr>
-        <w:t xml:space="preserve">16. Declaration</w:t>
+        <w:t xml:space="preserve">17. Declaration</w:t>
       </w:r>
     </w:p>
     <w:p>
       <w:pPr>
         <w:spacing w:after="120" w:before="0"/>
-        <w:jc w:val="left"/>
       </w:pPr>
       <w:r>
         <w:rPr>
@@ -9837,8 +11166,6 @@
       <w:r>
         <w:rPr>
           <w:rFonts w:ascii="Calibri" w:cs="Calibri" w:eastAsia="Calibri" w:hAnsi="Calibri"/>
-          <w:b w:val="false"/>
-          <w:bCs w:val="false"/>
           <w:sz w:val="21"/>
           <w:szCs w:val="21"/>
         </w:rPr>
@@ -9858,8 +11185,6 @@
       <w:r>
         <w:rPr>
           <w:rFonts w:ascii="Calibri" w:cs="Calibri" w:eastAsia="Calibri" w:hAnsi="Calibri"/>
-          <w:b w:val="false"/>
-          <w:bCs w:val="false"/>
           <w:sz w:val="21"/>
           <w:szCs w:val="21"/>
         </w:rPr>
@@ -9879,8 +11204,6 @@
       <w:r>
         <w:rPr>
           <w:rFonts w:ascii="Calibri" w:cs="Calibri" w:eastAsia="Calibri" w:hAnsi="Calibri"/>
-          <w:b w:val="false"/>
-          <w:bCs w:val="false"/>
           <w:sz w:val="21"/>
           <w:szCs w:val="21"/>
         </w:rPr>
@@ -9900,8 +11223,6 @@
       <w:r>
         <w:rPr>
           <w:rFonts w:ascii="Calibri" w:cs="Calibri" w:eastAsia="Calibri" w:hAnsi="Calibri"/>
-          <w:b w:val="false"/>
-          <w:bCs w:val="false"/>
           <w:sz w:val="21"/>
           <w:szCs w:val="21"/>
         </w:rPr>
@@ -9921,8 +11242,6 @@
       <w:r>
         <w:rPr>
           <w:rFonts w:ascii="Calibri" w:cs="Calibri" w:eastAsia="Calibri" w:hAnsi="Calibri"/>
-          <w:b w:val="false"/>
-          <w:bCs w:val="false"/>
           <w:sz w:val="21"/>
           <w:szCs w:val="21"/>
         </w:rPr>
@@ -9941,13 +11260,7 @@
     </w:p>
     <w:p>
       <w:pPr>
-        <w:spacing w:after="60"/>
-      </w:pPr>
-    </w:p>
-    <w:p>
-      <w:pPr>
         <w:spacing w:after="120" w:before="0"/>
-        <w:jc w:val="left"/>
       </w:pPr>
       <w:r>
         <w:rPr>
@@ -9966,7 +11279,6 @@
     <w:p>
       <w:pPr>
         <w:spacing w:after="120" w:before="0"/>
-        <w:jc w:val="left"/>
       </w:pPr>
       <w:r>
         <w:rPr>
@@ -9985,7 +11297,6 @@
     <w:p>
       <w:pPr>
         <w:spacing w:after="120" w:before="0"/>
-        <w:jc w:val="left"/>
       </w:pPr>
       <w:r>
         <w:rPr>
@@ -10004,7 +11315,6 @@
     <w:p>
       <w:pPr>
         <w:spacing w:after="120" w:before="0"/>
-        <w:jc w:val="left"/>
       </w:pPr>
       <w:r>
         <w:rPr>
@@ -10019,11 +11329,6 @@
         </w:rPr>
         <w:t xml:space="preserve">Johannesburg, South Africa</w:t>
       </w:r>
-    </w:p>
-    <w:p>
-      <w:pPr>
-        <w:spacing w:after="60"/>
-      </w:pPr>
     </w:p>
     <w:p>
       <w:pPr>
@@ -10070,7 +11375,7 @@
           <w:sz w:val="18"/>
           <w:szCs w:val="18"/>
         </w:rPr>
-        <w:t xml:space="preserve">CIPC Patent Application ID 1773575338868 | 70 Total Claims | 31 Modules</w:t>
+        <w:t xml:space="preserve">CIPC Patent Application ID 1773575338868 | 75 Total Claims | 32 Modules</w:t>
       </w:r>
     </w:p>
     <w:sectPr>
